--- a/docs/manual/07.硬件调试操作说明.docx
+++ b/docs/manual/07.硬件调试操作说明.docx
@@ -5,51 +5,102 @@
     <w:p>
       <w:pPr>
         <w:pStyle w:val="3"/>
+        <w:rPr>
+          <w:rFonts w:hint="eastAsia" w:ascii="Menlo" w:hAnsi="Menlo" w:eastAsia="微软雅黑" w:cs="微软雅黑"/>
+        </w:rPr>
       </w:pPr>
+      <w:bookmarkStart w:id="0" w:name="_GoBack"/>
       <w:r>
+        <w:rPr>
+          <w:rFonts w:hint="eastAsia" w:ascii="Menlo" w:hAnsi="Menlo" w:eastAsia="微软雅黑" w:cs="微软雅黑"/>
+        </w:rPr>
         <w:t>硬件调试操作说明</w:t>
       </w:r>
     </w:p>
     <w:p>
+      <w:pPr>
+        <w:rPr>
+          <w:rFonts w:hint="eastAsia" w:ascii="Menlo" w:hAnsi="Menlo" w:eastAsia="微软雅黑" w:cs="微软雅黑"/>
+        </w:rPr>
+      </w:pPr>
       <w:r>
+        <w:rPr>
+          <w:rFonts w:hint="eastAsia" w:ascii="Menlo" w:hAnsi="Menlo" w:eastAsia="微软雅黑" w:cs="微软雅黑"/>
+        </w:rPr>
         <w:t>适用端：PC Web</w:t>
       </w:r>
       <w:r>
+        <w:rPr>
+          <w:rFonts w:hint="eastAsia" w:ascii="Menlo" w:hAnsi="Menlo" w:eastAsia="微软雅黑" w:cs="微软雅黑"/>
+        </w:rPr>
         <w:br w:type="textWrapping"/>
       </w:r>
       <w:r>
+        <w:rPr>
+          <w:rFonts w:hint="eastAsia" w:ascii="Menlo" w:hAnsi="Menlo" w:eastAsia="微软雅黑" w:cs="微软雅黑"/>
+        </w:rPr>
         <w:t>对应角色：硬件工程师 / 系统维护人员</w:t>
       </w:r>
       <w:r>
+        <w:rPr>
+          <w:rFonts w:hint="eastAsia" w:ascii="Menlo" w:hAnsi="Menlo" w:eastAsia="微软雅黑" w:cs="微软雅黑"/>
+        </w:rPr>
         <w:br w:type="textWrapping"/>
       </w:r>
       <w:r>
+        <w:rPr>
+          <w:rFonts w:hint="eastAsia" w:ascii="Menlo" w:hAnsi="Menlo" w:eastAsia="微软雅黑" w:cs="微软雅黑"/>
+        </w:rPr>
         <w:t>最后更新：2026-06-18</w:t>
       </w:r>
       <w:r>
+        <w:rPr>
+          <w:rFonts w:hint="eastAsia" w:ascii="Menlo" w:hAnsi="Menlo" w:eastAsia="微软雅黑" w:cs="微软雅黑"/>
+        </w:rPr>
         <w:br w:type="textWrapping"/>
       </w:r>
       <w:r>
+        <w:rPr>
+          <w:rFonts w:hint="eastAsia" w:ascii="Menlo" w:hAnsi="Menlo" w:eastAsia="微软雅黑" w:cs="微软雅黑"/>
+        </w:rPr>
         <w:t>关联版本：v1.0</w:t>
       </w:r>
       <w:r>
+        <w:rPr>
+          <w:rFonts w:hint="eastAsia" w:ascii="Menlo" w:hAnsi="Menlo" w:eastAsia="微软雅黑" w:cs="微软雅黑"/>
+        </w:rPr>
         <w:br w:type="textWrapping"/>
       </w:r>
       <w:r>
+        <w:rPr>
+          <w:rFonts w:hint="eastAsia" w:ascii="Menlo" w:hAnsi="Menlo" w:eastAsia="微软雅黑" w:cs="微软雅黑"/>
+        </w:rPr>
         <w:t>关联文档：智能料架_通信协议规范</w:t>
       </w:r>
     </w:p>
     <w:p>
       <w:pPr>
         <w:pStyle w:val="4"/>
+        <w:rPr>
+          <w:rFonts w:hint="eastAsia" w:ascii="Menlo" w:hAnsi="Menlo" w:eastAsia="微软雅黑" w:cs="微软雅黑"/>
+        </w:rPr>
       </w:pPr>
       <w:r>
+        <w:rPr>
+          <w:rFonts w:hint="eastAsia" w:ascii="Menlo" w:hAnsi="Menlo" w:eastAsia="微软雅黑" w:cs="微软雅黑"/>
+        </w:rPr>
         <w:t>一、功能概述</w:t>
       </w:r>
     </w:p>
     <w:p>
+      <w:pPr>
+        <w:rPr>
+          <w:rFonts w:hint="eastAsia" w:ascii="Menlo" w:hAnsi="Menlo" w:eastAsia="微软雅黑" w:cs="微软雅黑"/>
+        </w:rPr>
+      </w:pPr>
       <w:r>
         <w:rPr>
+          <w:rFonts w:hint="eastAsia" w:ascii="Menlo" w:hAnsi="Menlo" w:eastAsia="微软雅黑" w:cs="微软雅黑"/>
           <w:b/>
         </w:rPr>
         <w:t>硬件调试页面是提供给硬件工程师在系统接入智能料架硬件板时使用的诊断工具。主要解决以下场景：</w:t>
@@ -89,9 +140,13 @@
           <w:p>
             <w:pPr>
               <w:spacing w:after="0" w:line="240" w:lineRule="auto"/>
-            </w:pPr>
-            <w:r>
-              <w:rPr>
+              <w:rPr>
+                <w:rFonts w:hint="eastAsia" w:ascii="Menlo" w:hAnsi="Menlo" w:eastAsia="微软雅黑" w:cs="微软雅黑"/>
+              </w:rPr>
+            </w:pPr>
+            <w:r>
+              <w:rPr>
+                <w:rFonts w:hint="eastAsia" w:ascii="Menlo" w:hAnsi="Menlo" w:eastAsia="微软雅黑" w:cs="微软雅黑"/>
                 <w:b/>
               </w:rPr>
               <w:t>场景</w:t>
@@ -106,9 +161,13 @@
           <w:p>
             <w:pPr>
               <w:spacing w:after="0" w:line="240" w:lineRule="auto"/>
-            </w:pPr>
-            <w:r>
-              <w:rPr>
+              <w:rPr>
+                <w:rFonts w:hint="eastAsia" w:ascii="Menlo" w:hAnsi="Menlo" w:eastAsia="微软雅黑" w:cs="微软雅黑"/>
+              </w:rPr>
+            </w:pPr>
+            <w:r>
+              <w:rPr>
+                <w:rFonts w:hint="eastAsia" w:ascii="Menlo" w:hAnsi="Menlo" w:eastAsia="微软雅黑" w:cs="微软雅黑"/>
                 <w:b/>
               </w:rPr>
               <w:t>说明</w:t>
@@ -124,8 +183,14 @@
           <w:p>
             <w:pPr>
               <w:spacing w:after="0" w:line="240" w:lineRule="auto"/>
-            </w:pPr>
-            <w:r>
+              <w:rPr>
+                <w:rFonts w:hint="eastAsia" w:ascii="Menlo" w:hAnsi="Menlo" w:eastAsia="微软雅黑" w:cs="微软雅黑"/>
+              </w:rPr>
+            </w:pPr>
+            <w:r>
+              <w:rPr>
+                <w:rFonts w:hint="eastAsia" w:ascii="Menlo" w:hAnsi="Menlo" w:eastAsia="微软雅黑" w:cs="微软雅黑"/>
+              </w:rPr>
               <w:t>首次接入</w:t>
             </w:r>
           </w:p>
@@ -137,8 +202,14 @@
           <w:p>
             <w:pPr>
               <w:spacing w:after="0" w:line="240" w:lineRule="auto"/>
-            </w:pPr>
-            <w:r>
+              <w:rPr>
+                <w:rFonts w:hint="eastAsia" w:ascii="Menlo" w:hAnsi="Menlo" w:eastAsia="微软雅黑" w:cs="微软雅黑"/>
+              </w:rPr>
+            </w:pPr>
+            <w:r>
+              <w:rPr>
+                <w:rFonts w:hint="eastAsia" w:ascii="Menlo" w:hAnsi="Menlo" w:eastAsia="微软雅黑" w:cs="微软雅黑"/>
+              </w:rPr>
               <w:t>新硬件板到货后，验证通信是否正常</w:t>
             </w:r>
           </w:p>
@@ -152,8 +223,14 @@
           <w:p>
             <w:pPr>
               <w:spacing w:after="0" w:line="240" w:lineRule="auto"/>
-            </w:pPr>
-            <w:r>
+              <w:rPr>
+                <w:rFonts w:hint="eastAsia" w:ascii="Menlo" w:hAnsi="Menlo" w:eastAsia="微软雅黑" w:cs="微软雅黑"/>
+              </w:rPr>
+            </w:pPr>
+            <w:r>
+              <w:rPr>
+                <w:rFonts w:hint="eastAsia" w:ascii="Menlo" w:hAnsi="Menlo" w:eastAsia="微软雅黑" w:cs="微软雅黑"/>
+              </w:rPr>
               <w:t>故障排查</w:t>
             </w:r>
           </w:p>
@@ -165,8 +242,14 @@
           <w:p>
             <w:pPr>
               <w:spacing w:after="0" w:line="240" w:lineRule="auto"/>
-            </w:pPr>
-            <w:r>
+              <w:rPr>
+                <w:rFonts w:hint="eastAsia" w:ascii="Menlo" w:hAnsi="Menlo" w:eastAsia="微软雅黑" w:cs="微软雅黑"/>
+              </w:rPr>
+            </w:pPr>
+            <w:r>
+              <w:rPr>
+                <w:rFonts w:hint="eastAsia" w:ascii="Menlo" w:hAnsi="Menlo" w:eastAsia="微软雅黑" w:cs="微软雅黑"/>
+              </w:rPr>
               <w:t>运行中灯板异常（不亮、误报、通信中断），快速定位是硬件还是软件问题</w:t>
             </w:r>
           </w:p>
@@ -180,8 +263,14 @@
           <w:p>
             <w:pPr>
               <w:spacing w:after="0" w:line="240" w:lineRule="auto"/>
-            </w:pPr>
-            <w:r>
+              <w:rPr>
+                <w:rFonts w:hint="eastAsia" w:ascii="Menlo" w:hAnsi="Menlo" w:eastAsia="微软雅黑" w:cs="微软雅黑"/>
+              </w:rPr>
+            </w:pPr>
+            <w:r>
+              <w:rPr>
+                <w:rFonts w:hint="eastAsia" w:ascii="Menlo" w:hAnsi="Menlo" w:eastAsia="微软雅黑" w:cs="微软雅黑"/>
+              </w:rPr>
               <w:t>状态确认</w:t>
             </w:r>
           </w:p>
@@ -193,8 +282,14 @@
           <w:p>
             <w:pPr>
               <w:spacing w:after="0" w:line="240" w:lineRule="auto"/>
-            </w:pPr>
-            <w:r>
+              <w:rPr>
+                <w:rFonts w:hint="eastAsia" w:ascii="Menlo" w:hAnsi="Menlo" w:eastAsia="微软雅黑" w:cs="微软雅黑"/>
+              </w:rPr>
+            </w:pPr>
+            <w:r>
+              <w:rPr>
+                <w:rFonts w:hint="eastAsia" w:ascii="Menlo" w:hAnsi="Menlo" w:eastAsia="微软雅黑" w:cs="微软雅黑"/>
+              </w:rPr>
               <w:t>查看主控板及各灯板的实时运行参数</w:t>
             </w:r>
           </w:p>
@@ -208,8 +303,14 @@
           <w:p>
             <w:pPr>
               <w:spacing w:after="0" w:line="240" w:lineRule="auto"/>
-            </w:pPr>
-            <w:r>
+              <w:rPr>
+                <w:rFonts w:hint="eastAsia" w:ascii="Menlo" w:hAnsi="Menlo" w:eastAsia="微软雅黑" w:cs="微软雅黑"/>
+              </w:rPr>
+            </w:pPr>
+            <w:r>
+              <w:rPr>
+                <w:rFonts w:hint="eastAsia" w:ascii="Menlo" w:hAnsi="Menlo" w:eastAsia="微软雅黑" w:cs="微软雅黑"/>
+              </w:rPr>
               <w:t>LED 测试</w:t>
             </w:r>
           </w:p>
@@ -221,8 +322,14 @@
           <w:p>
             <w:pPr>
               <w:spacing w:after="0" w:line="240" w:lineRule="auto"/>
-            </w:pPr>
-            <w:r>
+              <w:rPr>
+                <w:rFonts w:hint="eastAsia" w:ascii="Menlo" w:hAnsi="Menlo" w:eastAsia="微软雅黑" w:cs="微软雅黑"/>
+              </w:rPr>
+            </w:pPr>
+            <w:r>
+              <w:rPr>
+                <w:rFonts w:hint="eastAsia" w:ascii="Menlo" w:hAnsi="Menlo" w:eastAsia="微软雅黑" w:cs="微软雅黑"/>
+              </w:rPr>
               <w:t>验证每个储位的 LED 灯是否正常工作</w:t>
             </w:r>
           </w:p>
@@ -236,10 +343,14 @@
           <w:p>
             <w:pPr>
               <w:spacing w:after="0" w:line="240" w:lineRule="auto"/>
-            </w:pPr>
-            <w:bookmarkStart w:id="0" w:name="_GoBack"/>
-            <w:bookmarkEnd w:id="0"/>
-            <w:r>
+              <w:rPr>
+                <w:rFonts w:hint="eastAsia" w:ascii="Menlo" w:hAnsi="Menlo" w:eastAsia="微软雅黑" w:cs="微软雅黑"/>
+              </w:rPr>
+            </w:pPr>
+            <w:r>
+              <w:rPr>
+                <w:rFonts w:hint="eastAsia" w:ascii="Menlo" w:hAnsi="Menlo" w:eastAsia="微软雅黑" w:cs="微软雅黑"/>
+              </w:rPr>
               <w:t>校准调试</w:t>
             </w:r>
           </w:p>
@@ -251,8 +362,14 @@
           <w:p>
             <w:pPr>
               <w:spacing w:after="0" w:line="240" w:lineRule="auto"/>
-            </w:pPr>
-            <w:r>
+              <w:rPr>
+                <w:rFonts w:hint="eastAsia" w:ascii="Menlo" w:hAnsi="Menlo" w:eastAsia="微软雅黑" w:cs="微软雅黑"/>
+              </w:rPr>
+            </w:pPr>
+            <w:r>
+              <w:rPr>
+                <w:rFonts w:hint="eastAsia" w:ascii="Menlo" w:hAnsi="Menlo" w:eastAsia="微软雅黑" w:cs="微软雅黑"/>
+              </w:rPr>
               <w:t>调整红外传感器的判定阈值</w:t>
             </w:r>
           </w:p>
@@ -262,20 +379,32 @@
     <w:p>
       <w:pPr>
         <w:pStyle w:val="5"/>
+        <w:rPr>
+          <w:rFonts w:hint="eastAsia" w:ascii="Menlo" w:hAnsi="Menlo" w:eastAsia="微软雅黑" w:cs="微软雅黑"/>
+        </w:rPr>
       </w:pPr>
       <w:r>
+        <w:rPr>
+          <w:rFonts w:hint="eastAsia" w:ascii="Menlo" w:hAnsi="Menlo" w:eastAsia="微软雅黑" w:cs="微软雅黑"/>
+        </w:rPr>
         <w:t>调试架构</w:t>
       </w:r>
     </w:p>
     <w:p>
       <w:pPr>
         <w:pStyle w:val="148"/>
-        <w:rPr>
-          <w:rFonts w:hint="eastAsia" w:eastAsia="微软雅黑"/>
-          <w:lang w:eastAsia="zh-CN"/>
+        <w:tabs>
+          <w:tab w:val="left" w:pos="7451"/>
+        </w:tabs>
+        <w:rPr>
+          <w:rFonts w:hint="default" w:ascii="Menlo" w:hAnsi="Menlo" w:eastAsia="微软雅黑" w:cs="微软雅黑"/>
+          <w:lang w:val="en-US" w:eastAsia="zh-CN"/>
         </w:rPr>
       </w:pPr>
       <w:r>
+        <w:rPr>
+          <w:rFonts w:hint="eastAsia" w:ascii="Menlo" w:hAnsi="Menlo" w:eastAsia="微软雅黑" w:cs="微软雅黑"/>
+        </w:rPr>
         <w:drawing>
           <wp:inline distT="0" distB="0" distL="114300" distR="114300">
             <wp:extent cx="3816350" cy="6070600"/>
@@ -318,10 +447,23 @@
           </wp:inline>
         </w:drawing>
       </w:r>
+      <w:r>
+        <w:rPr>
+          <w:rFonts w:hint="default" w:ascii="Menlo" w:hAnsi="Menlo" w:cs="微软雅黑"/>
+          <w:lang w:val="en-US"/>
+        </w:rPr>
+        <w:tab/>
+      </w:r>
     </w:p>
     <w:p>
+      <w:pPr>
+        <w:rPr>
+          <w:rFonts w:hint="eastAsia" w:ascii="Menlo" w:hAnsi="Menlo" w:eastAsia="微软雅黑" w:cs="微软雅黑"/>
+        </w:rPr>
+      </w:pPr>
       <w:r>
         <w:rPr>
+          <w:rFonts w:hint="eastAsia" w:ascii="Menlo" w:hAnsi="Menlo" w:eastAsia="微软雅黑" w:cs="微软雅黑"/>
           <w:b/>
         </w:rPr>
         <w:t>️重要：调试器使用独立的 Modbus TCP 连接，与生产环境的 LED 服务互不干扰。调试操作不会影响正在运行的生产任务。</w:t>
@@ -330,166 +472,271 @@
     <w:p>
       <w:pPr>
         <w:pStyle w:val="4"/>
+        <w:rPr>
+          <w:rFonts w:hint="eastAsia" w:ascii="Menlo" w:hAnsi="Menlo" w:eastAsia="微软雅黑" w:cs="微软雅黑"/>
+        </w:rPr>
       </w:pPr>
       <w:r>
+        <w:rPr>
+          <w:rFonts w:hint="eastAsia" w:ascii="Menlo" w:hAnsi="Menlo" w:eastAsia="微软雅黑" w:cs="微软雅黑"/>
+        </w:rPr>
         <w:t>二、页面总览</w:t>
       </w:r>
     </w:p>
     <w:p>
+      <w:pPr>
+        <w:rPr>
+          <w:rFonts w:hint="eastAsia" w:ascii="Menlo" w:hAnsi="Menlo" w:eastAsia="微软雅黑" w:cs="微软雅黑"/>
+        </w:rPr>
+      </w:pPr>
       <w:r>
         <w:rPr>
+          <w:rFonts w:hint="eastAsia" w:ascii="Menlo" w:hAnsi="Menlo" w:eastAsia="微软雅黑" w:cs="微软雅黑"/>
           <w:b/>
         </w:rPr>
         <w:t>进入路径：系统管理 → 硬件调试</w:t>
       </w:r>
     </w:p>
     <w:p>
+      <w:pPr>
+        <w:rPr>
+          <w:rFonts w:hint="eastAsia" w:ascii="Menlo" w:hAnsi="Menlo" w:eastAsia="微软雅黑" w:cs="微软雅黑"/>
+        </w:rPr>
+      </w:pPr>
       <w:r>
+        <w:rPr>
+          <w:rFonts w:hint="eastAsia" w:ascii="Menlo" w:hAnsi="Menlo" w:eastAsia="微软雅黑" w:cs="微软雅黑"/>
+        </w:rPr>
         <w:t>页面分为四个功能区域：</w:t>
       </w:r>
     </w:p>
-    <w:p/>
+    <w:tbl>
+      <w:tblPr>
+        <w:tblStyle w:val="33"/>
+        <w:tblW w:w="0" w:type="auto"/>
+        <w:tblInd w:w="0" w:type="dxa"/>
+        <w:tblBorders>
+          <w:top w:val="single" w:color="auto" w:sz="4" w:space="0"/>
+          <w:left w:val="single" w:color="auto" w:sz="4" w:space="0"/>
+          <w:bottom w:val="single" w:color="auto" w:sz="4" w:space="0"/>
+          <w:right w:val="single" w:color="auto" w:sz="4" w:space="0"/>
+          <w:insideH w:val="single" w:color="auto" w:sz="4" w:space="0"/>
+          <w:insideV w:val="single" w:color="auto" w:sz="4" w:space="0"/>
+        </w:tblBorders>
+        <w:tblLayout w:type="autofit"/>
+        <w:tblCellMar>
+          <w:top w:w="0" w:type="dxa"/>
+          <w:left w:w="108" w:type="dxa"/>
+          <w:bottom w:w="0" w:type="dxa"/>
+          <w:right w:w="108" w:type="dxa"/>
+        </w:tblCellMar>
+      </w:tblPr>
+      <w:tblGrid>
+        <w:gridCol w:w="8856"/>
+      </w:tblGrid>
+      <w:tr>
+        <w:tc>
+          <w:tcPr>
+            <w:tcW w:w="8856" w:type="dxa"/>
+            <w:tcMar>
+              <w:top w:w="0" w:type="dxa"/>
+              <w:left w:w="108" w:type="dxa"/>
+              <w:bottom w:w="0" w:type="dxa"/>
+              <w:right w:w="108" w:type="dxa"/>
+            </w:tcMar>
+            <w:vAlign w:val="center"/>
+          </w:tcPr>
+          <w:p>
+            <w:pPr>
+              <w:spacing w:line="240" w:lineRule="auto"/>
+              <w:jc w:val="both"/>
+              <w:rPr>
+                <w:rFonts w:hint="eastAsia" w:ascii="Menlo" w:hAnsi="Menlo" w:eastAsia="微软雅黑" w:cs="微软雅黑"/>
+                <w:vertAlign w:val="baseline"/>
+              </w:rPr>
+            </w:pPr>
+            <w:r>
+              <w:rPr>
+                <w:rFonts w:hint="eastAsia" w:ascii="Menlo" w:hAnsi="Menlo" w:eastAsia="微软雅黑" w:cs="微软雅黑"/>
+                <w:sz w:val="20"/>
+              </w:rPr>
+              <w:t>① 主控板连接 ── IP/Port 配置、连接/断开、Ping 检测</w:t>
+            </w:r>
+          </w:p>
+        </w:tc>
+      </w:tr>
+      <w:tr>
+        <w:tc>
+          <w:tcPr>
+            <w:tcW w:w="8856" w:type="dxa"/>
+            <w:tcMar>
+              <w:top w:w="0" w:type="dxa"/>
+              <w:left w:w="108" w:type="dxa"/>
+              <w:bottom w:w="0" w:type="dxa"/>
+              <w:right w:w="108" w:type="dxa"/>
+            </w:tcMar>
+            <w:vAlign w:val="center"/>
+          </w:tcPr>
+          <w:p>
+            <w:pPr>
+              <w:spacing w:line="240" w:lineRule="auto"/>
+              <w:jc w:val="both"/>
+              <w:rPr>
+                <w:rFonts w:hint="eastAsia" w:ascii="Menlo" w:hAnsi="Menlo" w:eastAsia="微软雅黑" w:cs="微软雅黑"/>
+                <w:sz w:val="20"/>
+                <w:lang w:val="en-US"/>
+              </w:rPr>
+            </w:pPr>
+            <w:r>
+              <w:rPr>
+                <w:rFonts w:hint="eastAsia" w:ascii="Menlo" w:hAnsi="Menlo" w:eastAsia="微软雅黑" w:cs="微软雅黑"/>
+                <w:sz w:val="20"/>
+              </w:rPr>
+              <w:t>② 主控板信息 ── 设备详情 / 继电器控制 / 主控板操作</w:t>
+            </w:r>
+          </w:p>
+        </w:tc>
+      </w:tr>
+      <w:tr>
+        <w:tc>
+          <w:tcPr>
+            <w:tcW w:w="8856" w:type="dxa"/>
+            <w:tcMar>
+              <w:top w:w="0" w:type="dxa"/>
+              <w:left w:w="108" w:type="dxa"/>
+              <w:bottom w:w="0" w:type="dxa"/>
+              <w:right w:w="108" w:type="dxa"/>
+            </w:tcMar>
+            <w:vAlign w:val="center"/>
+          </w:tcPr>
+          <w:p>
+            <w:pPr>
+              <w:spacing w:line="240" w:lineRule="auto"/>
+              <w:jc w:val="both"/>
+              <w:rPr>
+                <w:rFonts w:hint="eastAsia" w:ascii="Menlo" w:hAnsi="Menlo" w:eastAsia="微软雅黑" w:cs="微软雅黑"/>
+                <w:vertAlign w:val="baseline"/>
+              </w:rPr>
+            </w:pPr>
+            <w:r>
+              <w:rPr>
+                <w:rFonts w:hint="eastAsia" w:ascii="Menlo" w:hAnsi="Menlo" w:eastAsia="微软雅黑" w:cs="微软雅黑"/>
+                <w:sz w:val="20"/>
+              </w:rPr>
+              <w:t>③ 感应灯板调试 ── A/B面切换 / 储位状态 / LED控制 / 校准复位</w:t>
+            </w:r>
+          </w:p>
+        </w:tc>
+      </w:tr>
+      <w:tr>
+        <w:tc>
+          <w:tcPr>
+            <w:tcW w:w="8856" w:type="dxa"/>
+            <w:tcMar>
+              <w:top w:w="0" w:type="dxa"/>
+              <w:left w:w="108" w:type="dxa"/>
+              <w:bottom w:w="0" w:type="dxa"/>
+              <w:right w:w="108" w:type="dxa"/>
+            </w:tcMar>
+            <w:vAlign w:val="center"/>
+          </w:tcPr>
+          <w:p>
+            <w:pPr>
+              <w:spacing w:line="240" w:lineRule="auto"/>
+              <w:jc w:val="both"/>
+              <w:rPr>
+                <w:rFonts w:hint="eastAsia" w:ascii="Menlo" w:hAnsi="Menlo" w:eastAsia="微软雅黑" w:cs="微软雅黑"/>
+                <w:vertAlign w:val="baseline"/>
+              </w:rPr>
+            </w:pPr>
+            <w:r>
+              <w:rPr>
+                <w:rFonts w:hint="eastAsia" w:ascii="Menlo" w:hAnsi="Menlo" w:eastAsia="微软雅黑" w:cs="微软雅黑"/>
+                <w:sz w:val="20"/>
+              </w:rPr>
+              <w:t>④ 寄存器浏览器 ── Raw Modbus 读写</w:t>
+            </w:r>
+          </w:p>
+        </w:tc>
+      </w:tr>
+      <w:tr>
+        <w:tc>
+          <w:tcPr>
+            <w:tcW w:w="8856" w:type="dxa"/>
+            <w:tcMar>
+              <w:top w:w="0" w:type="dxa"/>
+              <w:left w:w="108" w:type="dxa"/>
+              <w:bottom w:w="0" w:type="dxa"/>
+              <w:right w:w="108" w:type="dxa"/>
+            </w:tcMar>
+            <w:vAlign w:val="center"/>
+          </w:tcPr>
+          <w:p>
+            <w:pPr>
+              <w:spacing w:line="240" w:lineRule="auto"/>
+              <w:jc w:val="both"/>
+              <w:rPr>
+                <w:rFonts w:hint="eastAsia" w:ascii="Menlo" w:hAnsi="Menlo" w:eastAsia="微软雅黑" w:cs="微软雅黑"/>
+                <w:vertAlign w:val="baseline"/>
+              </w:rPr>
+            </w:pPr>
+            <w:r>
+              <w:rPr>
+                <w:rFonts w:hint="eastAsia" w:ascii="Menlo" w:hAnsi="Menlo" w:eastAsia="微软雅黑" w:cs="微软雅黑"/>
+                <w:sz w:val="20"/>
+              </w:rPr>
+              <w:t>⑤ 调试日志 ── 实时操作日志</w:t>
+            </w:r>
+          </w:p>
+        </w:tc>
+      </w:tr>
+    </w:tbl>
     <w:p>
       <w:pPr>
-        <w:pStyle w:val="137"/>
-        <w:pBdr>
-          <w:top w:val="single" w:color="CCCCCC" w:sz="4" w:space="0"/>
-          <w:left w:val="single" w:color="CCCCCC" w:sz="4" w:space="0"/>
-          <w:bottom w:val="single" w:color="CCCCCC" w:sz="4" w:space="0"/>
-          <w:right w:val="single" w:color="CCCCCC" w:sz="4" w:space="0"/>
-        </w:pBdr>
-        <w:shd w:val="clear" w:fill="F5F5F5"/>
+        <w:rPr>
+          <w:rFonts w:hint="eastAsia" w:ascii="Menlo" w:hAnsi="Menlo" w:eastAsia="微软雅黑" w:cs="微软雅黑"/>
+        </w:rPr>
       </w:pPr>
-      <w:r>
-        <w:rPr>
-          <w:rFonts w:ascii="Consolas" w:hAnsi="Consolas"/>
-          <w:sz w:val="20"/>
-        </w:rPr>
-        <w:t>┌──────────────────────────────────────────────────────────────┐</w:t>
-      </w:r>
-      <w:r>
-        <w:br w:type="textWrapping"/>
-      </w:r>
-      <w:r>
-        <w:rPr>
-          <w:rFonts w:ascii="Consolas" w:hAnsi="Consolas"/>
-          <w:sz w:val="20"/>
-        </w:rPr>
-        <w:t>│ ① 主控板连接 ── IP/Port 配置、连接/断开、Ping 检测           │</w:t>
-      </w:r>
-      <w:r>
-        <w:br w:type="textWrapping"/>
-      </w:r>
-      <w:r>
-        <w:rPr>
-          <w:rFonts w:ascii="Consolas" w:hAnsi="Consolas"/>
-          <w:sz w:val="20"/>
-        </w:rPr>
-        <w:t>├──────────────────────────────────────────────────────────────┤</w:t>
-      </w:r>
-      <w:r>
-        <w:br w:type="textWrapping"/>
-      </w:r>
-      <w:r>
-        <w:rPr>
-          <w:rFonts w:ascii="Consolas" w:hAnsi="Consolas"/>
-          <w:sz w:val="20"/>
-        </w:rPr>
-        <w:t>│ ② 主控板信息 ── 设备详情 / 继电器控制 / 主控板操作            │</w:t>
-      </w:r>
-      <w:r>
-        <w:br w:type="textWrapping"/>
-      </w:r>
-      <w:r>
-        <w:rPr>
-          <w:rFonts w:ascii="Consolas" w:hAnsi="Consolas"/>
-          <w:sz w:val="20"/>
-        </w:rPr>
-        <w:t>├──────────────────────────────────────────────────────────────┤</w:t>
-      </w:r>
-      <w:r>
-        <w:br w:type="textWrapping"/>
-      </w:r>
-      <w:r>
-        <w:rPr>
-          <w:rFonts w:ascii="Consolas" w:hAnsi="Consolas"/>
-          <w:sz w:val="20"/>
-        </w:rPr>
-        <w:t>│ ③ 感应灯板调试 ── A/B面切换 / 储位状态 / LED控制 / 校准复位   │</w:t>
-      </w:r>
-      <w:r>
-        <w:br w:type="textWrapping"/>
-      </w:r>
-      <w:r>
-        <w:rPr>
-          <w:rFonts w:ascii="Consolas" w:hAnsi="Consolas"/>
-          <w:sz w:val="20"/>
-        </w:rPr>
-        <w:t>├──────────────────────────────────────────────────────────────┤</w:t>
-      </w:r>
-      <w:r>
-        <w:br w:type="textWrapping"/>
-      </w:r>
-      <w:r>
-        <w:rPr>
-          <w:rFonts w:ascii="Consolas" w:hAnsi="Consolas"/>
-          <w:sz w:val="20"/>
-        </w:rPr>
-        <w:t>│ ④ 寄存器浏览器 ── Raw Modbus 读写                            │</w:t>
-      </w:r>
-      <w:r>
-        <w:br w:type="textWrapping"/>
-      </w:r>
-      <w:r>
-        <w:rPr>
-          <w:rFonts w:ascii="Consolas" w:hAnsi="Consolas"/>
-          <w:sz w:val="20"/>
-        </w:rPr>
-        <w:t>├──────────────────────────────────────────────────────────────┤</w:t>
-      </w:r>
-      <w:r>
-        <w:br w:type="textWrapping"/>
-      </w:r>
-      <w:r>
-        <w:rPr>
-          <w:rFonts w:ascii="Consolas" w:hAnsi="Consolas"/>
-          <w:sz w:val="20"/>
-        </w:rPr>
-        <w:t>│ ⑤ 调试日志 ── 实时操作日志，深色终端风格                       │</w:t>
-      </w:r>
-      <w:r>
-        <w:br w:type="textWrapping"/>
-      </w:r>
-      <w:r>
-        <w:rPr>
-          <w:rFonts w:ascii="Consolas" w:hAnsi="Consolas"/>
-          <w:sz w:val="20"/>
-        </w:rPr>
-        <w:t>└──────────────────────────────────────────────────────────────┘</w:t>
-      </w:r>
     </w:p>
-    <w:p/>
     <w:p>
       <w:pPr>
         <w:pStyle w:val="4"/>
+        <w:rPr>
+          <w:rFonts w:hint="eastAsia" w:ascii="Menlo" w:hAnsi="Menlo" w:eastAsia="微软雅黑" w:cs="微软雅黑"/>
+        </w:rPr>
       </w:pPr>
       <w:r>
+        <w:rPr>
+          <w:rFonts w:hint="eastAsia" w:ascii="Menlo" w:hAnsi="Menlo" w:eastAsia="微软雅黑" w:cs="微软雅黑"/>
+        </w:rPr>
         <w:t>三、操作流程</w:t>
       </w:r>
     </w:p>
     <w:p>
       <w:pPr>
         <w:pStyle w:val="5"/>
+        <w:rPr>
+          <w:rFonts w:hint="eastAsia" w:ascii="Menlo" w:hAnsi="Menlo" w:eastAsia="微软雅黑" w:cs="微软雅黑"/>
+        </w:rPr>
       </w:pPr>
       <w:r>
+        <w:rPr>
+          <w:rFonts w:hint="eastAsia" w:ascii="Menlo" w:hAnsi="Menlo" w:eastAsia="微软雅黑" w:cs="微软雅黑"/>
+        </w:rPr>
         <w:t>3.1 连接主控板</w:t>
       </w:r>
     </w:p>
     <w:p>
       <w:pPr>
         <w:pStyle w:val="6"/>
+        <w:rPr>
+          <w:rFonts w:hint="eastAsia" w:ascii="Menlo" w:hAnsi="Menlo" w:eastAsia="微软雅黑" w:cs="微软雅黑"/>
+        </w:rPr>
       </w:pPr>
       <w:r>
+        <w:rPr>
+          <w:rFonts w:hint="eastAsia" w:ascii="Menlo" w:hAnsi="Menlo" w:eastAsia="微软雅黑" w:cs="微软雅黑"/>
+        </w:rPr>
         <w:t>Step 1：配置 IP 和端口</w:t>
       </w:r>
     </w:p>
@@ -528,9 +775,13 @@
           <w:p>
             <w:pPr>
               <w:spacing w:after="0" w:line="240" w:lineRule="auto"/>
-            </w:pPr>
-            <w:r>
-              <w:rPr>
+              <w:rPr>
+                <w:rFonts w:hint="eastAsia" w:ascii="Menlo" w:hAnsi="Menlo" w:eastAsia="微软雅黑" w:cs="微软雅黑"/>
+              </w:rPr>
+            </w:pPr>
+            <w:r>
+              <w:rPr>
+                <w:rFonts w:hint="eastAsia" w:ascii="Menlo" w:hAnsi="Menlo" w:eastAsia="微软雅黑" w:cs="微软雅黑"/>
                 <w:b/>
               </w:rPr>
               <w:t>字段</w:t>
@@ -545,9 +796,13 @@
           <w:p>
             <w:pPr>
               <w:spacing w:after="0" w:line="240" w:lineRule="auto"/>
-            </w:pPr>
-            <w:r>
-              <w:rPr>
+              <w:rPr>
+                <w:rFonts w:hint="eastAsia" w:ascii="Menlo" w:hAnsi="Menlo" w:eastAsia="微软雅黑" w:cs="微软雅黑"/>
+              </w:rPr>
+            </w:pPr>
+            <w:r>
+              <w:rPr>
+                <w:rFonts w:hint="eastAsia" w:ascii="Menlo" w:hAnsi="Menlo" w:eastAsia="微软雅黑" w:cs="微软雅黑"/>
                 <w:b/>
               </w:rPr>
               <w:t>默认值</w:t>
@@ -562,9 +817,13 @@
           <w:p>
             <w:pPr>
               <w:spacing w:after="0" w:line="240" w:lineRule="auto"/>
-            </w:pPr>
-            <w:r>
-              <w:rPr>
+              <w:rPr>
+                <w:rFonts w:hint="eastAsia" w:ascii="Menlo" w:hAnsi="Menlo" w:eastAsia="微软雅黑" w:cs="微软雅黑"/>
+              </w:rPr>
+            </w:pPr>
+            <w:r>
+              <w:rPr>
+                <w:rFonts w:hint="eastAsia" w:ascii="Menlo" w:hAnsi="Menlo" w:eastAsia="微软雅黑" w:cs="微软雅黑"/>
                 <w:b/>
               </w:rPr>
               <w:t>说明</w:t>
@@ -580,8 +839,14 @@
           <w:p>
             <w:pPr>
               <w:spacing w:after="0" w:line="240" w:lineRule="auto"/>
-            </w:pPr>
-            <w:r>
+              <w:rPr>
+                <w:rFonts w:hint="eastAsia" w:ascii="Menlo" w:hAnsi="Menlo" w:eastAsia="微软雅黑" w:cs="微软雅黑"/>
+              </w:rPr>
+            </w:pPr>
+            <w:r>
+              <w:rPr>
+                <w:rFonts w:hint="eastAsia" w:ascii="Menlo" w:hAnsi="Menlo" w:eastAsia="微软雅黑" w:cs="微软雅黑"/>
+              </w:rPr>
               <w:t>IP 地址</w:t>
             </w:r>
           </w:p>
@@ -593,8 +858,14 @@
           <w:p>
             <w:pPr>
               <w:spacing w:after="0" w:line="240" w:lineRule="auto"/>
-            </w:pPr>
-            <w:r>
+              <w:rPr>
+                <w:rFonts w:hint="eastAsia" w:ascii="Menlo" w:hAnsi="Menlo" w:eastAsia="微软雅黑" w:cs="微软雅黑"/>
+              </w:rPr>
+            </w:pPr>
+            <w:r>
+              <w:rPr>
+                <w:rFonts w:hint="eastAsia" w:ascii="Menlo" w:hAnsi="Menlo" w:eastAsia="微软雅黑" w:cs="微软雅黑"/>
+              </w:rPr>
               <w:t>192.168.1.100</w:t>
             </w:r>
           </w:p>
@@ -606,8 +877,14 @@
           <w:p>
             <w:pPr>
               <w:spacing w:after="0" w:line="240" w:lineRule="auto"/>
-            </w:pPr>
-            <w:r>
+              <w:rPr>
+                <w:rFonts w:hint="eastAsia" w:ascii="Menlo" w:hAnsi="Menlo" w:eastAsia="微软雅黑" w:cs="微软雅黑"/>
+              </w:rPr>
+            </w:pPr>
+            <w:r>
+              <w:rPr>
+                <w:rFonts w:hint="eastAsia" w:ascii="Menlo" w:hAnsi="Menlo" w:eastAsia="微软雅黑" w:cs="微软雅黑"/>
+              </w:rPr>
               <w:t>主控板 IP（出厂默认：配置模式192.168.1.100，正常模式192.168.1.98或 DHCP）</w:t>
             </w:r>
           </w:p>
@@ -621,8 +898,14 @@
           <w:p>
             <w:pPr>
               <w:spacing w:after="0" w:line="240" w:lineRule="auto"/>
-            </w:pPr>
-            <w:r>
+              <w:rPr>
+                <w:rFonts w:hint="eastAsia" w:ascii="Menlo" w:hAnsi="Menlo" w:eastAsia="微软雅黑" w:cs="微软雅黑"/>
+              </w:rPr>
+            </w:pPr>
+            <w:r>
+              <w:rPr>
+                <w:rFonts w:hint="eastAsia" w:ascii="Menlo" w:hAnsi="Menlo" w:eastAsia="微软雅黑" w:cs="微软雅黑"/>
+              </w:rPr>
               <w:t>端口</w:t>
             </w:r>
           </w:p>
@@ -634,8 +917,14 @@
           <w:p>
             <w:pPr>
               <w:spacing w:after="0" w:line="240" w:lineRule="auto"/>
-            </w:pPr>
-            <w:r>
+              <w:rPr>
+                <w:rFonts w:hint="eastAsia" w:ascii="Menlo" w:hAnsi="Menlo" w:eastAsia="微软雅黑" w:cs="微软雅黑"/>
+              </w:rPr>
+            </w:pPr>
+            <w:r>
+              <w:rPr>
+                <w:rFonts w:hint="eastAsia" w:ascii="Menlo" w:hAnsi="Menlo" w:eastAsia="微软雅黑" w:cs="微软雅黑"/>
+              </w:rPr>
               <w:t>502</w:t>
             </w:r>
           </w:p>
@@ -647,8 +936,14 @@
           <w:p>
             <w:pPr>
               <w:spacing w:after="0" w:line="240" w:lineRule="auto"/>
-            </w:pPr>
-            <w:r>
+              <w:rPr>
+                <w:rFonts w:hint="eastAsia" w:ascii="Menlo" w:hAnsi="Menlo" w:eastAsia="微软雅黑" w:cs="微软雅黑"/>
+              </w:rPr>
+            </w:pPr>
+            <w:r>
+              <w:rPr>
+                <w:rFonts w:hint="eastAsia" w:ascii="Menlo" w:hAnsi="Menlo" w:eastAsia="微软雅黑" w:cs="微软雅黑"/>
+              </w:rPr>
               <w:t>Modbus TCP 默认端口</w:t>
             </w:r>
           </w:p>
@@ -656,37 +951,42 @@
       </w:tr>
     </w:tbl>
     <w:p>
+      <w:pPr>
+        <w:rPr>
+          <w:rFonts w:hint="eastAsia" w:ascii="Menlo" w:hAnsi="Menlo" w:eastAsia="微软雅黑" w:cs="微软雅黑"/>
+        </w:rPr>
+      </w:pPr>
       <w:r>
         <w:rPr>
-          <w:rFonts w:ascii="Courier New" w:hAnsi="Courier New"/>
+          <w:rFonts w:hint="eastAsia" w:ascii="Menlo" w:hAnsi="Menlo" w:eastAsia="微软雅黑" w:cs="微软雅黑"/>
           <w:b/>
         </w:rPr>
         <w:t>如何确认 IP：</w:t>
       </w:r>
       <w:r>
         <w:rPr>
-          <w:rFonts w:ascii="Courier New" w:hAnsi="Courier New"/>
+          <w:rFonts w:hint="eastAsia" w:ascii="Menlo" w:hAnsi="Menlo" w:eastAsia="微软雅黑" w:cs="微软雅黑"/>
           <w:b/>
         </w:rPr>
         <w:br w:type="textWrapping"/>
       </w:r>
       <w:r>
         <w:rPr>
-          <w:rFonts w:ascii="Courier New" w:hAnsi="Courier New"/>
+          <w:rFonts w:hint="eastAsia" w:ascii="Menlo" w:hAnsi="Menlo" w:eastAsia="微软雅黑" w:cs="微软雅黑"/>
           <w:b/>
         </w:rPr>
         <w:t>-配置模式（拨码 S1=OFF, S2=OFF）：固定192.168.1.100-以太网 DHCP（拨码 S1=ON, S2=OFF）：由路由器分配，查看路由器 DHCP 列表</w:t>
       </w:r>
       <w:r>
         <w:rPr>
-          <w:rFonts w:ascii="Courier New" w:hAnsi="Courier New"/>
+          <w:rFonts w:hint="eastAsia" w:ascii="Menlo" w:hAnsi="Menlo" w:eastAsia="微软雅黑" w:cs="微软雅黑"/>
           <w:b/>
         </w:rPr>
         <w:br w:type="textWrapping"/>
       </w:r>
       <w:r>
         <w:rPr>
-          <w:rFonts w:ascii="Courier New" w:hAnsi="Courier New"/>
+          <w:rFonts w:hint="eastAsia" w:ascii="Menlo" w:hAnsi="Menlo" w:eastAsia="微软雅黑" w:cs="微软雅黑"/>
           <w:b/>
         </w:rPr>
         <w:t>-WiFi 模式（拨码 S1=OFF, S2=ON）：默认192.168.1.98</w:t>
@@ -695,8 +995,14 @@
     <w:p>
       <w:pPr>
         <w:pStyle w:val="6"/>
+        <w:rPr>
+          <w:rFonts w:hint="eastAsia" w:ascii="Menlo" w:hAnsi="Menlo" w:eastAsia="微软雅黑" w:cs="微软雅黑"/>
+        </w:rPr>
       </w:pPr>
       <w:r>
+        <w:rPr>
+          <w:rFonts w:hint="eastAsia" w:ascii="Menlo" w:hAnsi="Menlo" w:eastAsia="微软雅黑" w:cs="微软雅黑"/>
+        </w:rPr>
         <w:t>Step 2：点击"连接"</w:t>
       </w:r>
     </w:p>
@@ -704,8 +1010,14 @@
       <w:pPr>
         <w:pStyle w:val="16"/>
         <w:ind w:left="0"/>
+        <w:rPr>
+          <w:rFonts w:hint="eastAsia" w:ascii="Menlo" w:hAnsi="Menlo" w:eastAsia="微软雅黑" w:cs="微软雅黑"/>
+        </w:rPr>
       </w:pPr>
       <w:r>
+        <w:rPr>
+          <w:rFonts w:hint="eastAsia" w:ascii="Menlo" w:hAnsi="Menlo" w:eastAsia="微软雅黑" w:cs="微软雅黑"/>
+        </w:rPr>
         <w:t>连接成功后，状态指示灯变为 🟢已连接</w:t>
       </w:r>
     </w:p>
@@ -713,8 +1025,14 @@
       <w:pPr>
         <w:pStyle w:val="16"/>
         <w:ind w:left="0"/>
+        <w:rPr>
+          <w:rFonts w:hint="eastAsia" w:ascii="Menlo" w:hAnsi="Menlo" w:eastAsia="微软雅黑" w:cs="微软雅黑"/>
+        </w:rPr>
       </w:pPr>
       <w:r>
+        <w:rPr>
+          <w:rFonts w:hint="eastAsia" w:ascii="Menlo" w:hAnsi="Menlo" w:eastAsia="微软雅黑" w:cs="微软雅黑"/>
+        </w:rPr>
         <w:t>顶部出现主控板当前 IP:Port 提示</w:t>
       </w:r>
     </w:p>
@@ -722,22 +1040,40 @@
       <w:pPr>
         <w:pStyle w:val="16"/>
         <w:ind w:left="0"/>
+        <w:rPr>
+          <w:rFonts w:hint="eastAsia" w:ascii="Menlo" w:hAnsi="Menlo" w:eastAsia="微软雅黑" w:cs="微软雅黑"/>
+        </w:rPr>
       </w:pPr>
       <w:r>
+        <w:rPr>
+          <w:rFonts w:hint="eastAsia" w:ascii="Menlo" w:hAnsi="Menlo" w:eastAsia="微软雅黑" w:cs="微软雅黑"/>
+        </w:rPr>
         <w:t>系统自动读取设备信息、继电器状态和灯板配置</w:t>
       </w:r>
     </w:p>
     <w:p>
       <w:pPr>
         <w:pStyle w:val="6"/>
+        <w:rPr>
+          <w:rFonts w:hint="eastAsia" w:ascii="Menlo" w:hAnsi="Menlo" w:eastAsia="微软雅黑" w:cs="微软雅黑"/>
+        </w:rPr>
       </w:pPr>
       <w:r>
+        <w:rPr>
+          <w:rFonts w:hint="eastAsia" w:ascii="Menlo" w:hAnsi="Menlo" w:eastAsia="微软雅黑" w:cs="微软雅黑"/>
+        </w:rPr>
         <w:t>Step 3：验证通信</w:t>
       </w:r>
     </w:p>
     <w:p>
+      <w:pPr>
+        <w:rPr>
+          <w:rFonts w:hint="eastAsia" w:ascii="Menlo" w:hAnsi="Menlo" w:eastAsia="微软雅黑" w:cs="微软雅黑"/>
+        </w:rPr>
+      </w:pPr>
       <w:r>
         <w:rPr>
+          <w:rFonts w:hint="eastAsia" w:ascii="Menlo" w:hAnsi="Menlo" w:eastAsia="微软雅黑" w:cs="微软雅黑"/>
           <w:b/>
         </w:rPr>
         <w:t>点击Ping按钮，查看 RTT 延迟：</w:t>
@@ -777,9 +1113,13 @@
           <w:p>
             <w:pPr>
               <w:spacing w:after="0" w:line="240" w:lineRule="auto"/>
-            </w:pPr>
-            <w:r>
-              <w:rPr>
+              <w:rPr>
+                <w:rFonts w:hint="eastAsia" w:ascii="Menlo" w:hAnsi="Menlo" w:eastAsia="微软雅黑" w:cs="微软雅黑"/>
+              </w:rPr>
+            </w:pPr>
+            <w:r>
+              <w:rPr>
+                <w:rFonts w:hint="eastAsia" w:ascii="Menlo" w:hAnsi="Menlo" w:eastAsia="微软雅黑" w:cs="微软雅黑"/>
                 <w:b/>
               </w:rPr>
               <w:t>RTT</w:t>
@@ -794,9 +1134,13 @@
           <w:p>
             <w:pPr>
               <w:spacing w:after="0" w:line="240" w:lineRule="auto"/>
-            </w:pPr>
-            <w:r>
-              <w:rPr>
+              <w:rPr>
+                <w:rFonts w:hint="eastAsia" w:ascii="Menlo" w:hAnsi="Menlo" w:eastAsia="微软雅黑" w:cs="微软雅黑"/>
+              </w:rPr>
+            </w:pPr>
+            <w:r>
+              <w:rPr>
+                <w:rFonts w:hint="eastAsia" w:ascii="Menlo" w:hAnsi="Menlo" w:eastAsia="微软雅黑" w:cs="微软雅黑"/>
                 <w:b/>
               </w:rPr>
               <w:t>评价</w:t>
@@ -812,8 +1156,14 @@
           <w:p>
             <w:pPr>
               <w:spacing w:after="0" w:line="240" w:lineRule="auto"/>
-            </w:pPr>
-            <w:r>
+              <w:rPr>
+                <w:rFonts w:hint="eastAsia" w:ascii="Menlo" w:hAnsi="Menlo" w:eastAsia="微软雅黑" w:cs="微软雅黑"/>
+              </w:rPr>
+            </w:pPr>
+            <w:r>
+              <w:rPr>
+                <w:rFonts w:hint="eastAsia" w:ascii="Menlo" w:hAnsi="Menlo" w:eastAsia="微软雅黑" w:cs="微软雅黑"/>
+              </w:rPr>
               <w:t>&lt; 10ms</w:t>
             </w:r>
           </w:p>
@@ -825,9 +1175,15 @@
           <w:p>
             <w:pPr>
               <w:spacing w:after="0" w:line="240" w:lineRule="auto"/>
-            </w:pPr>
-            <w:r>
-              <w:t>🟢 极佳（推荐有线连接）</w:t>
+              <w:rPr>
+                <w:rFonts w:hint="eastAsia" w:ascii="Menlo" w:hAnsi="Menlo" w:eastAsia="微软雅黑" w:cs="微软雅黑"/>
+              </w:rPr>
+            </w:pPr>
+            <w:r>
+              <w:rPr>
+                <w:rFonts w:hint="eastAsia" w:ascii="Menlo" w:hAnsi="Menlo" w:eastAsia="微软雅黑" w:cs="微软雅黑"/>
+              </w:rPr>
+              <w:t>极佳（推荐有线连接）</w:t>
             </w:r>
           </w:p>
         </w:tc>
@@ -840,8 +1196,14 @@
           <w:p>
             <w:pPr>
               <w:spacing w:after="0" w:line="240" w:lineRule="auto"/>
-            </w:pPr>
-            <w:r>
+              <w:rPr>
+                <w:rFonts w:hint="eastAsia" w:ascii="Menlo" w:hAnsi="Menlo" w:eastAsia="微软雅黑" w:cs="微软雅黑"/>
+              </w:rPr>
+            </w:pPr>
+            <w:r>
+              <w:rPr>
+                <w:rFonts w:hint="eastAsia" w:ascii="Menlo" w:hAnsi="Menlo" w:eastAsia="微软雅黑" w:cs="微软雅黑"/>
+              </w:rPr>
               <w:t>10~100ms</w:t>
             </w:r>
           </w:p>
@@ -853,9 +1215,15 @@
           <w:p>
             <w:pPr>
               <w:spacing w:after="0" w:line="240" w:lineRule="auto"/>
-            </w:pPr>
-            <w:r>
-              <w:t>🟢 良好</w:t>
+              <w:rPr>
+                <w:rFonts w:hint="eastAsia" w:ascii="Menlo" w:hAnsi="Menlo" w:eastAsia="微软雅黑" w:cs="微软雅黑"/>
+              </w:rPr>
+            </w:pPr>
+            <w:r>
+              <w:rPr>
+                <w:rFonts w:hint="eastAsia" w:ascii="Menlo" w:hAnsi="Menlo" w:eastAsia="微软雅黑" w:cs="微软雅黑"/>
+              </w:rPr>
+              <w:t>良好</w:t>
             </w:r>
           </w:p>
         </w:tc>
@@ -868,8 +1236,14 @@
           <w:p>
             <w:pPr>
               <w:spacing w:after="0" w:line="240" w:lineRule="auto"/>
-            </w:pPr>
-            <w:r>
+              <w:rPr>
+                <w:rFonts w:hint="eastAsia" w:ascii="Menlo" w:hAnsi="Menlo" w:eastAsia="微软雅黑" w:cs="微软雅黑"/>
+              </w:rPr>
+            </w:pPr>
+            <w:r>
+              <w:rPr>
+                <w:rFonts w:hint="eastAsia" w:ascii="Menlo" w:hAnsi="Menlo" w:eastAsia="微软雅黑" w:cs="微软雅黑"/>
+              </w:rPr>
               <w:t>100~500ms</w:t>
             </w:r>
           </w:p>
@@ -881,9 +1255,15 @@
           <w:p>
             <w:pPr>
               <w:spacing w:after="0" w:line="240" w:lineRule="auto"/>
-            </w:pPr>
-            <w:r>
-              <w:t>🟡 一般（检查网络质量）</w:t>
+              <w:rPr>
+                <w:rFonts w:hint="eastAsia" w:ascii="Menlo" w:hAnsi="Menlo" w:eastAsia="微软雅黑" w:cs="微软雅黑"/>
+              </w:rPr>
+            </w:pPr>
+            <w:r>
+              <w:rPr>
+                <w:rFonts w:hint="eastAsia" w:ascii="Menlo" w:hAnsi="Menlo" w:eastAsia="微软雅黑" w:cs="微软雅黑"/>
+              </w:rPr>
+              <w:t>一般（检查网络质量）</w:t>
             </w:r>
           </w:p>
         </w:tc>
@@ -896,8 +1276,14 @@
           <w:p>
             <w:pPr>
               <w:spacing w:after="0" w:line="240" w:lineRule="auto"/>
-            </w:pPr>
-            <w:r>
+              <w:rPr>
+                <w:rFonts w:hint="eastAsia" w:ascii="Menlo" w:hAnsi="Menlo" w:eastAsia="微软雅黑" w:cs="微软雅黑"/>
+              </w:rPr>
+            </w:pPr>
+            <w:r>
+              <w:rPr>
+                <w:rFonts w:hint="eastAsia" w:ascii="Menlo" w:hAnsi="Menlo" w:eastAsia="微软雅黑" w:cs="微软雅黑"/>
+              </w:rPr>
               <w:t>&gt; 500ms 或超时</w:t>
             </w:r>
           </w:p>
@@ -909,9 +1295,15 @@
           <w:p>
             <w:pPr>
               <w:spacing w:after="0" w:line="240" w:lineRule="auto"/>
-            </w:pPr>
-            <w:r>
-              <w:t>🔴 通信异常</w:t>
+              <w:rPr>
+                <w:rFonts w:hint="eastAsia" w:ascii="Menlo" w:hAnsi="Menlo" w:eastAsia="微软雅黑" w:cs="微软雅黑"/>
+              </w:rPr>
+            </w:pPr>
+            <w:r>
+              <w:rPr>
+                <w:rFonts w:hint="eastAsia" w:ascii="Menlo" w:hAnsi="Menlo" w:eastAsia="微软雅黑" w:cs="微软雅黑"/>
+              </w:rPr>
+              <w:t>通信异常</w:t>
             </w:r>
           </w:p>
         </w:tc>
@@ -920,8 +1312,14 @@
     <w:p>
       <w:pPr>
         <w:pStyle w:val="6"/>
+        <w:rPr>
+          <w:rFonts w:hint="eastAsia" w:ascii="Menlo" w:hAnsi="Menlo" w:eastAsia="微软雅黑" w:cs="微软雅黑"/>
+        </w:rPr>
       </w:pPr>
       <w:r>
+        <w:rPr>
+          <w:rFonts w:hint="eastAsia" w:ascii="Menlo" w:hAnsi="Menlo" w:eastAsia="微软雅黑" w:cs="微软雅黑"/>
+        </w:rPr>
         <w:t>断开连接</w:t>
       </w:r>
     </w:p>
@@ -929,8 +1327,14 @@
       <w:pPr>
         <w:pStyle w:val="16"/>
         <w:ind w:left="0"/>
+        <w:rPr>
+          <w:rFonts w:hint="eastAsia" w:ascii="Menlo" w:hAnsi="Menlo" w:eastAsia="微软雅黑" w:cs="微软雅黑"/>
+        </w:rPr>
       </w:pPr>
       <w:r>
+        <w:rPr>
+          <w:rFonts w:hint="eastAsia" w:ascii="Menlo" w:hAnsi="Menlo" w:eastAsia="微软雅黑" w:cs="微软雅黑"/>
+        </w:rPr>
         <w:t>点击断开按钮主动断开</w:t>
       </w:r>
     </w:p>
@@ -938,22 +1342,40 @@
       <w:pPr>
         <w:pStyle w:val="16"/>
         <w:ind w:left="0"/>
+        <w:rPr>
+          <w:rFonts w:hint="eastAsia" w:ascii="Menlo" w:hAnsi="Menlo" w:eastAsia="微软雅黑" w:cs="微软雅黑"/>
+        </w:rPr>
       </w:pPr>
       <w:r>
+        <w:rPr>
+          <w:rFonts w:hint="eastAsia" w:ascii="Menlo" w:hAnsi="Menlo" w:eastAsia="微软雅黑" w:cs="微软雅黑"/>
+        </w:rPr>
         <w:t>主控板复位后连接会自动断开</w:t>
       </w:r>
     </w:p>
     <w:p>
       <w:pPr>
         <w:pStyle w:val="5"/>
+        <w:rPr>
+          <w:rFonts w:hint="eastAsia" w:ascii="Menlo" w:hAnsi="Menlo" w:eastAsia="微软雅黑" w:cs="微软雅黑"/>
+        </w:rPr>
       </w:pPr>
       <w:r>
+        <w:rPr>
+          <w:rFonts w:hint="eastAsia" w:ascii="Menlo" w:hAnsi="Menlo" w:eastAsia="微软雅黑" w:cs="微软雅黑"/>
+        </w:rPr>
         <w:t>3.2 查看主控板信息</w:t>
       </w:r>
     </w:p>
     <w:p>
+      <w:pPr>
+        <w:rPr>
+          <w:rFonts w:hint="eastAsia" w:ascii="Menlo" w:hAnsi="Menlo" w:eastAsia="微软雅黑" w:cs="微软雅黑"/>
+        </w:rPr>
+      </w:pPr>
       <w:r>
         <w:rPr>
+          <w:rFonts w:hint="eastAsia" w:ascii="Menlo" w:hAnsi="Menlo" w:eastAsia="微软雅黑" w:cs="微软雅黑"/>
           <w:b/>
         </w:rPr>
         <w:t>连接成功后，设备信息卡片自动加载，显示以下关键参数：</w:t>
@@ -962,8 +1384,14 @@
     <w:p>
       <w:pPr>
         <w:pStyle w:val="6"/>
+        <w:rPr>
+          <w:rFonts w:hint="eastAsia" w:ascii="Menlo" w:hAnsi="Menlo" w:eastAsia="微软雅黑" w:cs="微软雅黑"/>
+        </w:rPr>
       </w:pPr>
       <w:r>
+        <w:rPr>
+          <w:rFonts w:hint="eastAsia" w:ascii="Menlo" w:hAnsi="Menlo" w:eastAsia="微软雅黑" w:cs="微软雅黑"/>
+        </w:rPr>
         <w:t>设备状态</w:t>
       </w:r>
     </w:p>
@@ -1002,9 +1430,13 @@
           <w:p>
             <w:pPr>
               <w:spacing w:after="0" w:line="240" w:lineRule="auto"/>
-            </w:pPr>
-            <w:r>
-              <w:rPr>
+              <w:rPr>
+                <w:rFonts w:hint="eastAsia" w:ascii="Menlo" w:hAnsi="Menlo" w:eastAsia="微软雅黑" w:cs="微软雅黑"/>
+              </w:rPr>
+            </w:pPr>
+            <w:r>
+              <w:rPr>
+                <w:rFonts w:hint="eastAsia" w:ascii="Menlo" w:hAnsi="Menlo" w:eastAsia="微软雅黑" w:cs="微软雅黑"/>
                 <w:b/>
               </w:rPr>
               <w:t>参数</w:t>
@@ -1019,9 +1451,13 @@
           <w:p>
             <w:pPr>
               <w:spacing w:after="0" w:line="240" w:lineRule="auto"/>
-            </w:pPr>
-            <w:r>
-              <w:rPr>
+              <w:rPr>
+                <w:rFonts w:hint="eastAsia" w:ascii="Menlo" w:hAnsi="Menlo" w:eastAsia="微软雅黑" w:cs="微软雅黑"/>
+              </w:rPr>
+            </w:pPr>
+            <w:r>
+              <w:rPr>
+                <w:rFonts w:hint="eastAsia" w:ascii="Menlo" w:hAnsi="Menlo" w:eastAsia="微软雅黑" w:cs="微软雅黑"/>
                 <w:b/>
               </w:rPr>
               <w:t>正常值</w:t>
@@ -1036,9 +1472,13 @@
           <w:p>
             <w:pPr>
               <w:spacing w:after="0" w:line="240" w:lineRule="auto"/>
-            </w:pPr>
-            <w:r>
-              <w:rPr>
+              <w:rPr>
+                <w:rFonts w:hint="eastAsia" w:ascii="Menlo" w:hAnsi="Menlo" w:eastAsia="微软雅黑" w:cs="微软雅黑"/>
+              </w:rPr>
+            </w:pPr>
+            <w:r>
+              <w:rPr>
+                <w:rFonts w:hint="eastAsia" w:ascii="Menlo" w:hAnsi="Menlo" w:eastAsia="微软雅黑" w:cs="微软雅黑"/>
                 <w:b/>
               </w:rPr>
               <w:t>异常指示</w:t>
@@ -1054,8 +1494,14 @@
           <w:p>
             <w:pPr>
               <w:spacing w:after="0" w:line="240" w:lineRule="auto"/>
-            </w:pPr>
-            <w:r>
+              <w:rPr>
+                <w:rFonts w:hint="eastAsia" w:ascii="Menlo" w:hAnsi="Menlo" w:eastAsia="微软雅黑" w:cs="微软雅黑"/>
+              </w:rPr>
+            </w:pPr>
+            <w:r>
+              <w:rPr>
+                <w:rFonts w:hint="eastAsia" w:ascii="Menlo" w:hAnsi="Menlo" w:eastAsia="微软雅黑" w:cs="微软雅黑"/>
+              </w:rPr>
               <w:t>电源电压</w:t>
             </w:r>
           </w:p>
@@ -1067,8 +1513,14 @@
           <w:p>
             <w:pPr>
               <w:spacing w:after="0" w:line="240" w:lineRule="auto"/>
-            </w:pPr>
-            <w:r>
+              <w:rPr>
+                <w:rFonts w:hint="eastAsia" w:ascii="Menlo" w:hAnsi="Menlo" w:eastAsia="微软雅黑" w:cs="微软雅黑"/>
+              </w:rPr>
+            </w:pPr>
+            <w:r>
+              <w:rPr>
+                <w:rFonts w:hint="eastAsia" w:ascii="Menlo" w:hAnsi="Menlo" w:eastAsia="微软雅黑" w:cs="微软雅黑"/>
+              </w:rPr>
               <w:t>12.0V ~ 12.5V</w:t>
             </w:r>
           </w:p>
@@ -1080,8 +1532,14 @@
           <w:p>
             <w:pPr>
               <w:spacing w:after="0" w:line="240" w:lineRule="auto"/>
-            </w:pPr>
-            <w:r>
+              <w:rPr>
+                <w:rFonts w:hint="eastAsia" w:ascii="Menlo" w:hAnsi="Menlo" w:eastAsia="微软雅黑" w:cs="微软雅黑"/>
+              </w:rPr>
+            </w:pPr>
+            <w:r>
+              <w:rPr>
+                <w:rFonts w:hint="eastAsia" w:ascii="Menlo" w:hAnsi="Menlo" w:eastAsia="微软雅黑" w:cs="微软雅黑"/>
+              </w:rPr>
               <w:t>&lt; 11V 显示红色</w:t>
             </w:r>
           </w:p>
@@ -1095,8 +1553,14 @@
           <w:p>
             <w:pPr>
               <w:spacing w:after="0" w:line="240" w:lineRule="auto"/>
-            </w:pPr>
-            <w:r>
+              <w:rPr>
+                <w:rFonts w:hint="eastAsia" w:ascii="Menlo" w:hAnsi="Menlo" w:eastAsia="微软雅黑" w:cs="微软雅黑"/>
+              </w:rPr>
+            </w:pPr>
+            <w:r>
+              <w:rPr>
+                <w:rFonts w:hint="eastAsia" w:ascii="Menlo" w:hAnsi="Menlo" w:eastAsia="微软雅黑" w:cs="微软雅黑"/>
+              </w:rPr>
               <w:t>运行时间</w:t>
             </w:r>
           </w:p>
@@ -1108,8 +1572,14 @@
           <w:p>
             <w:pPr>
               <w:spacing w:after="0" w:line="240" w:lineRule="auto"/>
-            </w:pPr>
-            <w:r>
+              <w:rPr>
+                <w:rFonts w:hint="eastAsia" w:ascii="Menlo" w:hAnsi="Menlo" w:eastAsia="微软雅黑" w:cs="微软雅黑"/>
+              </w:rPr>
+            </w:pPr>
+            <w:r>
+              <w:rPr>
+                <w:rFonts w:hint="eastAsia" w:ascii="Menlo" w:hAnsi="Menlo" w:eastAsia="微软雅黑" w:cs="微软雅黑"/>
+              </w:rPr>
               <w:t>持续累计</w:t>
             </w:r>
           </w:p>
@@ -1121,8 +1591,14 @@
           <w:p>
             <w:pPr>
               <w:spacing w:after="0" w:line="240" w:lineRule="auto"/>
-            </w:pPr>
-            <w:r>
+              <w:rPr>
+                <w:rFonts w:hint="eastAsia" w:ascii="Menlo" w:hAnsi="Menlo" w:eastAsia="微软雅黑" w:cs="微软雅黑"/>
+              </w:rPr>
+            </w:pPr>
+            <w:r>
+              <w:rPr>
+                <w:rFonts w:hint="eastAsia" w:ascii="Menlo" w:hAnsi="Menlo" w:eastAsia="微软雅黑" w:cs="微软雅黑"/>
+              </w:rPr>
               <w:t>复位后归零</w:t>
             </w:r>
           </w:p>
@@ -1136,8 +1612,14 @@
           <w:p>
             <w:pPr>
               <w:spacing w:after="0" w:line="240" w:lineRule="auto"/>
-            </w:pPr>
-            <w:r>
+              <w:rPr>
+                <w:rFonts w:hint="eastAsia" w:ascii="Menlo" w:hAnsi="Menlo" w:eastAsia="微软雅黑" w:cs="微软雅黑"/>
+              </w:rPr>
+            </w:pPr>
+            <w:r>
+              <w:rPr>
+                <w:rFonts w:hint="eastAsia" w:ascii="Menlo" w:hAnsi="Menlo" w:eastAsia="微软雅黑" w:cs="微软雅黑"/>
+              </w:rPr>
               <w:t>通信总次数</w:t>
             </w:r>
           </w:p>
@@ -1149,8 +1631,14 @@
           <w:p>
             <w:pPr>
               <w:spacing w:after="0" w:line="240" w:lineRule="auto"/>
-            </w:pPr>
-            <w:r>
+              <w:rPr>
+                <w:rFonts w:hint="eastAsia" w:ascii="Menlo" w:hAnsi="Menlo" w:eastAsia="微软雅黑" w:cs="微软雅黑"/>
+              </w:rPr>
+            </w:pPr>
+            <w:r>
+              <w:rPr>
+                <w:rFonts w:hint="eastAsia" w:ascii="Menlo" w:hAnsi="Menlo" w:eastAsia="微软雅黑" w:cs="微软雅黑"/>
+              </w:rPr>
               <w:t>持续增长</w:t>
             </w:r>
           </w:p>
@@ -1162,8 +1650,14 @@
           <w:p>
             <w:pPr>
               <w:spacing w:after="0" w:line="240" w:lineRule="auto"/>
-            </w:pPr>
-            <w:r>
+              <w:rPr>
+                <w:rFonts w:hint="eastAsia" w:ascii="Menlo" w:hAnsi="Menlo" w:eastAsia="微软雅黑" w:cs="微软雅黑"/>
+              </w:rPr>
+            </w:pPr>
+            <w:r>
+              <w:rPr>
+                <w:rFonts w:hint="eastAsia" w:ascii="Menlo" w:hAnsi="Menlo" w:eastAsia="微软雅黑" w:cs="微软雅黑"/>
+              </w:rPr>
               <w:t>不增长说明可能未正常通信</w:t>
             </w:r>
           </w:p>
@@ -1177,8 +1671,14 @@
           <w:p>
             <w:pPr>
               <w:spacing w:after="0" w:line="240" w:lineRule="auto"/>
-            </w:pPr>
-            <w:r>
+              <w:rPr>
+                <w:rFonts w:hint="eastAsia" w:ascii="Menlo" w:hAnsi="Menlo" w:eastAsia="微软雅黑" w:cs="微软雅黑"/>
+              </w:rPr>
+            </w:pPr>
+            <w:r>
+              <w:rPr>
+                <w:rFonts w:hint="eastAsia" w:ascii="Menlo" w:hAnsi="Menlo" w:eastAsia="微软雅黑" w:cs="微软雅黑"/>
+              </w:rPr>
               <w:t>错误次数</w:t>
             </w:r>
           </w:p>
@@ -1190,8 +1690,14 @@
           <w:p>
             <w:pPr>
               <w:spacing w:after="0" w:line="240" w:lineRule="auto"/>
-            </w:pPr>
-            <w:r>
+              <w:rPr>
+                <w:rFonts w:hint="eastAsia" w:ascii="Menlo" w:hAnsi="Menlo" w:eastAsia="微软雅黑" w:cs="微软雅黑"/>
+              </w:rPr>
+            </w:pPr>
+            <w:r>
+              <w:rPr>
+                <w:rFonts w:hint="eastAsia" w:ascii="Menlo" w:hAnsi="Menlo" w:eastAsia="微软雅黑" w:cs="微软雅黑"/>
+              </w:rPr>
               <w:t>0</w:t>
             </w:r>
           </w:p>
@@ -1203,8 +1709,14 @@
           <w:p>
             <w:pPr>
               <w:spacing w:after="0" w:line="240" w:lineRule="auto"/>
-            </w:pPr>
-            <w:r>
+              <w:rPr>
+                <w:rFonts w:hint="eastAsia" w:ascii="Menlo" w:hAnsi="Menlo" w:eastAsia="微软雅黑" w:cs="微软雅黑"/>
+              </w:rPr>
+            </w:pPr>
+            <w:r>
+              <w:rPr>
+                <w:rFonts w:hint="eastAsia" w:ascii="Menlo" w:hAnsi="Menlo" w:eastAsia="微软雅黑" w:cs="微软雅黑"/>
+              </w:rPr>
               <w:t>&gt; 0 表示有通信错误</w:t>
             </w:r>
           </w:p>
@@ -1218,8 +1730,14 @@
           <w:p>
             <w:pPr>
               <w:spacing w:after="0" w:line="240" w:lineRule="auto"/>
-            </w:pPr>
-            <w:r>
+              <w:rPr>
+                <w:rFonts w:hint="eastAsia" w:ascii="Menlo" w:hAnsi="Menlo" w:eastAsia="微软雅黑" w:cs="微软雅黑"/>
+              </w:rPr>
+            </w:pPr>
+            <w:r>
+              <w:rPr>
+                <w:rFonts w:hint="eastAsia" w:ascii="Menlo" w:hAnsi="Menlo" w:eastAsia="微软雅黑" w:cs="微软雅黑"/>
+              </w:rPr>
               <w:t>运行模式</w:t>
             </w:r>
           </w:p>
@@ -1231,8 +1749,14 @@
           <w:p>
             <w:pPr>
               <w:spacing w:after="0" w:line="240" w:lineRule="auto"/>
-            </w:pPr>
-            <w:r>
+              <w:rPr>
+                <w:rFonts w:hint="eastAsia" w:ascii="Menlo" w:hAnsi="Menlo" w:eastAsia="微软雅黑" w:cs="微软雅黑"/>
+              </w:rPr>
+            </w:pPr>
+            <w:r>
+              <w:rPr>
+                <w:rFonts w:hint="eastAsia" w:ascii="Menlo" w:hAnsi="Menlo" w:eastAsia="微软雅黑" w:cs="微软雅黑"/>
+              </w:rPr>
               <w:t>正常（绿色标签）</w:t>
             </w:r>
           </w:p>
@@ -1244,8 +1768,14 @@
           <w:p>
             <w:pPr>
               <w:spacing w:after="0" w:line="240" w:lineRule="auto"/>
-            </w:pPr>
-            <w:r>
+              <w:rPr>
+                <w:rFonts w:hint="eastAsia" w:ascii="Menlo" w:hAnsi="Menlo" w:eastAsia="微软雅黑" w:cs="微软雅黑"/>
+              </w:rPr>
+            </w:pPr>
+            <w:r>
+              <w:rPr>
+                <w:rFonts w:hint="eastAsia" w:ascii="Menlo" w:hAnsi="Menlo" w:eastAsia="微软雅黑" w:cs="微软雅黑"/>
+              </w:rPr>
               <w:t>配置模式显示橙色标签</w:t>
             </w:r>
           </w:p>
@@ -1255,8 +1785,14 @@
     <w:p>
       <w:pPr>
         <w:pStyle w:val="6"/>
+        <w:rPr>
+          <w:rFonts w:hint="eastAsia" w:ascii="Menlo" w:hAnsi="Menlo" w:eastAsia="微软雅黑" w:cs="微软雅黑"/>
+        </w:rPr>
       </w:pPr>
       <w:r>
+        <w:rPr>
+          <w:rFonts w:hint="eastAsia" w:ascii="Menlo" w:hAnsi="Menlo" w:eastAsia="微软雅黑" w:cs="微软雅黑"/>
+        </w:rPr>
         <w:t>接口状态</w:t>
       </w:r>
     </w:p>
@@ -1264,8 +1800,14 @@
       <w:pPr>
         <w:pStyle w:val="16"/>
         <w:ind w:left="0"/>
+        <w:rPr>
+          <w:rFonts w:hint="eastAsia" w:ascii="Menlo" w:hAnsi="Menlo" w:eastAsia="微软雅黑" w:cs="微软雅黑"/>
+        </w:rPr>
       </w:pPr>
       <w:r>
+        <w:rPr>
+          <w:rFonts w:hint="eastAsia" w:ascii="Menlo" w:hAnsi="Menlo" w:eastAsia="微软雅黑" w:cs="微软雅黑"/>
+        </w:rPr>
         <w:t>以太网 / WiFi：显示启用/禁用</w:t>
       </w:r>
     </w:p>
@@ -1273,8 +1815,14 @@
       <w:pPr>
         <w:pStyle w:val="16"/>
         <w:ind w:left="0"/>
+        <w:rPr>
+          <w:rFonts w:hint="eastAsia" w:ascii="Menlo" w:hAnsi="Menlo" w:eastAsia="微软雅黑" w:cs="微软雅黑"/>
+        </w:rPr>
       </w:pPr>
       <w:r>
+        <w:rPr>
+          <w:rFonts w:hint="eastAsia" w:ascii="Menlo" w:hAnsi="Menlo" w:eastAsia="微软雅黑" w:cs="微软雅黑"/>
+        </w:rPr>
         <w:t>COM1 (A面) / COM2 (B面)：显示 RS485 总线启用状态</w:t>
       </w:r>
     </w:p>
@@ -1282,21 +1830,41 @@
       <w:pPr>
         <w:pStyle w:val="16"/>
         <w:ind w:left="0"/>
+        <w:rPr>
+          <w:rFonts w:hint="eastAsia" w:ascii="Menlo" w:hAnsi="Menlo" w:eastAsia="微软雅黑" w:cs="微软雅黑"/>
+        </w:rPr>
       </w:pPr>
       <w:r>
+        <w:rPr>
+          <w:rFonts w:hint="eastAsia" w:ascii="Menlo" w:hAnsi="Menlo" w:eastAsia="微软雅黑" w:cs="微软雅黑"/>
+        </w:rPr>
         <w:t>若 A 面灯板不工作，先检查 COM1 是否启用</w:t>
       </w:r>
     </w:p>
     <w:p>
       <w:pPr>
         <w:pStyle w:val="6"/>
+        <w:rPr>
+          <w:rFonts w:hint="eastAsia" w:ascii="Menlo" w:hAnsi="Menlo" w:eastAsia="微软雅黑" w:cs="微软雅黑"/>
+        </w:rPr>
       </w:pPr>
       <w:r>
+        <w:rPr>
+          <w:rFonts w:hint="eastAsia" w:ascii="Menlo" w:hAnsi="Menlo" w:eastAsia="微软雅黑" w:cs="微软雅黑"/>
+        </w:rPr>
         <w:t>继电器控制 (K1~K6)</w:t>
       </w:r>
     </w:p>
     <w:p>
+      <w:pPr>
+        <w:rPr>
+          <w:rFonts w:hint="eastAsia" w:ascii="Menlo" w:hAnsi="Menlo" w:eastAsia="微软雅黑" w:cs="微软雅黑"/>
+        </w:rPr>
+      </w:pPr>
       <w:r>
+        <w:rPr>
+          <w:rFonts w:hint="eastAsia" w:ascii="Menlo" w:hAnsi="Menlo" w:eastAsia="微软雅黑" w:cs="微软雅黑"/>
+        </w:rPr>
         <w:t>6 个独立开关，用于控制主控板的 6 路继电器输出：</w:t>
       </w:r>
     </w:p>
@@ -1334,9 +1902,13 @@
           <w:p>
             <w:pPr>
               <w:spacing w:after="0" w:line="240" w:lineRule="auto"/>
-            </w:pPr>
-            <w:r>
-              <w:rPr>
+              <w:rPr>
+                <w:rFonts w:hint="eastAsia" w:ascii="Menlo" w:hAnsi="Menlo" w:eastAsia="微软雅黑" w:cs="微软雅黑"/>
+              </w:rPr>
+            </w:pPr>
+            <w:r>
+              <w:rPr>
+                <w:rFonts w:hint="eastAsia" w:ascii="Menlo" w:hAnsi="Menlo" w:eastAsia="微软雅黑" w:cs="微软雅黑"/>
                 <w:b/>
               </w:rPr>
               <w:t>操作</w:t>
@@ -1351,9 +1923,13 @@
           <w:p>
             <w:pPr>
               <w:spacing w:after="0" w:line="240" w:lineRule="auto"/>
-            </w:pPr>
-            <w:r>
-              <w:rPr>
+              <w:rPr>
+                <w:rFonts w:hint="eastAsia" w:ascii="Menlo" w:hAnsi="Menlo" w:eastAsia="微软雅黑" w:cs="微软雅黑"/>
+              </w:rPr>
+            </w:pPr>
+            <w:r>
+              <w:rPr>
+                <w:rFonts w:hint="eastAsia" w:ascii="Menlo" w:hAnsi="Menlo" w:eastAsia="微软雅黑" w:cs="微软雅黑"/>
                 <w:b/>
               </w:rPr>
               <w:t>方法</w:t>
@@ -1369,8 +1945,14 @@
           <w:p>
             <w:pPr>
               <w:spacing w:after="0" w:line="240" w:lineRule="auto"/>
-            </w:pPr>
-            <w:r>
+              <w:rPr>
+                <w:rFonts w:hint="eastAsia" w:ascii="Menlo" w:hAnsi="Menlo" w:eastAsia="微软雅黑" w:cs="微软雅黑"/>
+              </w:rPr>
+            </w:pPr>
+            <w:r>
+              <w:rPr>
+                <w:rFonts w:hint="eastAsia" w:ascii="Menlo" w:hAnsi="Menlo" w:eastAsia="微软雅黑" w:cs="微软雅黑"/>
+              </w:rPr>
               <w:t>开启</w:t>
             </w:r>
           </w:p>
@@ -1382,8 +1964,14 @@
           <w:p>
             <w:pPr>
               <w:spacing w:after="0" w:line="240" w:lineRule="auto"/>
-            </w:pPr>
-            <w:r>
+              <w:rPr>
+                <w:rFonts w:hint="eastAsia" w:ascii="Menlo" w:hAnsi="Menlo" w:eastAsia="微软雅黑" w:cs="微软雅黑"/>
+              </w:rPr>
+            </w:pPr>
+            <w:r>
+              <w:rPr>
+                <w:rFonts w:hint="eastAsia" w:ascii="Menlo" w:hAnsi="Menlo" w:eastAsia="微软雅黑" w:cs="微软雅黑"/>
+              </w:rPr>
               <w:t>点击开关至ON位置，标签变蓝</w:t>
             </w:r>
           </w:p>
@@ -1397,8 +1985,14 @@
           <w:p>
             <w:pPr>
               <w:spacing w:after="0" w:line="240" w:lineRule="auto"/>
-            </w:pPr>
-            <w:r>
+              <w:rPr>
+                <w:rFonts w:hint="eastAsia" w:ascii="Menlo" w:hAnsi="Menlo" w:eastAsia="微软雅黑" w:cs="微软雅黑"/>
+              </w:rPr>
+            </w:pPr>
+            <w:r>
+              <w:rPr>
+                <w:rFonts w:hint="eastAsia" w:ascii="Menlo" w:hAnsi="Menlo" w:eastAsia="微软雅黑" w:cs="微软雅黑"/>
+              </w:rPr>
               <w:t>关闭</w:t>
             </w:r>
           </w:p>
@@ -1410,8 +2004,14 @@
           <w:p>
             <w:pPr>
               <w:spacing w:after="0" w:line="240" w:lineRule="auto"/>
-            </w:pPr>
-            <w:r>
+              <w:rPr>
+                <w:rFonts w:hint="eastAsia" w:ascii="Menlo" w:hAnsi="Menlo" w:eastAsia="微软雅黑" w:cs="微软雅黑"/>
+              </w:rPr>
+            </w:pPr>
+            <w:r>
+              <w:rPr>
+                <w:rFonts w:hint="eastAsia" w:ascii="Menlo" w:hAnsi="Menlo" w:eastAsia="微软雅黑" w:cs="微软雅黑"/>
+              </w:rPr>
               <w:t>点击开关至OFF位置，标签变灰</w:t>
             </w:r>
           </w:p>
@@ -1425,8 +2025,14 @@
           <w:p>
             <w:pPr>
               <w:spacing w:after="0" w:line="240" w:lineRule="auto"/>
-            </w:pPr>
-            <w:r>
+              <w:rPr>
+                <w:rFonts w:hint="eastAsia" w:ascii="Menlo" w:hAnsi="Menlo" w:eastAsia="微软雅黑" w:cs="微软雅黑"/>
+              </w:rPr>
+            </w:pPr>
+            <w:r>
+              <w:rPr>
+                <w:rFonts w:hint="eastAsia" w:ascii="Menlo" w:hAnsi="Menlo" w:eastAsia="微软雅黑" w:cs="微软雅黑"/>
+              </w:rPr>
               <w:t>刷新</w:t>
             </w:r>
           </w:p>
@@ -1438,8 +2044,14 @@
           <w:p>
             <w:pPr>
               <w:spacing w:after="0" w:line="240" w:lineRule="auto"/>
-            </w:pPr>
-            <w:r>
+              <w:rPr>
+                <w:rFonts w:hint="eastAsia" w:ascii="Menlo" w:hAnsi="Menlo" w:eastAsia="微软雅黑" w:cs="微软雅黑"/>
+              </w:rPr>
+            </w:pPr>
+            <w:r>
+              <w:rPr>
+                <w:rFonts w:hint="eastAsia" w:ascii="Menlo" w:hAnsi="Menlo" w:eastAsia="微软雅黑" w:cs="微软雅黑"/>
+              </w:rPr>
               <w:t>点击页面刷新按钮重新读取状态</w:t>
             </w:r>
           </w:p>
@@ -1449,14 +2061,26 @@
     <w:p>
       <w:pPr>
         <w:pStyle w:val="148"/>
+        <w:rPr>
+          <w:rFonts w:hint="eastAsia" w:ascii="Menlo" w:hAnsi="Menlo" w:eastAsia="微软雅黑" w:cs="微软雅黑"/>
+        </w:rPr>
       </w:pPr>
       <w:r>
+        <w:rPr>
+          <w:rFonts w:hint="eastAsia" w:ascii="Menlo" w:hAnsi="Menlo" w:eastAsia="微软雅黑" w:cs="微软雅黑"/>
+        </w:rPr>
         <w:t>用途：继电器可外接蜂鸣器、指示灯等设备，用于测试主控板 IO 扩展功能。</w:t>
       </w:r>
     </w:p>
     <w:p>
+      <w:pPr>
+        <w:rPr>
+          <w:rFonts w:hint="eastAsia" w:ascii="Menlo" w:hAnsi="Menlo" w:eastAsia="微软雅黑" w:cs="微软雅黑"/>
+        </w:rPr>
+      </w:pPr>
       <w:r>
         <w:rPr>
+          <w:rFonts w:hint="eastAsia" w:ascii="Menlo" w:hAnsi="Menlo" w:eastAsia="微软雅黑" w:cs="微软雅黑"/>
           <w:b/>
         </w:rPr>
         <w:t>用途：继电器可外接蜂鸣器、指示灯等设备，用于测试主控板 IO 扩展功能。</w:t>
@@ -1465,14 +2089,26 @@
     <w:p>
       <w:pPr>
         <w:pStyle w:val="5"/>
+        <w:rPr>
+          <w:rFonts w:hint="eastAsia" w:ascii="Menlo" w:hAnsi="Menlo" w:eastAsia="微软雅黑" w:cs="微软雅黑"/>
+        </w:rPr>
       </w:pPr>
       <w:r>
+        <w:rPr>
+          <w:rFonts w:hint="eastAsia" w:ascii="Menlo" w:hAnsi="Menlo" w:eastAsia="微软雅黑" w:cs="微软雅黑"/>
+        </w:rPr>
         <w:t>3.3 感应灯板调试</w:t>
       </w:r>
     </w:p>
     <w:p>
+      <w:pPr>
+        <w:rPr>
+          <w:rFonts w:hint="eastAsia" w:ascii="Menlo" w:hAnsi="Menlo" w:eastAsia="微软雅黑" w:cs="微软雅黑"/>
+        </w:rPr>
+      </w:pPr>
       <w:r>
         <w:rPr>
+          <w:rFonts w:hint="eastAsia" w:ascii="Menlo" w:hAnsi="Menlo" w:eastAsia="微软雅黑" w:cs="微软雅黑"/>
           <w:b/>
         </w:rPr>
         <w:t>这是调试页面的核心功能，用于逐块测试每块 AMKN7141-CHXX 灯板。</w:t>
@@ -1481,8 +2117,14 @@
     <w:p>
       <w:pPr>
         <w:pStyle w:val="6"/>
+        <w:rPr>
+          <w:rFonts w:hint="eastAsia" w:ascii="Menlo" w:hAnsi="Menlo" w:eastAsia="微软雅黑" w:cs="微软雅黑"/>
+        </w:rPr>
       </w:pPr>
       <w:r>
+        <w:rPr>
+          <w:rFonts w:hint="eastAsia" w:ascii="Menlo" w:hAnsi="Menlo" w:eastAsia="微软雅黑" w:cs="微软雅黑"/>
+        </w:rPr>
         <w:t>3.3.1 选择灯板</w:t>
       </w:r>
     </w:p>
@@ -1490,8 +2132,14 @@
       <w:pPr>
         <w:pStyle w:val="14"/>
         <w:ind w:left="0"/>
+        <w:rPr>
+          <w:rFonts w:hint="eastAsia" w:ascii="Menlo" w:hAnsi="Menlo" w:eastAsia="微软雅黑" w:cs="微软雅黑"/>
+        </w:rPr>
       </w:pPr>
       <w:r>
+        <w:rPr>
+          <w:rFonts w:hint="eastAsia" w:ascii="Menlo" w:hAnsi="Menlo" w:eastAsia="微软雅黑" w:cs="微软雅黑"/>
+        </w:rPr>
         <w:t>选择面：点击A 面/B 面标签切换</w:t>
       </w:r>
     </w:p>
@@ -1499,23 +2147,40 @@
       <w:pPr>
         <w:pStyle w:val="14"/>
         <w:ind w:left="0"/>
+        <w:rPr>
+          <w:rFonts w:hint="eastAsia" w:ascii="Menlo" w:hAnsi="Menlo" w:eastAsia="微软雅黑" w:cs="微软雅黑"/>
+        </w:rPr>
       </w:pPr>
       <w:r>
+        <w:rPr>
+          <w:rFonts w:hint="eastAsia" w:ascii="Menlo" w:hAnsi="Menlo" w:eastAsia="微软雅黑" w:cs="微软雅黑"/>
+        </w:rPr>
         <w:t>选择灯板：从下拉列表中选择要调试的灯板（格式A1 (站号 1)、B3 (站号 66)）</w:t>
       </w:r>
     </w:p>
     <w:p>
       <w:pPr>
         <w:pStyle w:val="148"/>
+        <w:rPr>
+          <w:rFonts w:hint="eastAsia" w:ascii="Menlo" w:hAnsi="Menlo" w:eastAsia="微软雅黑" w:cs="微软雅黑"/>
+        </w:rPr>
       </w:pPr>
       <w:r>
+        <w:rPr>
+          <w:rFonts w:hint="eastAsia" w:ascii="Menlo" w:hAnsi="Menlo" w:eastAsia="微软雅黑" w:cs="微软雅黑"/>
+        </w:rPr>
         <w:t>如果灯板列表为空，请先在料架管理中配置灯板数量，或使用寄存器浏览器写入60108（A面数量）和60109（B面数量）。</w:t>
       </w:r>
     </w:p>
     <w:p>
+      <w:pPr>
+        <w:rPr>
+          <w:rFonts w:hint="eastAsia" w:ascii="Menlo" w:hAnsi="Menlo" w:eastAsia="微软雅黑" w:cs="微软雅黑"/>
+        </w:rPr>
+      </w:pPr>
       <w:r>
         <w:rPr>
-          <w:rFonts w:ascii="Courier New" w:hAnsi="Courier New"/>
+          <w:rFonts w:hint="eastAsia" w:ascii="Menlo" w:hAnsi="Menlo" w:eastAsia="微软雅黑" w:cs="微软雅黑"/>
         </w:rPr>
         <w:t>如果灯板列表为空，请先在料架管理中配置灯板数量，或使用寄存器浏览器写入60108（A面数量）和60109（B面数量）。</w:t>
       </w:r>
@@ -1523,13 +2188,27 @@
     <w:p>
       <w:pPr>
         <w:pStyle w:val="6"/>
+        <w:rPr>
+          <w:rFonts w:hint="eastAsia" w:ascii="Menlo" w:hAnsi="Menlo" w:eastAsia="微软雅黑" w:cs="微软雅黑"/>
+        </w:rPr>
       </w:pPr>
       <w:r>
+        <w:rPr>
+          <w:rFonts w:hint="eastAsia" w:ascii="Menlo" w:hAnsi="Menlo" w:eastAsia="微软雅黑" w:cs="微软雅黑"/>
+        </w:rPr>
         <w:t>3.3.2 查看灯板信息</w:t>
       </w:r>
     </w:p>
     <w:p>
+      <w:pPr>
+        <w:rPr>
+          <w:rFonts w:hint="eastAsia" w:ascii="Menlo" w:hAnsi="Menlo" w:eastAsia="微软雅黑" w:cs="微软雅黑"/>
+        </w:rPr>
+      </w:pPr>
       <w:r>
+        <w:rPr>
+          <w:rFonts w:hint="eastAsia" w:ascii="Menlo" w:hAnsi="Menlo" w:eastAsia="微软雅黑" w:cs="微软雅黑"/>
+        </w:rPr>
         <w:t>选中灯板后自动加载：</w:t>
       </w:r>
     </w:p>
@@ -1567,9 +2246,13 @@
           <w:p>
             <w:pPr>
               <w:spacing w:after="0" w:line="240" w:lineRule="auto"/>
-            </w:pPr>
-            <w:r>
-              <w:rPr>
+              <w:rPr>
+                <w:rFonts w:hint="eastAsia" w:ascii="Menlo" w:hAnsi="Menlo" w:eastAsia="微软雅黑" w:cs="微软雅黑"/>
+              </w:rPr>
+            </w:pPr>
+            <w:r>
+              <w:rPr>
+                <w:rFonts w:hint="eastAsia" w:ascii="Menlo" w:hAnsi="Menlo" w:eastAsia="微软雅黑" w:cs="微软雅黑"/>
                 <w:b/>
               </w:rPr>
               <w:t>信息</w:t>
@@ -1584,9 +2267,13 @@
           <w:p>
             <w:pPr>
               <w:spacing w:after="0" w:line="240" w:lineRule="auto"/>
-            </w:pPr>
-            <w:r>
-              <w:rPr>
+              <w:rPr>
+                <w:rFonts w:hint="eastAsia" w:ascii="Menlo" w:hAnsi="Menlo" w:eastAsia="微软雅黑" w:cs="微软雅黑"/>
+              </w:rPr>
+            </w:pPr>
+            <w:r>
+              <w:rPr>
+                <w:rFonts w:hint="eastAsia" w:ascii="Menlo" w:hAnsi="Menlo" w:eastAsia="微软雅黑" w:cs="微软雅黑"/>
                 <w:b/>
               </w:rPr>
               <w:t>说明</w:t>
@@ -1602,8 +2289,14 @@
           <w:p>
             <w:pPr>
               <w:spacing w:after="0" w:line="240" w:lineRule="auto"/>
-            </w:pPr>
-            <w:r>
+              <w:rPr>
+                <w:rFonts w:hint="eastAsia" w:ascii="Menlo" w:hAnsi="Menlo" w:eastAsia="微软雅黑" w:cs="微软雅黑"/>
+              </w:rPr>
+            </w:pPr>
+            <w:r>
+              <w:rPr>
+                <w:rFonts w:hint="eastAsia" w:ascii="Menlo" w:hAnsi="Menlo" w:eastAsia="微软雅黑" w:cs="微软雅黑"/>
+              </w:rPr>
               <w:t>型号</w:t>
             </w:r>
           </w:p>
@@ -1615,8 +2308,14 @@
           <w:p>
             <w:pPr>
               <w:spacing w:after="0" w:line="240" w:lineRule="auto"/>
-            </w:pPr>
-            <w:r>
+              <w:rPr>
+                <w:rFonts w:hint="eastAsia" w:ascii="Menlo" w:hAnsi="Menlo" w:eastAsia="微软雅黑" w:cs="微软雅黑"/>
+              </w:rPr>
+            </w:pPr>
+            <w:r>
+              <w:rPr>
+                <w:rFonts w:hint="eastAsia" w:ascii="Menlo" w:hAnsi="Menlo" w:eastAsia="微软雅黑" w:cs="微软雅黑"/>
+              </w:rPr>
               <w:t>如C开头，后跟通道数</w:t>
             </w:r>
           </w:p>
@@ -1630,8 +2329,14 @@
           <w:p>
             <w:pPr>
               <w:spacing w:after="0" w:line="240" w:lineRule="auto"/>
-            </w:pPr>
-            <w:r>
+              <w:rPr>
+                <w:rFonts w:hint="eastAsia" w:ascii="Menlo" w:hAnsi="Menlo" w:eastAsia="微软雅黑" w:cs="微软雅黑"/>
+              </w:rPr>
+            </w:pPr>
+            <w:r>
+              <w:rPr>
+                <w:rFonts w:hint="eastAsia" w:ascii="Menlo" w:hAnsi="Menlo" w:eastAsia="微软雅黑" w:cs="微软雅黑"/>
+              </w:rPr>
               <w:t>通道数</w:t>
             </w:r>
           </w:p>
@@ -1643,8 +2348,14 @@
           <w:p>
             <w:pPr>
               <w:spacing w:after="0" w:line="240" w:lineRule="auto"/>
-            </w:pPr>
-            <w:r>
+              <w:rPr>
+                <w:rFonts w:hint="eastAsia" w:ascii="Menlo" w:hAnsi="Menlo" w:eastAsia="微软雅黑" w:cs="微软雅黑"/>
+              </w:rPr>
+            </w:pPr>
+            <w:r>
+              <w:rPr>
+                <w:rFonts w:hint="eastAsia" w:ascii="Menlo" w:hAnsi="Menlo" w:eastAsia="微软雅黑" w:cs="微软雅黑"/>
+              </w:rPr>
               <w:t>20 / 10 / 6</w:t>
             </w:r>
           </w:p>
@@ -1658,8 +2369,14 @@
           <w:p>
             <w:pPr>
               <w:spacing w:after="0" w:line="240" w:lineRule="auto"/>
-            </w:pPr>
-            <w:r>
+              <w:rPr>
+                <w:rFonts w:hint="eastAsia" w:ascii="Menlo" w:hAnsi="Menlo" w:eastAsia="微软雅黑" w:cs="微软雅黑"/>
+              </w:rPr>
+            </w:pPr>
+            <w:r>
+              <w:rPr>
+                <w:rFonts w:hint="eastAsia" w:ascii="Menlo" w:hAnsi="Menlo" w:eastAsia="微软雅黑" w:cs="微软雅黑"/>
+              </w:rPr>
               <w:t>硬件版本</w:t>
             </w:r>
           </w:p>
@@ -1671,8 +2388,14 @@
           <w:p>
             <w:pPr>
               <w:spacing w:after="0" w:line="240" w:lineRule="auto"/>
-            </w:pPr>
-            <w:r>
+              <w:rPr>
+                <w:rFonts w:hint="eastAsia" w:ascii="Menlo" w:hAnsi="Menlo" w:eastAsia="微软雅黑" w:cs="微软雅黑"/>
+              </w:rPr>
+            </w:pPr>
+            <w:r>
+              <w:rPr>
+                <w:rFonts w:hint="eastAsia" w:ascii="Menlo" w:hAnsi="Menlo" w:eastAsia="微软雅黑" w:cs="微软雅黑"/>
+              </w:rPr>
               <w:t>如 V1.0</w:t>
             </w:r>
           </w:p>
@@ -1686,8 +2409,14 @@
           <w:p>
             <w:pPr>
               <w:spacing w:after="0" w:line="240" w:lineRule="auto"/>
-            </w:pPr>
-            <w:r>
+              <w:rPr>
+                <w:rFonts w:hint="eastAsia" w:ascii="Menlo" w:hAnsi="Menlo" w:eastAsia="微软雅黑" w:cs="微软雅黑"/>
+              </w:rPr>
+            </w:pPr>
+            <w:r>
+              <w:rPr>
+                <w:rFonts w:hint="eastAsia" w:ascii="Menlo" w:hAnsi="Menlo" w:eastAsia="微软雅黑" w:cs="微软雅黑"/>
+              </w:rPr>
               <w:t>软件版本</w:t>
             </w:r>
           </w:p>
@@ -1699,8 +2428,14 @@
           <w:p>
             <w:pPr>
               <w:spacing w:after="0" w:line="240" w:lineRule="auto"/>
-            </w:pPr>
-            <w:r>
+              <w:rPr>
+                <w:rFonts w:hint="eastAsia" w:ascii="Menlo" w:hAnsi="Menlo" w:eastAsia="微软雅黑" w:cs="微软雅黑"/>
+              </w:rPr>
+            </w:pPr>
+            <w:r>
+              <w:rPr>
+                <w:rFonts w:hint="eastAsia" w:ascii="Menlo" w:hAnsi="Menlo" w:eastAsia="微软雅黑" w:cs="微软雅黑"/>
+              </w:rPr>
               <w:t>如 V1.0</w:t>
             </w:r>
           </w:p>
@@ -1714,8 +2449,14 @@
           <w:p>
             <w:pPr>
               <w:spacing w:after="0" w:line="240" w:lineRule="auto"/>
-            </w:pPr>
-            <w:r>
+              <w:rPr>
+                <w:rFonts w:hint="eastAsia" w:ascii="Menlo" w:hAnsi="Menlo" w:eastAsia="微软雅黑" w:cs="微软雅黑"/>
+              </w:rPr>
+            </w:pPr>
+            <w:r>
+              <w:rPr>
+                <w:rFonts w:hint="eastAsia" w:ascii="Menlo" w:hAnsi="Menlo" w:eastAsia="微软雅黑" w:cs="微软雅黑"/>
+              </w:rPr>
               <w:t>编译日期</w:t>
             </w:r>
           </w:p>
@@ -1727,8 +2468,14 @@
           <w:p>
             <w:pPr>
               <w:spacing w:after="0" w:line="240" w:lineRule="auto"/>
-            </w:pPr>
-            <w:r>
+              <w:rPr>
+                <w:rFonts w:hint="eastAsia" w:ascii="Menlo" w:hAnsi="Menlo" w:eastAsia="微软雅黑" w:cs="微软雅黑"/>
+              </w:rPr>
+            </w:pPr>
+            <w:r>
+              <w:rPr>
+                <w:rFonts w:hint="eastAsia" w:ascii="Menlo" w:hAnsi="Menlo" w:eastAsia="微软雅黑" w:cs="微软雅黑"/>
+              </w:rPr>
               <w:t>固件编译日期，用于确认固件版本</w:t>
             </w:r>
           </w:p>
@@ -1738,129 +2485,98 @@
     <w:p>
       <w:pPr>
         <w:pStyle w:val="6"/>
+        <w:rPr>
+          <w:rFonts w:hint="eastAsia" w:ascii="Menlo" w:hAnsi="Menlo" w:eastAsia="微软雅黑" w:cs="微软雅黑"/>
+        </w:rPr>
       </w:pPr>
       <w:r>
+        <w:rPr>
+          <w:rFonts w:hint="eastAsia" w:ascii="Menlo" w:hAnsi="Menlo" w:eastAsia="微软雅黑" w:cs="微软雅黑"/>
+        </w:rPr>
         <w:t>3.3.3 储位状态网格</w:t>
       </w:r>
     </w:p>
     <w:p>
+      <w:pPr>
+        <w:rPr>
+          <w:rFonts w:hint="eastAsia" w:ascii="Menlo" w:hAnsi="Menlo" w:eastAsia="微软雅黑" w:cs="微软雅黑"/>
+        </w:rPr>
+      </w:pPr>
       <w:r>
+        <w:rPr>
+          <w:rFonts w:hint="eastAsia" w:ascii="Menlo" w:hAnsi="Menlo" w:eastAsia="微软雅黑" w:cs="微软雅黑"/>
+        </w:rPr>
         <w:t>20 个储位以网格形式展示：</w:t>
       </w:r>
     </w:p>
-    <w:p/>
     <w:p>
       <w:pPr>
-        <w:pStyle w:val="137"/>
-        <w:pBdr>
-          <w:top w:val="single" w:color="CCCCCC" w:sz="4" w:space="0"/>
-          <w:left w:val="single" w:color="CCCCCC" w:sz="4" w:space="0"/>
-          <w:bottom w:val="single" w:color="CCCCCC" w:sz="4" w:space="0"/>
-          <w:right w:val="single" w:color="CCCCCC" w:sz="4" w:space="0"/>
-        </w:pBdr>
-        <w:shd w:val="clear" w:fill="F5F5F5"/>
+        <w:keepNext w:val="0"/>
+        <w:keepLines w:val="0"/>
+        <w:widowControl/>
+        <w:suppressLineNumbers w:val="0"/>
+        <w:jc w:val="left"/>
+        <w:rPr>
+          <w:rFonts w:hint="eastAsia" w:ascii="Menlo" w:hAnsi="Menlo" w:eastAsia="微软雅黑" w:cs="微软雅黑"/>
+          <w:lang w:val="en-US"/>
+        </w:rPr>
       </w:pPr>
       <w:r>
         <w:rPr>
-          <w:rFonts w:ascii="Consolas" w:hAnsi="Consolas"/>
-          <w:sz w:val="20"/>
-        </w:rPr>
-        <w:t>┌────┬────┬────┬────┬────┬────┬────┬────┬────┬────┐</w:t>
-      </w:r>
-      <w:r>
-        <w:br w:type="textWrapping"/>
-      </w:r>
-      <w:r>
-        <w:rPr>
-          <w:rFonts w:ascii="Consolas" w:hAnsi="Consolas"/>
-          <w:sz w:val="20"/>
-        </w:rPr>
-        <w:t>│  1 │  2 │  3 │  4 │  5 │  6 │  7 │  8 │  9 │ 10 │</w:t>
-      </w:r>
-      <w:r>
-        <w:br w:type="textWrapping"/>
-      </w:r>
-      <w:r>
-        <w:rPr>
-          <w:rFonts w:ascii="Consolas" w:hAnsi="Consolas"/>
-          <w:sz w:val="20"/>
-        </w:rPr>
-        <w:t xml:space="preserve">│ 22 │ 18 │ 25 │ 30 │ 20 │ </w:t>
-      </w:r>
-      <w:r>
-        <w:rPr>
-          <w:rFonts w:ascii="Consolas" w:hAnsi="Consolas"/>
-          <w:color w:val="008000"/>
-          <w:sz w:val="20"/>
-        </w:rPr>
-        <w:t>-- │ -- │ -- │ -- │ -- │</w:t>
-      </w:r>
-      <w:r>
-        <w:br w:type="textWrapping"/>
-      </w:r>
-      <w:r>
-        <w:rPr>
-          <w:rFonts w:ascii="Consolas" w:hAnsi="Consolas"/>
-          <w:sz w:val="20"/>
-        </w:rPr>
-        <w:t>├────┼────┼────┼────┼────┼────┼────┼────┼────┼────┤</w:t>
-      </w:r>
-      <w:r>
-        <w:br w:type="textWrapping"/>
-      </w:r>
-      <w:r>
-        <w:rPr>
-          <w:rFonts w:ascii="Consolas" w:hAnsi="Consolas"/>
-          <w:sz w:val="20"/>
-        </w:rPr>
-        <w:t>│ 11 │ 12 │ 13 │ 14 │ 15 │ 16 │ 17 │ 18 │ 19 │ 20 │</w:t>
-      </w:r>
-      <w:r>
-        <w:br w:type="textWrapping"/>
-      </w:r>
-      <w:r>
-        <w:rPr>
-          <w:rFonts w:ascii="Consolas" w:hAnsi="Consolas"/>
-          <w:sz w:val="20"/>
-        </w:rPr>
-        <w:t xml:space="preserve">│ </w:t>
-      </w:r>
-      <w:r>
-        <w:rPr>
-          <w:rFonts w:ascii="Consolas" w:hAnsi="Consolas"/>
-          <w:color w:val="008000"/>
-          <w:sz w:val="20"/>
-        </w:rPr>
-        <w:t>-- │ -- │ -- │ -- │ -- │ -- │ -- │ -- │ -- │ -- │</w:t>
-      </w:r>
-      <w:r>
-        <w:br w:type="textWrapping"/>
-      </w:r>
-      <w:r>
-        <w:rPr>
-          <w:rFonts w:ascii="Consolas" w:hAnsi="Consolas"/>
-          <w:sz w:val="20"/>
-        </w:rPr>
-        <w:t>└────┴────┴────┴────┴────┴────┴────┴────┴────┴────┘</w:t>
-      </w:r>
-      <w:r>
-        <w:br w:type="textWrapping"/>
-      </w:r>
-      <w:r>
-        <w:rPr>
-          <w:rFonts w:ascii="Consolas" w:hAnsi="Consolas"/>
-          <w:sz w:val="20"/>
-        </w:rPr>
-        <w:t xml:space="preserve">   绿色 = 有物料    灰色 = 空位</w:t>
+          <w:rFonts w:hint="eastAsia" w:ascii="Menlo" w:hAnsi="Menlo" w:eastAsia="微软雅黑" w:cs="微软雅黑"/>
+          <w:lang w:val="en-US"/>
+        </w:rPr>
+        <w:drawing>
+          <wp:inline distT="0" distB="0" distL="114300" distR="114300">
+            <wp:extent cx="5483860" cy="2296795"/>
+            <wp:effectExtent l="0" t="0" r="2540" b="14605"/>
+            <wp:docPr id="3" name="图片 3" descr="0a339f68-b519-4077-bb93-887705131fba"/>
+            <wp:cNvGraphicFramePr>
+              <a:graphicFrameLocks xmlns:a="http://schemas.openxmlformats.org/drawingml/2006/main" noChangeAspect="1"/>
+            </wp:cNvGraphicFramePr>
+            <a:graphic xmlns:a="http://schemas.openxmlformats.org/drawingml/2006/main">
+              <a:graphicData uri="http://schemas.openxmlformats.org/drawingml/2006/picture">
+                <pic:pic xmlns:pic="http://schemas.openxmlformats.org/drawingml/2006/picture">
+                  <pic:nvPicPr>
+                    <pic:cNvPr id="3" name="图片 3" descr="0a339f68-b519-4077-bb93-887705131fba"/>
+                    <pic:cNvPicPr>
+                      <a:picLocks noChangeAspect="1"/>
+                    </pic:cNvPicPr>
+                  </pic:nvPicPr>
+                  <pic:blipFill>
+                    <a:blip r:embed="rId7"/>
+                    <a:stretch>
+                      <a:fillRect/>
+                    </a:stretch>
+                  </pic:blipFill>
+                  <pic:spPr>
+                    <a:xfrm>
+                      <a:off x="0" y="0"/>
+                      <a:ext cx="5483860" cy="2296795"/>
+                    </a:xfrm>
+                    <a:prstGeom prst="rect">
+                      <a:avLst/>
+                    </a:prstGeom>
+                  </pic:spPr>
+                </pic:pic>
+              </a:graphicData>
+            </a:graphic>
+          </wp:inline>
+        </w:drawing>
       </w:r>
     </w:p>
-    <w:p/>
     <w:p>
       <w:pPr>
         <w:pStyle w:val="16"/>
         <w:ind w:left="0"/>
+        <w:rPr>
+          <w:rFonts w:hint="eastAsia" w:ascii="Menlo" w:hAnsi="Menlo" w:eastAsia="微软雅黑" w:cs="微软雅黑"/>
+        </w:rPr>
       </w:pPr>
       <w:r>
+        <w:rPr>
+          <w:rFonts w:hint="eastAsia" w:ascii="Menlo" w:hAnsi="Menlo" w:eastAsia="微软雅黑" w:cs="微软雅黑"/>
+        </w:rPr>
         <w:t>方块颜色：绿色 = 有物料，灰色 = 空位</w:t>
       </w:r>
     </w:p>
@@ -1868,8 +2584,14 @@
       <w:pPr>
         <w:pStyle w:val="16"/>
         <w:ind w:left="0"/>
+        <w:rPr>
+          <w:rFonts w:hint="eastAsia" w:ascii="Menlo" w:hAnsi="Menlo" w:eastAsia="微软雅黑" w:cs="微软雅黑"/>
+        </w:rPr>
       </w:pPr>
       <w:r>
+        <w:rPr>
+          <w:rFonts w:hint="eastAsia" w:ascii="Menlo" w:hAnsi="Menlo" w:eastAsia="微软雅黑" w:cs="微软雅黑"/>
+        </w:rPr>
         <w:t>数字：上排 = 储位编号，下排 = AD 采样值（如有）</w:t>
       </w:r>
     </w:p>
@@ -1877,8 +2599,14 @@
       <w:pPr>
         <w:pStyle w:val="16"/>
         <w:ind w:left="0"/>
+        <w:rPr>
+          <w:rFonts w:hint="eastAsia" w:ascii="Menlo" w:hAnsi="Menlo" w:eastAsia="微软雅黑" w:cs="微软雅黑"/>
+        </w:rPr>
       </w:pPr>
       <w:r>
+        <w:rPr>
+          <w:rFonts w:hint="eastAsia" w:ascii="Menlo" w:hAnsi="Menlo" w:eastAsia="微软雅黑" w:cs="微软雅黑"/>
+        </w:rPr>
         <w:t>交互：</w:t>
       </w:r>
     </w:p>
@@ -1886,8 +2614,14 @@
       <w:pPr>
         <w:pStyle w:val="16"/>
         <w:ind w:left="0"/>
+        <w:rPr>
+          <w:rFonts w:hint="eastAsia" w:ascii="Menlo" w:hAnsi="Menlo" w:eastAsia="微软雅黑" w:cs="微软雅黑"/>
+        </w:rPr>
       </w:pPr>
       <w:r>
+        <w:rPr>
+          <w:rFonts w:hint="eastAsia" w:ascii="Menlo" w:hAnsi="Menlo" w:eastAsia="微软雅黑" w:cs="微软雅黑"/>
+        </w:rPr>
         <w:t>点击方块：切换该储位 LED（用于确认 LED 与储位对应关系）</w:t>
       </w:r>
     </w:p>
@@ -1895,8 +2629,14 @@
       <w:pPr>
         <w:pStyle w:val="16"/>
         <w:ind w:left="0"/>
+        <w:rPr>
+          <w:rFonts w:hint="eastAsia" w:ascii="Menlo" w:hAnsi="Menlo" w:eastAsia="微软雅黑" w:cs="微软雅黑"/>
+        </w:rPr>
       </w:pPr>
       <w:r>
+        <w:rPr>
+          <w:rFonts w:hint="eastAsia" w:ascii="Menlo" w:hAnsi="Menlo" w:eastAsia="微软雅黑" w:cs="微软雅黑"/>
+        </w:rPr>
         <w:t>悬停方块：弹出完整信息（储位号、物料状态、AD 值、颜色选择器）</w:t>
       </w:r>
     </w:p>
@@ -1904,16 +2644,28 @@
       <w:pPr>
         <w:pStyle w:val="16"/>
         <w:ind w:left="0"/>
+        <w:rPr>
+          <w:rFonts w:hint="eastAsia" w:ascii="Menlo" w:hAnsi="Menlo" w:eastAsia="微软雅黑" w:cs="微软雅黑"/>
+        </w:rPr>
       </w:pPr>
       <w:r>
+        <w:rPr>
+          <w:rFonts w:hint="eastAsia" w:ascii="Menlo" w:hAnsi="Menlo" w:eastAsia="微软雅黑" w:cs="微软雅黑"/>
+        </w:rPr>
         <w:t>在悬停弹出的颜色选择器中点击颜色标签：直接设置该储位 LED 颜色</w:t>
       </w:r>
     </w:p>
     <w:p>
       <w:pPr>
         <w:pStyle w:val="6"/>
+        <w:rPr>
+          <w:rFonts w:hint="eastAsia" w:ascii="Menlo" w:hAnsi="Menlo" w:eastAsia="微软雅黑" w:cs="微软雅黑"/>
+        </w:rPr>
       </w:pPr>
       <w:r>
+        <w:rPr>
+          <w:rFonts w:hint="eastAsia" w:ascii="Menlo" w:hAnsi="Menlo" w:eastAsia="微软雅黑" w:cs="微软雅黑"/>
+        </w:rPr>
         <w:t>3.3.4 LED 控制</w:t>
       </w:r>
     </w:p>
@@ -1952,9 +2704,13 @@
           <w:p>
             <w:pPr>
               <w:spacing w:after="0" w:line="240" w:lineRule="auto"/>
-            </w:pPr>
-            <w:r>
-              <w:rPr>
+              <w:rPr>
+                <w:rFonts w:hint="eastAsia" w:ascii="Menlo" w:hAnsi="Menlo" w:eastAsia="微软雅黑" w:cs="微软雅黑"/>
+              </w:rPr>
+            </w:pPr>
+            <w:r>
+              <w:rPr>
+                <w:rFonts w:hint="eastAsia" w:ascii="Menlo" w:hAnsi="Menlo" w:eastAsia="微软雅黑" w:cs="微软雅黑"/>
                 <w:b/>
               </w:rPr>
               <w:t>操作</w:t>
@@ -1969,9 +2725,13 @@
           <w:p>
             <w:pPr>
               <w:spacing w:after="0" w:line="240" w:lineRule="auto"/>
-            </w:pPr>
-            <w:r>
-              <w:rPr>
+              <w:rPr>
+                <w:rFonts w:hint="eastAsia" w:ascii="Menlo" w:hAnsi="Menlo" w:eastAsia="微软雅黑" w:cs="微软雅黑"/>
+              </w:rPr>
+            </w:pPr>
+            <w:r>
+              <w:rPr>
+                <w:rFonts w:hint="eastAsia" w:ascii="Menlo" w:hAnsi="Menlo" w:eastAsia="微软雅黑" w:cs="微软雅黑"/>
                 <w:b/>
               </w:rPr>
               <w:t>按钮</w:t>
@@ -1986,9 +2746,13 @@
           <w:p>
             <w:pPr>
               <w:spacing w:after="0" w:line="240" w:lineRule="auto"/>
-            </w:pPr>
-            <w:r>
-              <w:rPr>
+              <w:rPr>
+                <w:rFonts w:hint="eastAsia" w:ascii="Menlo" w:hAnsi="Menlo" w:eastAsia="微软雅黑" w:cs="微软雅黑"/>
+              </w:rPr>
+            </w:pPr>
+            <w:r>
+              <w:rPr>
+                <w:rFonts w:hint="eastAsia" w:ascii="Menlo" w:hAnsi="Menlo" w:eastAsia="微软雅黑" w:cs="微软雅黑"/>
                 <w:b/>
               </w:rPr>
               <w:t>说明</w:t>
@@ -2004,8 +2768,14 @@
           <w:p>
             <w:pPr>
               <w:spacing w:after="0" w:line="240" w:lineRule="auto"/>
-            </w:pPr>
-            <w:r>
+              <w:rPr>
+                <w:rFonts w:hint="eastAsia" w:ascii="Menlo" w:hAnsi="Menlo" w:eastAsia="微软雅黑" w:cs="微软雅黑"/>
+              </w:rPr>
+            </w:pPr>
+            <w:r>
+              <w:rPr>
+                <w:rFonts w:hint="eastAsia" w:ascii="Menlo" w:hAnsi="Menlo" w:eastAsia="微软雅黑" w:cs="微软雅黑"/>
+              </w:rPr>
               <w:t>单灯控制</w:t>
             </w:r>
           </w:p>
@@ -2017,8 +2787,14 @@
           <w:p>
             <w:pPr>
               <w:spacing w:after="0" w:line="240" w:lineRule="auto"/>
-            </w:pPr>
-            <w:r>
+              <w:rPr>
+                <w:rFonts w:hint="eastAsia" w:ascii="Menlo" w:hAnsi="Menlo" w:eastAsia="微软雅黑" w:cs="微软雅黑"/>
+              </w:rPr>
+            </w:pPr>
+            <w:r>
+              <w:rPr>
+                <w:rFonts w:hint="eastAsia" w:ascii="Menlo" w:hAnsi="Menlo" w:eastAsia="微软雅黑" w:cs="微软雅黑"/>
+              </w:rPr>
               <w:t>点击储位方块</w:t>
             </w:r>
           </w:p>
@@ -2030,8 +2806,14 @@
           <w:p>
             <w:pPr>
               <w:spacing w:after="0" w:line="240" w:lineRule="auto"/>
-            </w:pPr>
-            <w:r>
+              <w:rPr>
+                <w:rFonts w:hint="eastAsia" w:ascii="Menlo" w:hAnsi="Menlo" w:eastAsia="微软雅黑" w:cs="微软雅黑"/>
+              </w:rPr>
+            </w:pPr>
+            <w:r>
+              <w:rPr>
+                <w:rFonts w:hint="eastAsia" w:ascii="Menlo" w:hAnsi="Menlo" w:eastAsia="微软雅黑" w:cs="微软雅黑"/>
+              </w:rPr>
               <w:t>默认点亮绿灯（再次点击关）</w:t>
             </w:r>
           </w:p>
@@ -2045,8 +2827,14 @@
           <w:p>
             <w:pPr>
               <w:spacing w:after="0" w:line="240" w:lineRule="auto"/>
-            </w:pPr>
-            <w:r>
+              <w:rPr>
+                <w:rFonts w:hint="eastAsia" w:ascii="Menlo" w:hAnsi="Menlo" w:eastAsia="微软雅黑" w:cs="微软雅黑"/>
+              </w:rPr>
+            </w:pPr>
+            <w:r>
+              <w:rPr>
+                <w:rFonts w:hint="eastAsia" w:ascii="Menlo" w:hAnsi="Menlo" w:eastAsia="微软雅黑" w:cs="微软雅黑"/>
+              </w:rPr>
               <w:t>颜色选择</w:t>
             </w:r>
           </w:p>
@@ -2058,8 +2846,14 @@
           <w:p>
             <w:pPr>
               <w:spacing w:after="0" w:line="240" w:lineRule="auto"/>
-            </w:pPr>
-            <w:r>
+              <w:rPr>
+                <w:rFonts w:hint="eastAsia" w:ascii="Menlo" w:hAnsi="Menlo" w:eastAsia="微软雅黑" w:cs="微软雅黑"/>
+              </w:rPr>
+            </w:pPr>
+            <w:r>
+              <w:rPr>
+                <w:rFonts w:hint="eastAsia" w:ascii="Menlo" w:hAnsi="Menlo" w:eastAsia="微软雅黑" w:cs="微软雅黑"/>
+              </w:rPr>
               <w:t>悬停方块 → 点击颜色标签</w:t>
             </w:r>
           </w:p>
@@ -2071,8 +2865,14 @@
           <w:p>
             <w:pPr>
               <w:spacing w:after="0" w:line="240" w:lineRule="auto"/>
-            </w:pPr>
-            <w:r>
+              <w:rPr>
+                <w:rFonts w:hint="eastAsia" w:ascii="Menlo" w:hAnsi="Menlo" w:eastAsia="微软雅黑" w:cs="微软雅黑"/>
+              </w:rPr>
+            </w:pPr>
+            <w:r>
+              <w:rPr>
+                <w:rFonts w:hint="eastAsia" w:ascii="Menlo" w:hAnsi="Menlo" w:eastAsia="微软雅黑" w:cs="微软雅黑"/>
+              </w:rPr>
               <w:t>可选 off / green / red / blue</w:t>
             </w:r>
           </w:p>
@@ -2086,8 +2886,14 @@
           <w:p>
             <w:pPr>
               <w:spacing w:after="0" w:line="240" w:lineRule="auto"/>
-            </w:pPr>
-            <w:r>
+              <w:rPr>
+                <w:rFonts w:hint="eastAsia" w:ascii="Menlo" w:hAnsi="Menlo" w:eastAsia="微软雅黑" w:cs="微软雅黑"/>
+              </w:rPr>
+            </w:pPr>
+            <w:r>
+              <w:rPr>
+                <w:rFonts w:hint="eastAsia" w:ascii="Menlo" w:hAnsi="Menlo" w:eastAsia="微软雅黑" w:cs="微软雅黑"/>
+              </w:rPr>
               <w:t>LED 测试序列</w:t>
             </w:r>
           </w:p>
@@ -2099,8 +2905,14 @@
           <w:p>
             <w:pPr>
               <w:spacing w:after="0" w:line="240" w:lineRule="auto"/>
-            </w:pPr>
-            <w:r>
+              <w:rPr>
+                <w:rFonts w:hint="eastAsia" w:ascii="Menlo" w:hAnsi="Menlo" w:eastAsia="微软雅黑" w:cs="微软雅黑"/>
+              </w:rPr>
+            </w:pPr>
+            <w:r>
+              <w:rPr>
+                <w:rFonts w:hint="eastAsia" w:ascii="Menlo" w:hAnsi="Menlo" w:eastAsia="微软雅黑" w:cs="微软雅黑"/>
+              </w:rPr>
               <w:t>LED 测试序列</w:t>
             </w:r>
           </w:p>
@@ -2112,8 +2924,14 @@
           <w:p>
             <w:pPr>
               <w:spacing w:after="0" w:line="240" w:lineRule="auto"/>
-            </w:pPr>
-            <w:r>
+              <w:rPr>
+                <w:rFonts w:hint="eastAsia" w:ascii="Menlo" w:hAnsi="Menlo" w:eastAsia="微软雅黑" w:cs="微软雅黑"/>
+              </w:rPr>
+            </w:pPr>
+            <w:r>
+              <w:rPr>
+                <w:rFonts w:hint="eastAsia" w:ascii="Menlo" w:hAnsi="Menlo" w:eastAsia="微软雅黑" w:cs="微软雅黑"/>
+              </w:rPr>
               <w:t>自动依次点亮：🟢 全部绿灯 → 🔴 全部红灯 → 🔵 全部蓝灯 → 全部关闭</w:t>
             </w:r>
           </w:p>
@@ -2127,8 +2945,14 @@
           <w:p>
             <w:pPr>
               <w:spacing w:after="0" w:line="240" w:lineRule="auto"/>
-            </w:pPr>
-            <w:r>
+              <w:rPr>
+                <w:rFonts w:hint="eastAsia" w:ascii="Menlo" w:hAnsi="Menlo" w:eastAsia="微软雅黑" w:cs="微软雅黑"/>
+              </w:rPr>
+            </w:pPr>
+            <w:r>
+              <w:rPr>
+                <w:rFonts w:hint="eastAsia" w:ascii="Menlo" w:hAnsi="Menlo" w:eastAsia="微软雅黑" w:cs="微软雅黑"/>
+              </w:rPr>
               <w:t>全部关闭</w:t>
             </w:r>
           </w:p>
@@ -2140,8 +2964,14 @@
           <w:p>
             <w:pPr>
               <w:spacing w:after="0" w:line="240" w:lineRule="auto"/>
-            </w:pPr>
-            <w:r>
+              <w:rPr>
+                <w:rFonts w:hint="eastAsia" w:ascii="Menlo" w:hAnsi="Menlo" w:eastAsia="微软雅黑" w:cs="微软雅黑"/>
+              </w:rPr>
+            </w:pPr>
+            <w:r>
+              <w:rPr>
+                <w:rFonts w:hint="eastAsia" w:ascii="Menlo" w:hAnsi="Menlo" w:eastAsia="微软雅黑" w:cs="微软雅黑"/>
+              </w:rPr>
               <w:t>全部关闭</w:t>
             </w:r>
           </w:p>
@@ -2153,8 +2983,14 @@
           <w:p>
             <w:pPr>
               <w:spacing w:after="0" w:line="240" w:lineRule="auto"/>
-            </w:pPr>
-            <w:r>
+              <w:rPr>
+                <w:rFonts w:hint="eastAsia" w:ascii="Menlo" w:hAnsi="Menlo" w:eastAsia="微软雅黑" w:cs="微软雅黑"/>
+              </w:rPr>
+            </w:pPr>
+            <w:r>
+              <w:rPr>
+                <w:rFonts w:hint="eastAsia" w:ascii="Menlo" w:hAnsi="Menlo" w:eastAsia="微软雅黑" w:cs="微软雅黑"/>
+              </w:rPr>
               <w:t>一次性熄灭该板所有 LED</w:t>
             </w:r>
           </w:p>
@@ -2164,14 +3000,26 @@
     <w:p>
       <w:pPr>
         <w:pStyle w:val="148"/>
+        <w:rPr>
+          <w:rFonts w:hint="eastAsia" w:ascii="Menlo" w:hAnsi="Menlo" w:eastAsia="微软雅黑" w:cs="微软雅黑"/>
+        </w:rPr>
       </w:pPr>
       <w:r>
+        <w:rPr>
+          <w:rFonts w:hint="eastAsia" w:ascii="Menlo" w:hAnsi="Menlo" w:eastAsia="微软雅黑" w:cs="微软雅黑"/>
+        </w:rPr>
         <w:t>测试序列用途：快速验证所有 LED 灯的硬件完整性。运行过程中肉眼观察是否有缺亮或颜色不对的灯珠。</w:t>
       </w:r>
     </w:p>
     <w:p>
+      <w:pPr>
+        <w:rPr>
+          <w:rFonts w:hint="eastAsia" w:ascii="Menlo" w:hAnsi="Menlo" w:eastAsia="微软雅黑" w:cs="微软雅黑"/>
+        </w:rPr>
+      </w:pPr>
       <w:r>
         <w:rPr>
+          <w:rFonts w:hint="eastAsia" w:ascii="Menlo" w:hAnsi="Menlo" w:eastAsia="微软雅黑" w:cs="微软雅黑"/>
           <w:b/>
         </w:rPr>
         <w:t>测试序列用途：快速验证所有 LED 灯的硬件完整性。运行过程中肉眼观察是否有缺亮或颜色不对的灯珠。</w:t>
@@ -2180,8 +3028,14 @@
     <w:p>
       <w:pPr>
         <w:pStyle w:val="6"/>
+        <w:rPr>
+          <w:rFonts w:hint="eastAsia" w:ascii="Menlo" w:hAnsi="Menlo" w:eastAsia="微软雅黑" w:cs="微软雅黑"/>
+        </w:rPr>
       </w:pPr>
       <w:r>
+        <w:rPr>
+          <w:rFonts w:hint="eastAsia" w:ascii="Menlo" w:hAnsi="Menlo" w:eastAsia="微软雅黑" w:cs="微软雅黑"/>
+        </w:rPr>
         <w:t>3.3.5 校准与复位</w:t>
       </w:r>
     </w:p>
@@ -2220,9 +3074,13 @@
           <w:p>
             <w:pPr>
               <w:spacing w:after="0" w:line="240" w:lineRule="auto"/>
-            </w:pPr>
-            <w:r>
-              <w:rPr>
+              <w:rPr>
+                <w:rFonts w:hint="eastAsia" w:ascii="Menlo" w:hAnsi="Menlo" w:eastAsia="微软雅黑" w:cs="微软雅黑"/>
+              </w:rPr>
+            </w:pPr>
+            <w:r>
+              <w:rPr>
+                <w:rFonts w:hint="eastAsia" w:ascii="Menlo" w:hAnsi="Menlo" w:eastAsia="微软雅黑" w:cs="微软雅黑"/>
                 <w:b/>
               </w:rPr>
               <w:t>操作</w:t>
@@ -2237,9 +3095,13 @@
           <w:p>
             <w:pPr>
               <w:spacing w:after="0" w:line="240" w:lineRule="auto"/>
-            </w:pPr>
-            <w:r>
-              <w:rPr>
+              <w:rPr>
+                <w:rFonts w:hint="eastAsia" w:ascii="Menlo" w:hAnsi="Menlo" w:eastAsia="微软雅黑" w:cs="微软雅黑"/>
+              </w:rPr>
+            </w:pPr>
+            <w:r>
+              <w:rPr>
+                <w:rFonts w:hint="eastAsia" w:ascii="Menlo" w:hAnsi="Menlo" w:eastAsia="微软雅黑" w:cs="微软雅黑"/>
                 <w:b/>
               </w:rPr>
               <w:t>说明</w:t>
@@ -2254,9 +3116,13 @@
           <w:p>
             <w:pPr>
               <w:spacing w:after="0" w:line="240" w:lineRule="auto"/>
-            </w:pPr>
-            <w:r>
-              <w:rPr>
+              <w:rPr>
+                <w:rFonts w:hint="eastAsia" w:ascii="Menlo" w:hAnsi="Menlo" w:eastAsia="微软雅黑" w:cs="微软雅黑"/>
+              </w:rPr>
+            </w:pPr>
+            <w:r>
+              <w:rPr>
+                <w:rFonts w:hint="eastAsia" w:ascii="Menlo" w:hAnsi="Menlo" w:eastAsia="微软雅黑" w:cs="微软雅黑"/>
                 <w:b/>
               </w:rPr>
               <w:t>适用场景</w:t>
@@ -2272,8 +3138,14 @@
           <w:p>
             <w:pPr>
               <w:spacing w:after="0" w:line="240" w:lineRule="auto"/>
-            </w:pPr>
-            <w:r>
+              <w:rPr>
+                <w:rFonts w:hint="eastAsia" w:ascii="Menlo" w:hAnsi="Menlo" w:eastAsia="微软雅黑" w:cs="微软雅黑"/>
+              </w:rPr>
+            </w:pPr>
+            <w:r>
+              <w:rPr>
+                <w:rFonts w:hint="eastAsia" w:ascii="Menlo" w:hAnsi="Menlo" w:eastAsia="微软雅黑" w:cs="微软雅黑"/>
+              </w:rPr>
               <w:t>校准</w:t>
             </w:r>
           </w:p>
@@ -2285,8 +3157,14 @@
           <w:p>
             <w:pPr>
               <w:spacing w:after="0" w:line="240" w:lineRule="auto"/>
-            </w:pPr>
-            <w:r>
+              <w:rPr>
+                <w:rFonts w:hint="eastAsia" w:ascii="Menlo" w:hAnsi="Menlo" w:eastAsia="微软雅黑" w:cs="微软雅黑"/>
+              </w:rPr>
+            </w:pPr>
+            <w:r>
+              <w:rPr>
+                <w:rFonts w:hint="eastAsia" w:ascii="Menlo" w:hAnsi="Menlo" w:eastAsia="微软雅黑" w:cs="微软雅黑"/>
+              </w:rPr>
               <w:t>发送校准命令0x5AA6</w:t>
             </w:r>
           </w:p>
@@ -2298,8 +3176,14 @@
           <w:p>
             <w:pPr>
               <w:spacing w:after="0" w:line="240" w:lineRule="auto"/>
-            </w:pPr>
-            <w:r>
+              <w:rPr>
+                <w:rFonts w:hint="eastAsia" w:ascii="Menlo" w:hAnsi="Menlo" w:eastAsia="微软雅黑" w:cs="微软雅黑"/>
+              </w:rPr>
+            </w:pPr>
+            <w:r>
+              <w:rPr>
+                <w:rFonts w:hint="eastAsia" w:ascii="Menlo" w:hAnsi="Menlo" w:eastAsia="微软雅黑" w:cs="微软雅黑"/>
+              </w:rPr>
               <w:t>灯板红外检测不准，频繁误报/漏报</w:t>
             </w:r>
           </w:p>
@@ -2313,8 +3197,14 @@
           <w:p>
             <w:pPr>
               <w:spacing w:after="0" w:line="240" w:lineRule="auto"/>
-            </w:pPr>
-            <w:r>
+              <w:rPr>
+                <w:rFonts w:hint="eastAsia" w:ascii="Menlo" w:hAnsi="Menlo" w:eastAsia="微软雅黑" w:cs="微软雅黑"/>
+              </w:rPr>
+            </w:pPr>
+            <w:r>
+              <w:rPr>
+                <w:rFonts w:hint="eastAsia" w:ascii="Menlo" w:hAnsi="Menlo" w:eastAsia="微软雅黑" w:cs="微软雅黑"/>
+              </w:rPr>
               <w:t>复位</w:t>
             </w:r>
           </w:p>
@@ -2326,8 +3216,14 @@
           <w:p>
             <w:pPr>
               <w:spacing w:after="0" w:line="240" w:lineRule="auto"/>
-            </w:pPr>
-            <w:r>
+              <w:rPr>
+                <w:rFonts w:hint="eastAsia" w:ascii="Menlo" w:hAnsi="Menlo" w:eastAsia="微软雅黑" w:cs="微软雅黑"/>
+              </w:rPr>
+            </w:pPr>
+            <w:r>
+              <w:rPr>
+                <w:rFonts w:hint="eastAsia" w:ascii="Menlo" w:hAnsi="Menlo" w:eastAsia="微软雅黑" w:cs="微软雅黑"/>
+              </w:rPr>
               <w:t>发送复位命令0x5AA5</w:t>
             </w:r>
           </w:p>
@@ -2339,8 +3235,14 @@
           <w:p>
             <w:pPr>
               <w:spacing w:after="0" w:line="240" w:lineRule="auto"/>
-            </w:pPr>
-            <w:r>
+              <w:rPr>
+                <w:rFonts w:hint="eastAsia" w:ascii="Menlo" w:hAnsi="Menlo" w:eastAsia="微软雅黑" w:cs="微软雅黑"/>
+              </w:rPr>
+            </w:pPr>
+            <w:r>
+              <w:rPr>
+                <w:rFonts w:hint="eastAsia" w:ascii="Menlo" w:hAnsi="Menlo" w:eastAsia="微软雅黑" w:cs="微软雅黑"/>
+              </w:rPr>
               <w:t>灯板死机、数码管显示异常代码</w:t>
             </w:r>
           </w:p>
@@ -2354,8 +3256,14 @@
           <w:p>
             <w:pPr>
               <w:spacing w:after="0" w:line="240" w:lineRule="auto"/>
-            </w:pPr>
-            <w:r>
+              <w:rPr>
+                <w:rFonts w:hint="eastAsia" w:ascii="Menlo" w:hAnsi="Menlo" w:eastAsia="微软雅黑" w:cs="微软雅黑"/>
+              </w:rPr>
+            </w:pPr>
+            <w:r>
+              <w:rPr>
+                <w:rFonts w:hint="eastAsia" w:ascii="Menlo" w:hAnsi="Menlo" w:eastAsia="微软雅黑" w:cs="微软雅黑"/>
+              </w:rPr>
               <w:t>设置判定值</w:t>
             </w:r>
           </w:p>
@@ -2367,8 +3275,14 @@
           <w:p>
             <w:pPr>
               <w:spacing w:after="0" w:line="240" w:lineRule="auto"/>
-            </w:pPr>
-            <w:r>
+              <w:rPr>
+                <w:rFonts w:hint="eastAsia" w:ascii="Menlo" w:hAnsi="Menlo" w:eastAsia="微软雅黑" w:cs="微软雅黑"/>
+              </w:rPr>
+            </w:pPr>
+            <w:r>
+              <w:rPr>
+                <w:rFonts w:hint="eastAsia" w:ascii="Menlo" w:hAnsi="Menlo" w:eastAsia="微软雅黑" w:cs="微软雅黑"/>
+              </w:rPr>
               <w:t>写入统一判定值0x5AA8</w:t>
             </w:r>
           </w:p>
@@ -2380,8 +3294,14 @@
           <w:p>
             <w:pPr>
               <w:spacing w:after="0" w:line="240" w:lineRule="auto"/>
-            </w:pPr>
-            <w:r>
+              <w:rPr>
+                <w:rFonts w:hint="eastAsia" w:ascii="Menlo" w:hAnsi="Menlo" w:eastAsia="微软雅黑" w:cs="微软雅黑"/>
+              </w:rPr>
+            </w:pPr>
+            <w:r>
+              <w:rPr>
+                <w:rFonts w:hint="eastAsia" w:ascii="Menlo" w:hAnsi="Menlo" w:eastAsia="微软雅黑" w:cs="微软雅黑"/>
+              </w:rPr>
               <w:t>调整红外灵敏度</w:t>
             </w:r>
           </w:p>
@@ -2389,8 +3309,14 @@
       </w:tr>
     </w:tbl>
     <w:p>
+      <w:pPr>
+        <w:rPr>
+          <w:rFonts w:hint="eastAsia" w:ascii="Menlo" w:hAnsi="Menlo" w:eastAsia="微软雅黑" w:cs="微软雅黑"/>
+        </w:rPr>
+      </w:pPr>
       <w:r>
         <w:rPr>
+          <w:rFonts w:hint="eastAsia" w:ascii="Menlo" w:hAnsi="Menlo" w:eastAsia="微软雅黑" w:cs="微软雅黑"/>
           <w:b/>
         </w:rPr>
         <w:t>判定值参考：</w:t>
@@ -2431,9 +3357,13 @@
           <w:p>
             <w:pPr>
               <w:spacing w:after="0" w:line="240" w:lineRule="auto"/>
-            </w:pPr>
-            <w:r>
-              <w:rPr>
+              <w:rPr>
+                <w:rFonts w:hint="eastAsia" w:ascii="Menlo" w:hAnsi="Menlo" w:eastAsia="微软雅黑" w:cs="微软雅黑"/>
+              </w:rPr>
+            </w:pPr>
+            <w:r>
+              <w:rPr>
+                <w:rFonts w:hint="eastAsia" w:ascii="Menlo" w:hAnsi="Menlo" w:eastAsia="微软雅黑" w:cs="微软雅黑"/>
                 <w:b/>
               </w:rPr>
               <w:t>电压</w:t>
@@ -2448,9 +3378,13 @@
           <w:p>
             <w:pPr>
               <w:spacing w:after="0" w:line="240" w:lineRule="auto"/>
-            </w:pPr>
-            <w:r>
-              <w:rPr>
+              <w:rPr>
+                <w:rFonts w:hint="eastAsia" w:ascii="Menlo" w:hAnsi="Menlo" w:eastAsia="微软雅黑" w:cs="微软雅黑"/>
+              </w:rPr>
+            </w:pPr>
+            <w:r>
+              <w:rPr>
+                <w:rFonts w:hint="eastAsia" w:ascii="Menlo" w:hAnsi="Menlo" w:eastAsia="微软雅黑" w:cs="微软雅黑"/>
                 <w:b/>
               </w:rPr>
               <w:t>判定值</w:t>
@@ -2465,9 +3399,13 @@
           <w:p>
             <w:pPr>
               <w:spacing w:after="0" w:line="240" w:lineRule="auto"/>
-            </w:pPr>
-            <w:r>
-              <w:rPr>
+              <w:rPr>
+                <w:rFonts w:hint="eastAsia" w:ascii="Menlo" w:hAnsi="Menlo" w:eastAsia="微软雅黑" w:cs="微软雅黑"/>
+              </w:rPr>
+            </w:pPr>
+            <w:r>
+              <w:rPr>
+                <w:rFonts w:hint="eastAsia" w:ascii="Menlo" w:hAnsi="Menlo" w:eastAsia="微软雅黑" w:cs="微软雅黑"/>
                 <w:b/>
               </w:rPr>
               <w:t>适用通道数</w:t>
@@ -2483,8 +3421,14 @@
           <w:p>
             <w:pPr>
               <w:spacing w:after="0" w:line="240" w:lineRule="auto"/>
-            </w:pPr>
-            <w:r>
+              <w:rPr>
+                <w:rFonts w:hint="eastAsia" w:ascii="Menlo" w:hAnsi="Menlo" w:eastAsia="微软雅黑" w:cs="微软雅黑"/>
+              </w:rPr>
+            </w:pPr>
+            <w:r>
+              <w:rPr>
+                <w:rFonts w:hint="eastAsia" w:ascii="Menlo" w:hAnsi="Menlo" w:eastAsia="微软雅黑" w:cs="微软雅黑"/>
+              </w:rPr>
               <w:t>0.6V</w:t>
             </w:r>
           </w:p>
@@ -2496,8 +3440,14 @@
           <w:p>
             <w:pPr>
               <w:spacing w:after="0" w:line="240" w:lineRule="auto"/>
-            </w:pPr>
-            <w:r>
+              <w:rPr>
+                <w:rFonts w:hint="eastAsia" w:ascii="Menlo" w:hAnsi="Menlo" w:eastAsia="微软雅黑" w:cs="微软雅黑"/>
+              </w:rPr>
+            </w:pPr>
+            <w:r>
+              <w:rPr>
+                <w:rFonts w:hint="eastAsia" w:ascii="Menlo" w:hAnsi="Menlo" w:eastAsia="微软雅黑" w:cs="微软雅黑"/>
+              </w:rPr>
               <w:t>31</w:t>
             </w:r>
           </w:p>
@@ -2509,8 +3459,14 @@
           <w:p>
             <w:pPr>
               <w:spacing w:after="0" w:line="240" w:lineRule="auto"/>
-            </w:pPr>
-            <w:r>
+              <w:rPr>
+                <w:rFonts w:hint="eastAsia" w:ascii="Menlo" w:hAnsi="Menlo" w:eastAsia="微软雅黑" w:cs="微软雅黑"/>
+              </w:rPr>
+            </w:pPr>
+            <w:r>
+              <w:rPr>
+                <w:rFonts w:hint="eastAsia" w:ascii="Menlo" w:hAnsi="Menlo" w:eastAsia="微软雅黑" w:cs="微软雅黑"/>
+              </w:rPr>
               <w:t>20 通道</w:t>
             </w:r>
           </w:p>
@@ -2524,8 +3480,14 @@
           <w:p>
             <w:pPr>
               <w:spacing w:after="0" w:line="240" w:lineRule="auto"/>
-            </w:pPr>
-            <w:r>
+              <w:rPr>
+                <w:rFonts w:hint="eastAsia" w:ascii="Menlo" w:hAnsi="Menlo" w:eastAsia="微软雅黑" w:cs="微软雅黑"/>
+              </w:rPr>
+            </w:pPr>
+            <w:r>
+              <w:rPr>
+                <w:rFonts w:hint="eastAsia" w:ascii="Menlo" w:hAnsi="Menlo" w:eastAsia="微软雅黑" w:cs="微软雅黑"/>
+              </w:rPr>
               <w:t>0.8V</w:t>
             </w:r>
           </w:p>
@@ -2537,8 +3499,14 @@
           <w:p>
             <w:pPr>
               <w:spacing w:after="0" w:line="240" w:lineRule="auto"/>
-            </w:pPr>
-            <w:r>
+              <w:rPr>
+                <w:rFonts w:hint="eastAsia" w:ascii="Menlo" w:hAnsi="Menlo" w:eastAsia="微软雅黑" w:cs="微软雅黑"/>
+              </w:rPr>
+            </w:pPr>
+            <w:r>
+              <w:rPr>
+                <w:rFonts w:hint="eastAsia" w:ascii="Menlo" w:hAnsi="Menlo" w:eastAsia="微软雅黑" w:cs="微软雅黑"/>
+              </w:rPr>
               <w:t>41</w:t>
             </w:r>
           </w:p>
@@ -2550,8 +3518,14 @@
           <w:p>
             <w:pPr>
               <w:spacing w:after="0" w:line="240" w:lineRule="auto"/>
-            </w:pPr>
-            <w:r>
+              <w:rPr>
+                <w:rFonts w:hint="eastAsia" w:ascii="Menlo" w:hAnsi="Menlo" w:eastAsia="微软雅黑" w:cs="微软雅黑"/>
+              </w:rPr>
+            </w:pPr>
+            <w:r>
+              <w:rPr>
+                <w:rFonts w:hint="eastAsia" w:ascii="Menlo" w:hAnsi="Menlo" w:eastAsia="微软雅黑" w:cs="微软雅黑"/>
+              </w:rPr>
               <w:t>20 通道</w:t>
             </w:r>
           </w:p>
@@ -2565,8 +3539,14 @@
           <w:p>
             <w:pPr>
               <w:spacing w:after="0" w:line="240" w:lineRule="auto"/>
-            </w:pPr>
-            <w:r>
+              <w:rPr>
+                <w:rFonts w:hint="eastAsia" w:ascii="Menlo" w:hAnsi="Menlo" w:eastAsia="微软雅黑" w:cs="微软雅黑"/>
+              </w:rPr>
+            </w:pPr>
+            <w:r>
+              <w:rPr>
+                <w:rFonts w:hint="eastAsia" w:ascii="Menlo" w:hAnsi="Menlo" w:eastAsia="微软雅黑" w:cs="微软雅黑"/>
+              </w:rPr>
               <w:t>1.0V</w:t>
             </w:r>
           </w:p>
@@ -2578,8 +3558,14 @@
           <w:p>
             <w:pPr>
               <w:spacing w:after="0" w:line="240" w:lineRule="auto"/>
-            </w:pPr>
-            <w:r>
+              <w:rPr>
+                <w:rFonts w:hint="eastAsia" w:ascii="Menlo" w:hAnsi="Menlo" w:eastAsia="微软雅黑" w:cs="微软雅黑"/>
+              </w:rPr>
+            </w:pPr>
+            <w:r>
+              <w:rPr>
+                <w:rFonts w:hint="eastAsia" w:ascii="Menlo" w:hAnsi="Menlo" w:eastAsia="微软雅黑" w:cs="微软雅黑"/>
+              </w:rPr>
               <w:t>51</w:t>
             </w:r>
           </w:p>
@@ -2591,8 +3577,14 @@
           <w:p>
             <w:pPr>
               <w:spacing w:after="0" w:line="240" w:lineRule="auto"/>
-            </w:pPr>
-            <w:r>
+              <w:rPr>
+                <w:rFonts w:hint="eastAsia" w:ascii="Menlo" w:hAnsi="Menlo" w:eastAsia="微软雅黑" w:cs="微软雅黑"/>
+              </w:rPr>
+            </w:pPr>
+            <w:r>
+              <w:rPr>
+                <w:rFonts w:hint="eastAsia" w:ascii="Menlo" w:hAnsi="Menlo" w:eastAsia="微软雅黑" w:cs="微软雅黑"/>
+              </w:rPr>
               <w:t>20 通道</w:t>
             </w:r>
           </w:p>
@@ -2606,8 +3598,14 @@
           <w:p>
             <w:pPr>
               <w:spacing w:after="0" w:line="240" w:lineRule="auto"/>
-            </w:pPr>
-            <w:r>
+              <w:rPr>
+                <w:rFonts w:hint="eastAsia" w:ascii="Menlo" w:hAnsi="Menlo" w:eastAsia="微软雅黑" w:cs="微软雅黑"/>
+              </w:rPr>
+            </w:pPr>
+            <w:r>
+              <w:rPr>
+                <w:rFonts w:hint="eastAsia" w:ascii="Menlo" w:hAnsi="Menlo" w:eastAsia="微软雅黑" w:cs="微软雅黑"/>
+              </w:rPr>
               <w:t>1.2V</w:t>
             </w:r>
           </w:p>
@@ -2619,8 +3617,14 @@
           <w:p>
             <w:pPr>
               <w:spacing w:after="0" w:line="240" w:lineRule="auto"/>
-            </w:pPr>
-            <w:r>
+              <w:rPr>
+                <w:rFonts w:hint="eastAsia" w:ascii="Menlo" w:hAnsi="Menlo" w:eastAsia="微软雅黑" w:cs="微软雅黑"/>
+              </w:rPr>
+            </w:pPr>
+            <w:r>
+              <w:rPr>
+                <w:rFonts w:hint="eastAsia" w:ascii="Menlo" w:hAnsi="Menlo" w:eastAsia="微软雅黑" w:cs="微软雅黑"/>
+              </w:rPr>
               <w:t>62</w:t>
             </w:r>
           </w:p>
@@ -2632,8 +3636,14 @@
           <w:p>
             <w:pPr>
               <w:spacing w:after="0" w:line="240" w:lineRule="auto"/>
-            </w:pPr>
-            <w:r>
+              <w:rPr>
+                <w:rFonts w:hint="eastAsia" w:ascii="Menlo" w:hAnsi="Menlo" w:eastAsia="微软雅黑" w:cs="微软雅黑"/>
+              </w:rPr>
+            </w:pPr>
+            <w:r>
+              <w:rPr>
+                <w:rFonts w:hint="eastAsia" w:ascii="Menlo" w:hAnsi="Menlo" w:eastAsia="微软雅黑" w:cs="微软雅黑"/>
+              </w:rPr>
               <w:t>10/6 通道</w:t>
             </w:r>
           </w:p>
@@ -2647,8 +3657,14 @@
           <w:p>
             <w:pPr>
               <w:spacing w:after="0" w:line="240" w:lineRule="auto"/>
-            </w:pPr>
-            <w:r>
+              <w:rPr>
+                <w:rFonts w:hint="eastAsia" w:ascii="Menlo" w:hAnsi="Menlo" w:eastAsia="微软雅黑" w:cs="微软雅黑"/>
+              </w:rPr>
+            </w:pPr>
+            <w:r>
+              <w:rPr>
+                <w:rFonts w:hint="eastAsia" w:ascii="Menlo" w:hAnsi="Menlo" w:eastAsia="微软雅黑" w:cs="微软雅黑"/>
+              </w:rPr>
               <w:t>1.6V</w:t>
             </w:r>
           </w:p>
@@ -2660,8 +3676,14 @@
           <w:p>
             <w:pPr>
               <w:spacing w:after="0" w:line="240" w:lineRule="auto"/>
-            </w:pPr>
-            <w:r>
+              <w:rPr>
+                <w:rFonts w:hint="eastAsia" w:ascii="Menlo" w:hAnsi="Menlo" w:eastAsia="微软雅黑" w:cs="微软雅黑"/>
+              </w:rPr>
+            </w:pPr>
+            <w:r>
+              <w:rPr>
+                <w:rFonts w:hint="eastAsia" w:ascii="Menlo" w:hAnsi="Menlo" w:eastAsia="微软雅黑" w:cs="微软雅黑"/>
+              </w:rPr>
               <w:t>82</w:t>
             </w:r>
           </w:p>
@@ -2673,8 +3695,14 @@
           <w:p>
             <w:pPr>
               <w:spacing w:after="0" w:line="240" w:lineRule="auto"/>
-            </w:pPr>
-            <w:r>
+              <w:rPr>
+                <w:rFonts w:hint="eastAsia" w:ascii="Menlo" w:hAnsi="Menlo" w:eastAsia="微软雅黑" w:cs="微软雅黑"/>
+              </w:rPr>
+            </w:pPr>
+            <w:r>
+              <w:rPr>
+                <w:rFonts w:hint="eastAsia" w:ascii="Menlo" w:hAnsi="Menlo" w:eastAsia="微软雅黑" w:cs="微软雅黑"/>
+              </w:rPr>
               <w:t>10/6 通道</w:t>
             </w:r>
           </w:p>
@@ -2688,8 +3716,14 @@
           <w:p>
             <w:pPr>
               <w:spacing w:after="0" w:line="240" w:lineRule="auto"/>
-            </w:pPr>
-            <w:r>
+              <w:rPr>
+                <w:rFonts w:hint="eastAsia" w:ascii="Menlo" w:hAnsi="Menlo" w:eastAsia="微软雅黑" w:cs="微软雅黑"/>
+              </w:rPr>
+            </w:pPr>
+            <w:r>
+              <w:rPr>
+                <w:rFonts w:hint="eastAsia" w:ascii="Menlo" w:hAnsi="Menlo" w:eastAsia="微软雅黑" w:cs="微软雅黑"/>
+              </w:rPr>
               <w:t>2.0V</w:t>
             </w:r>
           </w:p>
@@ -2701,8 +3735,14 @@
           <w:p>
             <w:pPr>
               <w:spacing w:after="0" w:line="240" w:lineRule="auto"/>
-            </w:pPr>
-            <w:r>
+              <w:rPr>
+                <w:rFonts w:hint="eastAsia" w:ascii="Menlo" w:hAnsi="Menlo" w:eastAsia="微软雅黑" w:cs="微软雅黑"/>
+              </w:rPr>
+            </w:pPr>
+            <w:r>
+              <w:rPr>
+                <w:rFonts w:hint="eastAsia" w:ascii="Menlo" w:hAnsi="Menlo" w:eastAsia="微软雅黑" w:cs="微软雅黑"/>
+              </w:rPr>
               <w:t>102</w:t>
             </w:r>
           </w:p>
@@ -2714,8 +3754,14 @@
           <w:p>
             <w:pPr>
               <w:spacing w:after="0" w:line="240" w:lineRule="auto"/>
-            </w:pPr>
-            <w:r>
+              <w:rPr>
+                <w:rFonts w:hint="eastAsia" w:ascii="Menlo" w:hAnsi="Menlo" w:eastAsia="微软雅黑" w:cs="微软雅黑"/>
+              </w:rPr>
+            </w:pPr>
+            <w:r>
+              <w:rPr>
+                <w:rFonts w:hint="eastAsia" w:ascii="Menlo" w:hAnsi="Menlo" w:eastAsia="微软雅黑" w:cs="微软雅黑"/>
+              </w:rPr>
               <w:t>10/6 通道</w:t>
             </w:r>
           </w:p>
@@ -2725,27 +3771,53 @@
     <w:p>
       <w:pPr>
         <w:pStyle w:val="148"/>
+        <w:rPr>
+          <w:rFonts w:hint="eastAsia" w:ascii="Menlo" w:hAnsi="Menlo" w:eastAsia="微软雅黑" w:cs="微软雅黑"/>
+        </w:rPr>
       </w:pPr>
       <w:r>
+        <w:rPr>
+          <w:rFonts w:hint="eastAsia" w:ascii="Menlo" w:hAnsi="Menlo" w:eastAsia="微软雅黑" w:cs="微软雅黑"/>
+        </w:rPr>
         <w:t>公式：判定值 = 电压(V) ÷ 0.0196（四舍五入）</w:t>
       </w:r>
     </w:p>
     <w:p>
+      <w:pPr>
+        <w:rPr>
+          <w:rFonts w:hint="eastAsia" w:ascii="Menlo" w:hAnsi="Menlo" w:eastAsia="微软雅黑" w:cs="微软雅黑"/>
+        </w:rPr>
+      </w:pPr>
       <w:r>
+        <w:rPr>
+          <w:rFonts w:hint="eastAsia" w:ascii="Menlo" w:hAnsi="Menlo" w:eastAsia="微软雅黑" w:cs="微软雅黑"/>
+        </w:rPr>
         <w:t>公式：判定值 = 电压(V) ÷ 0.0196（四舍五入）</w:t>
       </w:r>
     </w:p>
     <w:p>
       <w:pPr>
         <w:pStyle w:val="6"/>
+        <w:rPr>
+          <w:rFonts w:hint="eastAsia" w:ascii="Menlo" w:hAnsi="Menlo" w:eastAsia="微软雅黑" w:cs="微软雅黑"/>
+        </w:rPr>
       </w:pPr>
       <w:r>
+        <w:rPr>
+          <w:rFonts w:hint="eastAsia" w:ascii="Menlo" w:hAnsi="Menlo" w:eastAsia="微软雅黑" w:cs="微软雅黑"/>
+        </w:rPr>
         <w:t>3.3.6 查看详细数据（可折叠展开）</w:t>
       </w:r>
     </w:p>
     <w:p>
+      <w:pPr>
+        <w:rPr>
+          <w:rFonts w:hint="eastAsia" w:ascii="Menlo" w:hAnsi="Menlo" w:eastAsia="微软雅黑" w:cs="微软雅黑"/>
+        </w:rPr>
+      </w:pPr>
       <w:r>
         <w:rPr>
+          <w:rFonts w:hint="eastAsia" w:ascii="Menlo" w:hAnsi="Menlo" w:eastAsia="微软雅黑" w:cs="微软雅黑"/>
           <w:b/>
         </w:rPr>
         <w:t>点击"AD 采样值 &amp; 校准值"展开面板，可查看：</w:t>
@@ -2786,9 +3858,13 @@
           <w:p>
             <w:pPr>
               <w:spacing w:after="0" w:line="240" w:lineRule="auto"/>
-            </w:pPr>
-            <w:r>
-              <w:rPr>
+              <w:rPr>
+                <w:rFonts w:hint="eastAsia" w:ascii="Menlo" w:hAnsi="Menlo" w:eastAsia="微软雅黑" w:cs="微软雅黑"/>
+              </w:rPr>
+            </w:pPr>
+            <w:r>
+              <w:rPr>
+                <w:rFonts w:hint="eastAsia" w:ascii="Menlo" w:hAnsi="Menlo" w:eastAsia="微软雅黑" w:cs="微软雅黑"/>
                 <w:b/>
               </w:rPr>
               <w:t>数据</w:t>
@@ -2803,9 +3879,13 @@
           <w:p>
             <w:pPr>
               <w:spacing w:after="0" w:line="240" w:lineRule="auto"/>
-            </w:pPr>
-            <w:r>
-              <w:rPr>
+              <w:rPr>
+                <w:rFonts w:hint="eastAsia" w:ascii="Menlo" w:hAnsi="Menlo" w:eastAsia="微软雅黑" w:cs="微软雅黑"/>
+              </w:rPr>
+            </w:pPr>
+            <w:r>
+              <w:rPr>
+                <w:rFonts w:hint="eastAsia" w:ascii="Menlo" w:hAnsi="Menlo" w:eastAsia="微软雅黑" w:cs="微软雅黑"/>
                 <w:b/>
               </w:rPr>
               <w:t>说明</w:t>
@@ -2820,9 +3900,13 @@
           <w:p>
             <w:pPr>
               <w:spacing w:after="0" w:line="240" w:lineRule="auto"/>
-            </w:pPr>
-            <w:r>
-              <w:rPr>
+              <w:rPr>
+                <w:rFonts w:hint="eastAsia" w:ascii="Menlo" w:hAnsi="Menlo" w:eastAsia="微软雅黑" w:cs="微软雅黑"/>
+              </w:rPr>
+            </w:pPr>
+            <w:r>
+              <w:rPr>
+                <w:rFonts w:hint="eastAsia" w:ascii="Menlo" w:hAnsi="Menlo" w:eastAsia="微软雅黑" w:cs="微软雅黑"/>
                 <w:b/>
               </w:rPr>
               <w:t>用途</w:t>
@@ -2838,8 +3922,14 @@
           <w:p>
             <w:pPr>
               <w:spacing w:after="0" w:line="240" w:lineRule="auto"/>
-            </w:pPr>
-            <w:r>
+              <w:rPr>
+                <w:rFonts w:hint="eastAsia" w:ascii="Menlo" w:hAnsi="Menlo" w:eastAsia="微软雅黑" w:cs="微软雅黑"/>
+              </w:rPr>
+            </w:pPr>
+            <w:r>
+              <w:rPr>
+                <w:rFonts w:hint="eastAsia" w:ascii="Menlo" w:hAnsi="Menlo" w:eastAsia="微软雅黑" w:cs="微软雅黑"/>
+              </w:rPr>
               <w:t>AD 采样值</w:t>
             </w:r>
           </w:p>
@@ -2851,8 +3941,14 @@
           <w:p>
             <w:pPr>
               <w:spacing w:after="0" w:line="240" w:lineRule="auto"/>
-            </w:pPr>
-            <w:r>
+              <w:rPr>
+                <w:rFonts w:hint="eastAsia" w:ascii="Menlo" w:hAnsi="Menlo" w:eastAsia="微软雅黑" w:cs="微软雅黑"/>
+              </w:rPr>
+            </w:pPr>
+            <w:r>
+              <w:rPr>
+                <w:rFonts w:hint="eastAsia" w:ascii="Menlo" w:hAnsi="Menlo" w:eastAsia="微软雅黑" w:cs="微软雅黑"/>
+              </w:rPr>
               <w:t>20 通道实时 AD 原始值</w:t>
             </w:r>
           </w:p>
@@ -2864,8 +3960,14 @@
           <w:p>
             <w:pPr>
               <w:spacing w:after="0" w:line="240" w:lineRule="auto"/>
-            </w:pPr>
-            <w:r>
+              <w:rPr>
+                <w:rFonts w:hint="eastAsia" w:ascii="Menlo" w:hAnsi="Menlo" w:eastAsia="微软雅黑" w:cs="微软雅黑"/>
+              </w:rPr>
+            </w:pPr>
+            <w:r>
+              <w:rPr>
+                <w:rFonts w:hint="eastAsia" w:ascii="Menlo" w:hAnsi="Menlo" w:eastAsia="微软雅黑" w:cs="微软雅黑"/>
+              </w:rPr>
               <w:t>判断传感器工作是否正常</w:t>
             </w:r>
           </w:p>
@@ -2879,8 +3981,14 @@
           <w:p>
             <w:pPr>
               <w:spacing w:after="0" w:line="240" w:lineRule="auto"/>
-            </w:pPr>
-            <w:r>
+              <w:rPr>
+                <w:rFonts w:hint="eastAsia" w:ascii="Menlo" w:hAnsi="Menlo" w:eastAsia="微软雅黑" w:cs="微软雅黑"/>
+              </w:rPr>
+            </w:pPr>
+            <w:r>
+              <w:rPr>
+                <w:rFonts w:hint="eastAsia" w:ascii="Menlo" w:hAnsi="Menlo" w:eastAsia="微软雅黑" w:cs="微软雅黑"/>
+              </w:rPr>
               <w:t>红外校准值</w:t>
             </w:r>
           </w:p>
@@ -2892,8 +4000,14 @@
           <w:p>
             <w:pPr>
               <w:spacing w:after="0" w:line="240" w:lineRule="auto"/>
-            </w:pPr>
-            <w:r>
+              <w:rPr>
+                <w:rFonts w:hint="eastAsia" w:ascii="Menlo" w:hAnsi="Menlo" w:eastAsia="微软雅黑" w:cs="微软雅黑"/>
+              </w:rPr>
+            </w:pPr>
+            <w:r>
+              <w:rPr>
+                <w:rFonts w:hint="eastAsia" w:ascii="Menlo" w:hAnsi="Menlo" w:eastAsia="微软雅黑" w:cs="微软雅黑"/>
+              </w:rPr>
               <w:t>各通道校准参数</w:t>
             </w:r>
           </w:p>
@@ -2905,8 +4019,14 @@
           <w:p>
             <w:pPr>
               <w:spacing w:after="0" w:line="240" w:lineRule="auto"/>
-            </w:pPr>
-            <w:r>
+              <w:rPr>
+                <w:rFonts w:hint="eastAsia" w:ascii="Menlo" w:hAnsi="Menlo" w:eastAsia="微软雅黑" w:cs="微软雅黑"/>
+              </w:rPr>
+            </w:pPr>
+            <w:r>
+              <w:rPr>
+                <w:rFonts w:hint="eastAsia" w:ascii="Menlo" w:hAnsi="Menlo" w:eastAsia="微软雅黑" w:cs="微软雅黑"/>
+              </w:rPr>
               <w:t>用于诊断校准是否合理</w:t>
             </w:r>
           </w:p>
@@ -2920,8 +4040,14 @@
           <w:p>
             <w:pPr>
               <w:spacing w:after="0" w:line="240" w:lineRule="auto"/>
-            </w:pPr>
-            <w:r>
+              <w:rPr>
+                <w:rFonts w:hint="eastAsia" w:ascii="Menlo" w:hAnsi="Menlo" w:eastAsia="微软雅黑" w:cs="微软雅黑"/>
+              </w:rPr>
+            </w:pPr>
+            <w:r>
+              <w:rPr>
+                <w:rFonts w:hint="eastAsia" w:ascii="Menlo" w:hAnsi="Menlo" w:eastAsia="微软雅黑" w:cs="微软雅黑"/>
+              </w:rPr>
               <w:t>判定值</w:t>
             </w:r>
           </w:p>
@@ -2933,8 +4059,14 @@
           <w:p>
             <w:pPr>
               <w:spacing w:after="0" w:line="240" w:lineRule="auto"/>
-            </w:pPr>
-            <w:r>
+              <w:rPr>
+                <w:rFonts w:hint="eastAsia" w:ascii="Menlo" w:hAnsi="Menlo" w:eastAsia="微软雅黑" w:cs="微软雅黑"/>
+              </w:rPr>
+            </w:pPr>
+            <w:r>
+              <w:rPr>
+                <w:rFonts w:hint="eastAsia" w:ascii="Menlo" w:hAnsi="Menlo" w:eastAsia="微软雅黑" w:cs="微软雅黑"/>
+              </w:rPr>
               <w:t>各通道物料有无判定阈值</w:t>
             </w:r>
           </w:p>
@@ -2946,8 +4078,14 @@
           <w:p>
             <w:pPr>
               <w:spacing w:after="0" w:line="240" w:lineRule="auto"/>
-            </w:pPr>
-            <w:r>
+              <w:rPr>
+                <w:rFonts w:hint="eastAsia" w:ascii="Menlo" w:hAnsi="Menlo" w:eastAsia="微软雅黑" w:cs="微软雅黑"/>
+              </w:rPr>
+            </w:pPr>
+            <w:r>
+              <w:rPr>
+                <w:rFonts w:hint="eastAsia" w:ascii="Menlo" w:hAnsi="Menlo" w:eastAsia="微软雅黑" w:cs="微软雅黑"/>
+              </w:rPr>
               <w:t>调整判定灵敏度</w:t>
             </w:r>
           </w:p>
@@ -2957,21 +4095,41 @@
     <w:p>
       <w:pPr>
         <w:pStyle w:val="5"/>
+        <w:rPr>
+          <w:rFonts w:hint="eastAsia" w:ascii="Menlo" w:hAnsi="Menlo" w:eastAsia="微软雅黑" w:cs="微软雅黑"/>
+        </w:rPr>
       </w:pPr>
       <w:r>
+        <w:rPr>
+          <w:rFonts w:hint="eastAsia" w:ascii="Menlo" w:hAnsi="Menlo" w:eastAsia="微软雅黑" w:cs="微软雅黑"/>
+        </w:rPr>
         <w:t>3.4 寄存器浏览器 (Raw Modbus)</w:t>
       </w:r>
     </w:p>
     <w:p>
+      <w:pPr>
+        <w:rPr>
+          <w:rFonts w:hint="eastAsia" w:ascii="Menlo" w:hAnsi="Menlo" w:eastAsia="微软雅黑" w:cs="微软雅黑"/>
+        </w:rPr>
+      </w:pPr>
       <w:r>
+        <w:rPr>
+          <w:rFonts w:hint="eastAsia" w:ascii="Menlo" w:hAnsi="Menlo" w:eastAsia="微软雅黑" w:cs="微软雅黑"/>
+        </w:rPr>
         <w:t>高级功能，适用于直接读取或写入任意 Modbus 寄存器。</w:t>
       </w:r>
     </w:p>
     <w:p>
       <w:pPr>
         <w:pStyle w:val="6"/>
+        <w:rPr>
+          <w:rFonts w:hint="eastAsia" w:ascii="Menlo" w:hAnsi="Menlo" w:eastAsia="微软雅黑" w:cs="微软雅黑"/>
+        </w:rPr>
       </w:pPr>
       <w:r>
+        <w:rPr>
+          <w:rFonts w:hint="eastAsia" w:ascii="Menlo" w:hAnsi="Menlo" w:eastAsia="微软雅黑" w:cs="微软雅黑"/>
+        </w:rPr>
         <w:t>读取寄存器</w:t>
       </w:r>
     </w:p>
@@ -3010,9 +4168,13 @@
           <w:p>
             <w:pPr>
               <w:spacing w:after="0" w:line="240" w:lineRule="auto"/>
-            </w:pPr>
-            <w:r>
-              <w:rPr>
+              <w:rPr>
+                <w:rFonts w:hint="eastAsia" w:ascii="Menlo" w:hAnsi="Menlo" w:eastAsia="微软雅黑" w:cs="微软雅黑"/>
+              </w:rPr>
+            </w:pPr>
+            <w:r>
+              <w:rPr>
+                <w:rFonts w:hint="eastAsia" w:ascii="Menlo" w:hAnsi="Menlo" w:eastAsia="微软雅黑" w:cs="微软雅黑"/>
                 <w:b/>
               </w:rPr>
               <w:t>字段</w:t>
@@ -3027,9 +4189,13 @@
           <w:p>
             <w:pPr>
               <w:spacing w:after="0" w:line="240" w:lineRule="auto"/>
-            </w:pPr>
-            <w:r>
-              <w:rPr>
+              <w:rPr>
+                <w:rFonts w:hint="eastAsia" w:ascii="Menlo" w:hAnsi="Menlo" w:eastAsia="微软雅黑" w:cs="微软雅黑"/>
+              </w:rPr>
+            </w:pPr>
+            <w:r>
+              <w:rPr>
+                <w:rFonts w:hint="eastAsia" w:ascii="Menlo" w:hAnsi="Menlo" w:eastAsia="微软雅黑" w:cs="微软雅黑"/>
                 <w:b/>
               </w:rPr>
               <w:t>说明</w:t>
@@ -3044,9 +4210,13 @@
           <w:p>
             <w:pPr>
               <w:spacing w:after="0" w:line="240" w:lineRule="auto"/>
-            </w:pPr>
-            <w:r>
-              <w:rPr>
+              <w:rPr>
+                <w:rFonts w:hint="eastAsia" w:ascii="Menlo" w:hAnsi="Menlo" w:eastAsia="微软雅黑" w:cs="微软雅黑"/>
+              </w:rPr>
+            </w:pPr>
+            <w:r>
+              <w:rPr>
+                <w:rFonts w:hint="eastAsia" w:ascii="Menlo" w:hAnsi="Menlo" w:eastAsia="微软雅黑" w:cs="微软雅黑"/>
                 <w:b/>
               </w:rPr>
               <w:t>示例</w:t>
@@ -3062,8 +4232,14 @@
           <w:p>
             <w:pPr>
               <w:spacing w:after="0" w:line="240" w:lineRule="auto"/>
-            </w:pPr>
-            <w:r>
+              <w:rPr>
+                <w:rFonts w:hint="eastAsia" w:ascii="Menlo" w:hAnsi="Menlo" w:eastAsia="微软雅黑" w:cs="微软雅黑"/>
+              </w:rPr>
+            </w:pPr>
+            <w:r>
+              <w:rPr>
+                <w:rFonts w:hint="eastAsia" w:ascii="Menlo" w:hAnsi="Menlo" w:eastAsia="微软雅黑" w:cs="微软雅黑"/>
+              </w:rPr>
               <w:t>功能码</w:t>
             </w:r>
           </w:p>
@@ -3075,8 +4251,14 @@
           <w:p>
             <w:pPr>
               <w:spacing w:after="0" w:line="240" w:lineRule="auto"/>
-            </w:pPr>
-            <w:r>
+              <w:rPr>
+                <w:rFonts w:hint="eastAsia" w:ascii="Menlo" w:hAnsi="Menlo" w:eastAsia="微软雅黑" w:cs="微软雅黑"/>
+              </w:rPr>
+            </w:pPr>
+            <w:r>
+              <w:rPr>
+                <w:rFonts w:hint="eastAsia" w:ascii="Menlo" w:hAnsi="Menlo" w:eastAsia="微软雅黑" w:cs="微软雅黑"/>
+              </w:rPr>
               <w:t>FC 3 = 保持寄存器，FC 4 = 输入寄存器</w:t>
             </w:r>
           </w:p>
@@ -3088,8 +4270,14 @@
           <w:p>
             <w:pPr>
               <w:spacing w:after="0" w:line="240" w:lineRule="auto"/>
-            </w:pPr>
-            <w:r>
+              <w:rPr>
+                <w:rFonts w:hint="eastAsia" w:ascii="Menlo" w:hAnsi="Menlo" w:eastAsia="微软雅黑" w:cs="微软雅黑"/>
+              </w:rPr>
+            </w:pPr>
+            <w:r>
+              <w:rPr>
+                <w:rFonts w:hint="eastAsia" w:ascii="Menlo" w:hAnsi="Menlo" w:eastAsia="微软雅黑" w:cs="微软雅黑"/>
+              </w:rPr>
               <w:t>3</w:t>
             </w:r>
           </w:p>
@@ -3103,8 +4291,14 @@
           <w:p>
             <w:pPr>
               <w:spacing w:after="0" w:line="240" w:lineRule="auto"/>
-            </w:pPr>
-            <w:r>
+              <w:rPr>
+                <w:rFonts w:hint="eastAsia" w:ascii="Menlo" w:hAnsi="Menlo" w:eastAsia="微软雅黑" w:cs="微软雅黑"/>
+              </w:rPr>
+            </w:pPr>
+            <w:r>
+              <w:rPr>
+                <w:rFonts w:hint="eastAsia" w:ascii="Menlo" w:hAnsi="Menlo" w:eastAsia="微软雅黑" w:cs="微软雅黑"/>
+              </w:rPr>
               <w:t>起始地址</w:t>
             </w:r>
           </w:p>
@@ -3116,8 +4310,14 @@
           <w:p>
             <w:pPr>
               <w:spacing w:after="0" w:line="240" w:lineRule="auto"/>
-            </w:pPr>
-            <w:r>
+              <w:rPr>
+                <w:rFonts w:hint="eastAsia" w:ascii="Menlo" w:hAnsi="Menlo" w:eastAsia="微软雅黑" w:cs="微软雅黑"/>
+              </w:rPr>
+            </w:pPr>
+            <w:r>
+              <w:rPr>
+                <w:rFonts w:hint="eastAsia" w:ascii="Menlo" w:hAnsi="Menlo" w:eastAsia="微软雅黑" w:cs="微软雅黑"/>
+              </w:rPr>
               <w:t>寄存器地址（十进制）</w:t>
             </w:r>
           </w:p>
@@ -3129,8 +4329,14 @@
           <w:p>
             <w:pPr>
               <w:spacing w:after="0" w:line="240" w:lineRule="auto"/>
-            </w:pPr>
-            <w:r>
+              <w:rPr>
+                <w:rFonts w:hint="eastAsia" w:ascii="Menlo" w:hAnsi="Menlo" w:eastAsia="微软雅黑" w:cs="微软雅黑"/>
+              </w:rPr>
+            </w:pPr>
+            <w:r>
+              <w:rPr>
+                <w:rFonts w:hint="eastAsia" w:ascii="Menlo" w:hAnsi="Menlo" w:eastAsia="微软雅黑" w:cs="微软雅黑"/>
+              </w:rPr>
               <w:t>60000</w:t>
             </w:r>
           </w:p>
@@ -3144,8 +4350,14 @@
           <w:p>
             <w:pPr>
               <w:spacing w:after="0" w:line="240" w:lineRule="auto"/>
-            </w:pPr>
-            <w:r>
+              <w:rPr>
+                <w:rFonts w:hint="eastAsia" w:ascii="Menlo" w:hAnsi="Menlo" w:eastAsia="微软雅黑" w:cs="微软雅黑"/>
+              </w:rPr>
+            </w:pPr>
+            <w:r>
+              <w:rPr>
+                <w:rFonts w:hint="eastAsia" w:ascii="Menlo" w:hAnsi="Menlo" w:eastAsia="微软雅黑" w:cs="微软雅黑"/>
+              </w:rPr>
               <w:t>数量</w:t>
             </w:r>
           </w:p>
@@ -3157,8 +4369,14 @@
           <w:p>
             <w:pPr>
               <w:spacing w:after="0" w:line="240" w:lineRule="auto"/>
-            </w:pPr>
-            <w:r>
+              <w:rPr>
+                <w:rFonts w:hint="eastAsia" w:ascii="Menlo" w:hAnsi="Menlo" w:eastAsia="微软雅黑" w:cs="微软雅黑"/>
+              </w:rPr>
+            </w:pPr>
+            <w:r>
+              <w:rPr>
+                <w:rFonts w:hint="eastAsia" w:ascii="Menlo" w:hAnsi="Menlo" w:eastAsia="微软雅黑" w:cs="微软雅黑"/>
+              </w:rPr>
               <w:t>连续读取数量（1~100）</w:t>
             </w:r>
           </w:p>
@@ -3170,8 +4388,14 @@
           <w:p>
             <w:pPr>
               <w:spacing w:after="0" w:line="240" w:lineRule="auto"/>
-            </w:pPr>
-            <w:r>
+              <w:rPr>
+                <w:rFonts w:hint="eastAsia" w:ascii="Menlo" w:hAnsi="Menlo" w:eastAsia="微软雅黑" w:cs="微软雅黑"/>
+              </w:rPr>
+            </w:pPr>
+            <w:r>
+              <w:rPr>
+                <w:rFonts w:hint="eastAsia" w:ascii="Menlo" w:hAnsi="Menlo" w:eastAsia="微软雅黑" w:cs="微软雅黑"/>
+              </w:rPr>
               <w:t>10</w:t>
             </w:r>
           </w:p>
@@ -3185,8 +4409,14 @@
           <w:p>
             <w:pPr>
               <w:spacing w:after="0" w:line="240" w:lineRule="auto"/>
-            </w:pPr>
-            <w:r>
+              <w:rPr>
+                <w:rFonts w:hint="eastAsia" w:ascii="Menlo" w:hAnsi="Menlo" w:eastAsia="微软雅黑" w:cs="微软雅黑"/>
+              </w:rPr>
+            </w:pPr>
+            <w:r>
+              <w:rPr>
+                <w:rFonts w:hint="eastAsia" w:ascii="Menlo" w:hAnsi="Menlo" w:eastAsia="微软雅黑" w:cs="微软雅黑"/>
+              </w:rPr>
               <w:t>站号</w:t>
             </w:r>
           </w:p>
@@ -3198,8 +4428,14 @@
           <w:p>
             <w:pPr>
               <w:spacing w:after="0" w:line="240" w:lineRule="auto"/>
-            </w:pPr>
-            <w:r>
+              <w:rPr>
+                <w:rFonts w:hint="eastAsia" w:ascii="Menlo" w:hAnsi="Menlo" w:eastAsia="微软雅黑" w:cs="微软雅黑"/>
+              </w:rPr>
+            </w:pPr>
+            <w:r>
+              <w:rPr>
+                <w:rFonts w:hint="eastAsia" w:ascii="Menlo" w:hAnsi="Menlo" w:eastAsia="微软雅黑" w:cs="微软雅黑"/>
+              </w:rPr>
               <w:t>Modbus 站号（默认 200 = 主控板自身）</w:t>
             </w:r>
           </w:p>
@@ -3211,8 +4447,14 @@
           <w:p>
             <w:pPr>
               <w:spacing w:after="0" w:line="240" w:lineRule="auto"/>
-            </w:pPr>
-            <w:r>
+              <w:rPr>
+                <w:rFonts w:hint="eastAsia" w:ascii="Menlo" w:hAnsi="Menlo" w:eastAsia="微软雅黑" w:cs="微软雅黑"/>
+              </w:rPr>
+            </w:pPr>
+            <w:r>
+              <w:rPr>
+                <w:rFonts w:hint="eastAsia" w:ascii="Menlo" w:hAnsi="Menlo" w:eastAsia="微软雅黑" w:cs="微软雅黑"/>
+              </w:rPr>
               <w:t>200</w:t>
             </w:r>
           </w:p>
@@ -3220,8 +4462,14 @@
       </w:tr>
     </w:tbl>
     <w:p>
+      <w:pPr>
+        <w:rPr>
+          <w:rFonts w:hint="eastAsia" w:ascii="Menlo" w:hAnsi="Menlo" w:eastAsia="微软雅黑" w:cs="微软雅黑"/>
+        </w:rPr>
+      </w:pPr>
       <w:r>
         <w:rPr>
+          <w:rFonts w:hint="eastAsia" w:ascii="Menlo" w:hAnsi="Menlo" w:eastAsia="微软雅黑" w:cs="微软雅黑"/>
           <w:b/>
         </w:rPr>
         <w:t>常用地址速查：</w:t>
@@ -3262,9 +4510,13 @@
           <w:p>
             <w:pPr>
               <w:spacing w:after="0" w:line="240" w:lineRule="auto"/>
-            </w:pPr>
-            <w:r>
-              <w:rPr>
+              <w:rPr>
+                <w:rFonts w:hint="eastAsia" w:ascii="Menlo" w:hAnsi="Menlo" w:eastAsia="微软雅黑" w:cs="微软雅黑"/>
+              </w:rPr>
+            </w:pPr>
+            <w:r>
+              <w:rPr>
+                <w:rFonts w:hint="eastAsia" w:ascii="Menlo" w:hAnsi="Menlo" w:eastAsia="微软雅黑" w:cs="微软雅黑"/>
                 <w:b/>
               </w:rPr>
               <w:t>地址</w:t>
@@ -3279,9 +4531,13 @@
           <w:p>
             <w:pPr>
               <w:spacing w:after="0" w:line="240" w:lineRule="auto"/>
-            </w:pPr>
-            <w:r>
-              <w:rPr>
+              <w:rPr>
+                <w:rFonts w:hint="eastAsia" w:ascii="Menlo" w:hAnsi="Menlo" w:eastAsia="微软雅黑" w:cs="微软雅黑"/>
+              </w:rPr>
+            </w:pPr>
+            <w:r>
+              <w:rPr>
+                <w:rFonts w:hint="eastAsia" w:ascii="Menlo" w:hAnsi="Menlo" w:eastAsia="微软雅黑" w:cs="微软雅黑"/>
                 <w:b/>
               </w:rPr>
               <w:t>内容</w:t>
@@ -3296,9 +4552,13 @@
           <w:p>
             <w:pPr>
               <w:spacing w:after="0" w:line="240" w:lineRule="auto"/>
-            </w:pPr>
-            <w:r>
-              <w:rPr>
+              <w:rPr>
+                <w:rFonts w:hint="eastAsia" w:ascii="Menlo" w:hAnsi="Menlo" w:eastAsia="微软雅黑" w:cs="微软雅黑"/>
+              </w:rPr>
+            </w:pPr>
+            <w:r>
+              <w:rPr>
+                <w:rFonts w:hint="eastAsia" w:ascii="Menlo" w:hAnsi="Menlo" w:eastAsia="微软雅黑" w:cs="微软雅黑"/>
                 <w:b/>
               </w:rPr>
               <w:t>推荐数量</w:t>
@@ -3314,8 +4574,14 @@
           <w:p>
             <w:pPr>
               <w:spacing w:after="0" w:line="240" w:lineRule="auto"/>
-            </w:pPr>
-            <w:r>
+              <w:rPr>
+                <w:rFonts w:hint="eastAsia" w:ascii="Menlo" w:hAnsi="Menlo" w:eastAsia="微软雅黑" w:cs="微软雅黑"/>
+              </w:rPr>
+            </w:pPr>
+            <w:r>
+              <w:rPr>
+                <w:rFonts w:hint="eastAsia" w:ascii="Menlo" w:hAnsi="Menlo" w:eastAsia="微软雅黑" w:cs="微软雅黑"/>
+              </w:rPr>
               <w:t>60000</w:t>
             </w:r>
           </w:p>
@@ -3327,8 +4593,14 @@
           <w:p>
             <w:pPr>
               <w:spacing w:after="0" w:line="240" w:lineRule="auto"/>
-            </w:pPr>
-            <w:r>
+              <w:rPr>
+                <w:rFonts w:hint="eastAsia" w:ascii="Menlo" w:hAnsi="Menlo" w:eastAsia="微软雅黑" w:cs="微软雅黑"/>
+              </w:rPr>
+            </w:pPr>
+            <w:r>
+              <w:rPr>
+                <w:rFonts w:hint="eastAsia" w:ascii="Menlo" w:hAnsi="Menlo" w:eastAsia="微软雅黑" w:cs="微软雅黑"/>
+              </w:rPr>
               <w:t>设备模式/状态</w:t>
             </w:r>
           </w:p>
@@ -3340,8 +4612,14 @@
           <w:p>
             <w:pPr>
               <w:spacing w:after="0" w:line="240" w:lineRule="auto"/>
-            </w:pPr>
-            <w:r>
+              <w:rPr>
+                <w:rFonts w:hint="eastAsia" w:ascii="Menlo" w:hAnsi="Menlo" w:eastAsia="微软雅黑" w:cs="微软雅黑"/>
+              </w:rPr>
+            </w:pPr>
+            <w:r>
+              <w:rPr>
+                <w:rFonts w:hint="eastAsia" w:ascii="Menlo" w:hAnsi="Menlo" w:eastAsia="微软雅黑" w:cs="微软雅黑"/>
+              </w:rPr>
               <w:t>3</w:t>
             </w:r>
           </w:p>
@@ -3355,8 +4633,14 @@
           <w:p>
             <w:pPr>
               <w:spacing w:after="0" w:line="240" w:lineRule="auto"/>
-            </w:pPr>
-            <w:r>
+              <w:rPr>
+                <w:rFonts w:hint="eastAsia" w:ascii="Menlo" w:hAnsi="Menlo" w:eastAsia="微软雅黑" w:cs="微软雅黑"/>
+              </w:rPr>
+            </w:pPr>
+            <w:r>
+              <w:rPr>
+                <w:rFonts w:hint="eastAsia" w:ascii="Menlo" w:hAnsi="Menlo" w:eastAsia="微软雅黑" w:cs="微软雅黑"/>
+              </w:rPr>
               <w:t>60016</w:t>
             </w:r>
           </w:p>
@@ -3368,8 +4652,14 @@
           <w:p>
             <w:pPr>
               <w:spacing w:after="0" w:line="240" w:lineRule="auto"/>
-            </w:pPr>
-            <w:r>
+              <w:rPr>
+                <w:rFonts w:hint="eastAsia" w:ascii="Menlo" w:hAnsi="Menlo" w:eastAsia="微软雅黑" w:cs="微软雅黑"/>
+              </w:rPr>
+            </w:pPr>
+            <w:r>
+              <w:rPr>
+                <w:rFonts w:hint="eastAsia" w:ascii="Menlo" w:hAnsi="Menlo" w:eastAsia="微软雅黑" w:cs="微软雅黑"/>
+              </w:rPr>
               <w:t>运行时间（秒，32位）</w:t>
             </w:r>
           </w:p>
@@ -3381,8 +4671,14 @@
           <w:p>
             <w:pPr>
               <w:spacing w:after="0" w:line="240" w:lineRule="auto"/>
-            </w:pPr>
-            <w:r>
+              <w:rPr>
+                <w:rFonts w:hint="eastAsia" w:ascii="Menlo" w:hAnsi="Menlo" w:eastAsia="微软雅黑" w:cs="微软雅黑"/>
+              </w:rPr>
+            </w:pPr>
+            <w:r>
+              <w:rPr>
+                <w:rFonts w:hint="eastAsia" w:ascii="Menlo" w:hAnsi="Menlo" w:eastAsia="微软雅黑" w:cs="微软雅黑"/>
+              </w:rPr>
               <w:t>2</w:t>
             </w:r>
           </w:p>
@@ -3396,8 +4692,14 @@
           <w:p>
             <w:pPr>
               <w:spacing w:after="0" w:line="240" w:lineRule="auto"/>
-            </w:pPr>
-            <w:r>
+              <w:rPr>
+                <w:rFonts w:hint="eastAsia" w:ascii="Menlo" w:hAnsi="Menlo" w:eastAsia="微软雅黑" w:cs="微软雅黑"/>
+              </w:rPr>
+            </w:pPr>
+            <w:r>
+              <w:rPr>
+                <w:rFonts w:hint="eastAsia" w:ascii="Menlo" w:hAnsi="Menlo" w:eastAsia="微软雅黑" w:cs="微软雅黑"/>
+              </w:rPr>
               <w:t>60020</w:t>
             </w:r>
           </w:p>
@@ -3409,8 +4711,14 @@
           <w:p>
             <w:pPr>
               <w:spacing w:after="0" w:line="240" w:lineRule="auto"/>
-            </w:pPr>
-            <w:r>
+              <w:rPr>
+                <w:rFonts w:hint="eastAsia" w:ascii="Menlo" w:hAnsi="Menlo" w:eastAsia="微软雅黑" w:cs="微软雅黑"/>
+              </w:rPr>
+            </w:pPr>
+            <w:r>
+              <w:rPr>
+                <w:rFonts w:hint="eastAsia" w:ascii="Menlo" w:hAnsi="Menlo" w:eastAsia="微软雅黑" w:cs="微软雅黑"/>
+              </w:rPr>
               <w:t>通信出错次数</w:t>
             </w:r>
           </w:p>
@@ -3422,8 +4730,14 @@
           <w:p>
             <w:pPr>
               <w:spacing w:after="0" w:line="240" w:lineRule="auto"/>
-            </w:pPr>
-            <w:r>
+              <w:rPr>
+                <w:rFonts w:hint="eastAsia" w:ascii="Menlo" w:hAnsi="Menlo" w:eastAsia="微软雅黑" w:cs="微软雅黑"/>
+              </w:rPr>
+            </w:pPr>
+            <w:r>
+              <w:rPr>
+                <w:rFonts w:hint="eastAsia" w:ascii="Menlo" w:hAnsi="Menlo" w:eastAsia="微软雅黑" w:cs="微软雅黑"/>
+              </w:rPr>
               <w:t>1</w:t>
             </w:r>
           </w:p>
@@ -3437,8 +4751,14 @@
           <w:p>
             <w:pPr>
               <w:spacing w:after="0" w:line="240" w:lineRule="auto"/>
-            </w:pPr>
-            <w:r>
+              <w:rPr>
+                <w:rFonts w:hint="eastAsia" w:ascii="Menlo" w:hAnsi="Menlo" w:eastAsia="微软雅黑" w:cs="微软雅黑"/>
+              </w:rPr>
+            </w:pPr>
+            <w:r>
+              <w:rPr>
+                <w:rFonts w:hint="eastAsia" w:ascii="Menlo" w:hAnsi="Menlo" w:eastAsia="微软雅黑" w:cs="微软雅黑"/>
+              </w:rPr>
               <w:t>60021</w:t>
             </w:r>
           </w:p>
@@ -3450,8 +4770,14 @@
           <w:p>
             <w:pPr>
               <w:spacing w:after="0" w:line="240" w:lineRule="auto"/>
-            </w:pPr>
-            <w:r>
+              <w:rPr>
+                <w:rFonts w:hint="eastAsia" w:ascii="Menlo" w:hAnsi="Menlo" w:eastAsia="微软雅黑" w:cs="微软雅黑"/>
+              </w:rPr>
+            </w:pPr>
+            <w:r>
+              <w:rPr>
+                <w:rFonts w:hint="eastAsia" w:ascii="Menlo" w:hAnsi="Menlo" w:eastAsia="微软雅黑" w:cs="微软雅黑"/>
+              </w:rPr>
               <w:t>电源电压（0.01V）</w:t>
             </w:r>
           </w:p>
@@ -3463,8 +4789,14 @@
           <w:p>
             <w:pPr>
               <w:spacing w:after="0" w:line="240" w:lineRule="auto"/>
-            </w:pPr>
-            <w:r>
+              <w:rPr>
+                <w:rFonts w:hint="eastAsia" w:ascii="Menlo" w:hAnsi="Menlo" w:eastAsia="微软雅黑" w:cs="微软雅黑"/>
+              </w:rPr>
+            </w:pPr>
+            <w:r>
+              <w:rPr>
+                <w:rFonts w:hint="eastAsia" w:ascii="Menlo" w:hAnsi="Menlo" w:eastAsia="微软雅黑" w:cs="微软雅黑"/>
+              </w:rPr>
               <w:t>1</w:t>
             </w:r>
           </w:p>
@@ -3478,8 +4810,14 @@
           <w:p>
             <w:pPr>
               <w:spacing w:after="0" w:line="240" w:lineRule="auto"/>
-            </w:pPr>
-            <w:r>
+              <w:rPr>
+                <w:rFonts w:hint="eastAsia" w:ascii="Menlo" w:hAnsi="Menlo" w:eastAsia="微软雅黑" w:cs="微软雅黑"/>
+              </w:rPr>
+            </w:pPr>
+            <w:r>
+              <w:rPr>
+                <w:rFonts w:hint="eastAsia" w:ascii="Menlo" w:hAnsi="Menlo" w:eastAsia="微软雅黑" w:cs="微软雅黑"/>
+              </w:rPr>
               <w:t>60045</w:t>
             </w:r>
           </w:p>
@@ -3491,8 +4829,14 @@
           <w:p>
             <w:pPr>
               <w:spacing w:after="0" w:line="240" w:lineRule="auto"/>
-            </w:pPr>
-            <w:r>
+              <w:rPr>
+                <w:rFonts w:hint="eastAsia" w:ascii="Menlo" w:hAnsi="Menlo" w:eastAsia="微软雅黑" w:cs="微软雅黑"/>
+              </w:rPr>
+            </w:pPr>
+            <w:r>
+              <w:rPr>
+                <w:rFonts w:hint="eastAsia" w:ascii="Menlo" w:hAnsi="Menlo" w:eastAsia="微软雅黑" w:cs="微软雅黑"/>
+              </w:rPr>
               <w:t>以太网 IP 地址</w:t>
             </w:r>
           </w:p>
@@ -3504,8 +4848,14 @@
           <w:p>
             <w:pPr>
               <w:spacing w:after="0" w:line="240" w:lineRule="auto"/>
-            </w:pPr>
-            <w:r>
+              <w:rPr>
+                <w:rFonts w:hint="eastAsia" w:ascii="Menlo" w:hAnsi="Menlo" w:eastAsia="微软雅黑" w:cs="微软雅黑"/>
+              </w:rPr>
+            </w:pPr>
+            <w:r>
+              <w:rPr>
+                <w:rFonts w:hint="eastAsia" w:ascii="Menlo" w:hAnsi="Menlo" w:eastAsia="微软雅黑" w:cs="微软雅黑"/>
+              </w:rPr>
               <w:t>2</w:t>
             </w:r>
           </w:p>
@@ -3519,8 +4869,14 @@
           <w:p>
             <w:pPr>
               <w:spacing w:after="0" w:line="240" w:lineRule="auto"/>
-            </w:pPr>
-            <w:r>
+              <w:rPr>
+                <w:rFonts w:hint="eastAsia" w:ascii="Menlo" w:hAnsi="Menlo" w:eastAsia="微软雅黑" w:cs="微软雅黑"/>
+              </w:rPr>
+            </w:pPr>
+            <w:r>
+              <w:rPr>
+                <w:rFonts w:hint="eastAsia" w:ascii="Menlo" w:hAnsi="Menlo" w:eastAsia="微软雅黑" w:cs="微软雅黑"/>
+              </w:rPr>
               <w:t>60107</w:t>
             </w:r>
           </w:p>
@@ -3532,8 +4888,14 @@
           <w:p>
             <w:pPr>
               <w:spacing w:after="0" w:line="240" w:lineRule="auto"/>
-            </w:pPr>
-            <w:r>
+              <w:rPr>
+                <w:rFonts w:hint="eastAsia" w:ascii="Menlo" w:hAnsi="Menlo" w:eastAsia="微软雅黑" w:cs="微软雅黑"/>
+              </w:rPr>
+            </w:pPr>
+            <w:r>
+              <w:rPr>
+                <w:rFonts w:hint="eastAsia" w:ascii="Menlo" w:hAnsi="Menlo" w:eastAsia="微软雅黑" w:cs="微软雅黑"/>
+              </w:rPr>
               <w:t>物料架类型</w:t>
             </w:r>
           </w:p>
@@ -3545,8 +4907,14 @@
           <w:p>
             <w:pPr>
               <w:spacing w:after="0" w:line="240" w:lineRule="auto"/>
-            </w:pPr>
-            <w:r>
+              <w:rPr>
+                <w:rFonts w:hint="eastAsia" w:ascii="Menlo" w:hAnsi="Menlo" w:eastAsia="微软雅黑" w:cs="微软雅黑"/>
+              </w:rPr>
+            </w:pPr>
+            <w:r>
+              <w:rPr>
+                <w:rFonts w:hint="eastAsia" w:ascii="Menlo" w:hAnsi="Menlo" w:eastAsia="微软雅黑" w:cs="微软雅黑"/>
+              </w:rPr>
               <w:t>3</w:t>
             </w:r>
           </w:p>
@@ -3560,8 +4928,14 @@
           <w:p>
             <w:pPr>
               <w:spacing w:after="0" w:line="240" w:lineRule="auto"/>
-            </w:pPr>
-            <w:r>
+              <w:rPr>
+                <w:rFonts w:hint="eastAsia" w:ascii="Menlo" w:hAnsi="Menlo" w:eastAsia="微软雅黑" w:cs="微软雅黑"/>
+              </w:rPr>
+            </w:pPr>
+            <w:r>
+              <w:rPr>
+                <w:rFonts w:hint="eastAsia" w:ascii="Menlo" w:hAnsi="Menlo" w:eastAsia="微软雅黑" w:cs="微软雅黑"/>
+              </w:rPr>
               <w:t>60108</w:t>
             </w:r>
           </w:p>
@@ -3573,8 +4947,14 @@
           <w:p>
             <w:pPr>
               <w:spacing w:after="0" w:line="240" w:lineRule="auto"/>
-            </w:pPr>
-            <w:r>
+              <w:rPr>
+                <w:rFonts w:hint="eastAsia" w:ascii="Menlo" w:hAnsi="Menlo" w:eastAsia="微软雅黑" w:cs="微软雅黑"/>
+              </w:rPr>
+            </w:pPr>
+            <w:r>
+              <w:rPr>
+                <w:rFonts w:hint="eastAsia" w:ascii="Menlo" w:hAnsi="Menlo" w:eastAsia="微软雅黑" w:cs="微软雅黑"/>
+              </w:rPr>
               <w:t>A面灯板数量</w:t>
             </w:r>
           </w:p>
@@ -3586,8 +4966,14 @@
           <w:p>
             <w:pPr>
               <w:spacing w:after="0" w:line="240" w:lineRule="auto"/>
-            </w:pPr>
-            <w:r>
+              <w:rPr>
+                <w:rFonts w:hint="eastAsia" w:ascii="Menlo" w:hAnsi="Menlo" w:eastAsia="微软雅黑" w:cs="微软雅黑"/>
+              </w:rPr>
+            </w:pPr>
+            <w:r>
+              <w:rPr>
+                <w:rFonts w:hint="eastAsia" w:ascii="Menlo" w:hAnsi="Menlo" w:eastAsia="微软雅黑" w:cs="微软雅黑"/>
+              </w:rPr>
               <w:t>1</w:t>
             </w:r>
           </w:p>
@@ -3601,8 +4987,14 @@
           <w:p>
             <w:pPr>
               <w:spacing w:after="0" w:line="240" w:lineRule="auto"/>
-            </w:pPr>
-            <w:r>
+              <w:rPr>
+                <w:rFonts w:hint="eastAsia" w:ascii="Menlo" w:hAnsi="Menlo" w:eastAsia="微软雅黑" w:cs="微软雅黑"/>
+              </w:rPr>
+            </w:pPr>
+            <w:r>
+              <w:rPr>
+                <w:rFonts w:hint="eastAsia" w:ascii="Menlo" w:hAnsi="Menlo" w:eastAsia="微软雅黑" w:cs="微软雅黑"/>
+              </w:rPr>
               <w:t>60109</w:t>
             </w:r>
           </w:p>
@@ -3614,8 +5006,14 @@
           <w:p>
             <w:pPr>
               <w:spacing w:after="0" w:line="240" w:lineRule="auto"/>
-            </w:pPr>
-            <w:r>
+              <w:rPr>
+                <w:rFonts w:hint="eastAsia" w:ascii="Menlo" w:hAnsi="Menlo" w:eastAsia="微软雅黑" w:cs="微软雅黑"/>
+              </w:rPr>
+            </w:pPr>
+            <w:r>
+              <w:rPr>
+                <w:rFonts w:hint="eastAsia" w:ascii="Menlo" w:hAnsi="Menlo" w:eastAsia="微软雅黑" w:cs="微软雅黑"/>
+              </w:rPr>
               <w:t>B面灯板数量</w:t>
             </w:r>
           </w:p>
@@ -3627,8 +5025,14 @@
           <w:p>
             <w:pPr>
               <w:spacing w:after="0" w:line="240" w:lineRule="auto"/>
-            </w:pPr>
-            <w:r>
+              <w:rPr>
+                <w:rFonts w:hint="eastAsia" w:ascii="Menlo" w:hAnsi="Menlo" w:eastAsia="微软雅黑" w:cs="微软雅黑"/>
+              </w:rPr>
+            </w:pPr>
+            <w:r>
+              <w:rPr>
+                <w:rFonts w:hint="eastAsia" w:ascii="Menlo" w:hAnsi="Menlo" w:eastAsia="微软雅黑" w:cs="微软雅黑"/>
+              </w:rPr>
               <w:t>1</w:t>
             </w:r>
           </w:p>
@@ -3636,7 +5040,15 @@
       </w:tr>
     </w:tbl>
     <w:p>
+      <w:pPr>
+        <w:rPr>
+          <w:rFonts w:hint="eastAsia" w:ascii="Menlo" w:hAnsi="Menlo" w:eastAsia="微软雅黑" w:cs="微软雅黑"/>
+        </w:rPr>
+      </w:pPr>
       <w:r>
+        <w:rPr>
+          <w:rFonts w:hint="eastAsia" w:ascii="Menlo" w:hAnsi="Menlo" w:eastAsia="微软雅黑" w:cs="微软雅黑"/>
+        </w:rPr>
         <w:t>结果以三列显示：</w:t>
       </w:r>
     </w:p>
@@ -3662,10 +5074,10 @@
         </w:tblCellMar>
       </w:tblPr>
       <w:tblGrid>
-        <w:gridCol w:w="2147"/>
-        <w:gridCol w:w="2149"/>
-        <w:gridCol w:w="2147"/>
-        <w:gridCol w:w="2413"/>
+        <w:gridCol w:w="2160"/>
+        <w:gridCol w:w="2160"/>
+        <w:gridCol w:w="2160"/>
+        <w:gridCol w:w="2336"/>
       </w:tblGrid>
       <w:tr>
         <w:tc>
@@ -3676,9 +5088,13 @@
           <w:p>
             <w:pPr>
               <w:spacing w:after="0" w:line="240" w:lineRule="auto"/>
-            </w:pPr>
-            <w:r>
-              <w:rPr>
+              <w:rPr>
+                <w:rFonts w:hint="eastAsia" w:ascii="Menlo" w:hAnsi="Menlo" w:eastAsia="微软雅黑" w:cs="微软雅黑"/>
+              </w:rPr>
+            </w:pPr>
+            <w:r>
+              <w:rPr>
+                <w:rFonts w:hint="eastAsia" w:ascii="Menlo" w:hAnsi="Menlo" w:eastAsia="微软雅黑" w:cs="微软雅黑"/>
                 <w:b/>
               </w:rPr>
               <w:t>地址</w:t>
@@ -3693,9 +5109,13 @@
           <w:p>
             <w:pPr>
               <w:spacing w:after="0" w:line="240" w:lineRule="auto"/>
-            </w:pPr>
-            <w:r>
-              <w:rPr>
+              <w:rPr>
+                <w:rFonts w:hint="eastAsia" w:ascii="Menlo" w:hAnsi="Menlo" w:eastAsia="微软雅黑" w:cs="微软雅黑"/>
+              </w:rPr>
+            </w:pPr>
+            <w:r>
+              <w:rPr>
+                <w:rFonts w:hint="eastAsia" w:ascii="Menlo" w:hAnsi="Menlo" w:eastAsia="微软雅黑" w:cs="微软雅黑"/>
                 <w:b/>
               </w:rPr>
               <w:t>十六进制</w:t>
@@ -3710,9 +5130,13 @@
           <w:p>
             <w:pPr>
               <w:spacing w:after="0" w:line="240" w:lineRule="auto"/>
-            </w:pPr>
-            <w:r>
-              <w:rPr>
+              <w:rPr>
+                <w:rFonts w:hint="eastAsia" w:ascii="Menlo" w:hAnsi="Menlo" w:eastAsia="微软雅黑" w:cs="微软雅黑"/>
+              </w:rPr>
+            </w:pPr>
+            <w:r>
+              <w:rPr>
+                <w:rFonts w:hint="eastAsia" w:ascii="Menlo" w:hAnsi="Menlo" w:eastAsia="微软雅黑" w:cs="微软雅黑"/>
                 <w:b/>
               </w:rPr>
               <w:t>十进制</w:t>
@@ -3727,9 +5151,13 @@
           <w:p>
             <w:pPr>
               <w:spacing w:after="0" w:line="240" w:lineRule="auto"/>
-            </w:pPr>
-            <w:r>
-              <w:rPr>
+              <w:rPr>
+                <w:rFonts w:hint="eastAsia" w:ascii="Menlo" w:hAnsi="Menlo" w:eastAsia="微软雅黑" w:cs="微软雅黑"/>
+              </w:rPr>
+            </w:pPr>
+            <w:r>
+              <w:rPr>
+                <w:rFonts w:hint="eastAsia" w:ascii="Menlo" w:hAnsi="Menlo" w:eastAsia="微软雅黑" w:cs="微软雅黑"/>
                 <w:b/>
               </w:rPr>
               <w:t>二进制</w:t>
@@ -3745,8 +5173,14 @@
           <w:p>
             <w:pPr>
               <w:spacing w:after="0" w:line="240" w:lineRule="auto"/>
-            </w:pPr>
-            <w:r>
+              <w:rPr>
+                <w:rFonts w:hint="eastAsia" w:ascii="Menlo" w:hAnsi="Menlo" w:eastAsia="微软雅黑" w:cs="微软雅黑"/>
+              </w:rPr>
+            </w:pPr>
+            <w:r>
+              <w:rPr>
+                <w:rFonts w:hint="eastAsia" w:ascii="Menlo" w:hAnsi="Menlo" w:eastAsia="微软雅黑" w:cs="微软雅黑"/>
+              </w:rPr>
               <w:t>60000</w:t>
             </w:r>
           </w:p>
@@ -3758,8 +5192,14 @@
           <w:p>
             <w:pPr>
               <w:spacing w:after="0" w:line="240" w:lineRule="auto"/>
-            </w:pPr>
-            <w:r>
+              <w:rPr>
+                <w:rFonts w:hint="eastAsia" w:ascii="Menlo" w:hAnsi="Menlo" w:eastAsia="微软雅黑" w:cs="微软雅黑"/>
+              </w:rPr>
+            </w:pPr>
+            <w:r>
+              <w:rPr>
+                <w:rFonts w:hint="eastAsia" w:ascii="Menlo" w:hAnsi="Menlo" w:eastAsia="微软雅黑" w:cs="微软雅黑"/>
+              </w:rPr>
               <w:t>0xA000</w:t>
             </w:r>
           </w:p>
@@ -3771,8 +5211,14 @@
           <w:p>
             <w:pPr>
               <w:spacing w:after="0" w:line="240" w:lineRule="auto"/>
-            </w:pPr>
-            <w:r>
+              <w:rPr>
+                <w:rFonts w:hint="eastAsia" w:ascii="Menlo" w:hAnsi="Menlo" w:eastAsia="微软雅黑" w:cs="微软雅黑"/>
+              </w:rPr>
+            </w:pPr>
+            <w:r>
+              <w:rPr>
+                <w:rFonts w:hint="eastAsia" w:ascii="Menlo" w:hAnsi="Menlo" w:eastAsia="微软雅黑" w:cs="微软雅黑"/>
+              </w:rPr>
               <w:t>40960</w:t>
             </w:r>
           </w:p>
@@ -3784,8 +5230,14 @@
           <w:p>
             <w:pPr>
               <w:spacing w:after="0" w:line="240" w:lineRule="auto"/>
-            </w:pPr>
-            <w:r>
+              <w:rPr>
+                <w:rFonts w:hint="eastAsia" w:ascii="Menlo" w:hAnsi="Menlo" w:eastAsia="微软雅黑" w:cs="微软雅黑"/>
+              </w:rPr>
+            </w:pPr>
+            <w:r>
+              <w:rPr>
+                <w:rFonts w:hint="eastAsia" w:ascii="Menlo" w:hAnsi="Menlo" w:eastAsia="微软雅黑" w:cs="微软雅黑"/>
+              </w:rPr>
               <w:t>1010000000000000</w:t>
             </w:r>
           </w:p>
@@ -3795,8 +5247,14 @@
     <w:p>
       <w:pPr>
         <w:pStyle w:val="6"/>
+        <w:rPr>
+          <w:rFonts w:hint="eastAsia" w:ascii="Menlo" w:hAnsi="Menlo" w:eastAsia="微软雅黑" w:cs="微软雅黑"/>
+        </w:rPr>
       </w:pPr>
       <w:r>
+        <w:rPr>
+          <w:rFonts w:hint="eastAsia" w:ascii="Menlo" w:hAnsi="Menlo" w:eastAsia="微软雅黑" w:cs="微软雅黑"/>
+        </w:rPr>
         <w:t>写寄存器</w:t>
       </w:r>
     </w:p>
@@ -3835,9 +5293,13 @@
           <w:p>
             <w:pPr>
               <w:spacing w:after="0" w:line="240" w:lineRule="auto"/>
-            </w:pPr>
-            <w:r>
-              <w:rPr>
+              <w:rPr>
+                <w:rFonts w:hint="eastAsia" w:ascii="Menlo" w:hAnsi="Menlo" w:eastAsia="微软雅黑" w:cs="微软雅黑"/>
+              </w:rPr>
+            </w:pPr>
+            <w:r>
+              <w:rPr>
+                <w:rFonts w:hint="eastAsia" w:ascii="Menlo" w:hAnsi="Menlo" w:eastAsia="微软雅黑" w:cs="微软雅黑"/>
                 <w:b/>
               </w:rPr>
               <w:t>字段</w:t>
@@ -3852,9 +5314,13 @@
           <w:p>
             <w:pPr>
               <w:spacing w:after="0" w:line="240" w:lineRule="auto"/>
-            </w:pPr>
-            <w:r>
-              <w:rPr>
+              <w:rPr>
+                <w:rFonts w:hint="eastAsia" w:ascii="Menlo" w:hAnsi="Menlo" w:eastAsia="微软雅黑" w:cs="微软雅黑"/>
+              </w:rPr>
+            </w:pPr>
+            <w:r>
+              <w:rPr>
+                <w:rFonts w:hint="eastAsia" w:ascii="Menlo" w:hAnsi="Menlo" w:eastAsia="微软雅黑" w:cs="微软雅黑"/>
                 <w:b/>
               </w:rPr>
               <w:t>说明</w:t>
@@ -3869,9 +5335,13 @@
           <w:p>
             <w:pPr>
               <w:spacing w:after="0" w:line="240" w:lineRule="auto"/>
-            </w:pPr>
-            <w:r>
-              <w:rPr>
+              <w:rPr>
+                <w:rFonts w:hint="eastAsia" w:ascii="Menlo" w:hAnsi="Menlo" w:eastAsia="微软雅黑" w:cs="微软雅黑"/>
+              </w:rPr>
+            </w:pPr>
+            <w:r>
+              <w:rPr>
+                <w:rFonts w:hint="eastAsia" w:ascii="Menlo" w:hAnsi="Menlo" w:eastAsia="微软雅黑" w:cs="微软雅黑"/>
                 <w:b/>
               </w:rPr>
               <w:t>示例</w:t>
@@ -3887,8 +5357,14 @@
           <w:p>
             <w:pPr>
               <w:spacing w:after="0" w:line="240" w:lineRule="auto"/>
-            </w:pPr>
-            <w:r>
+              <w:rPr>
+                <w:rFonts w:hint="eastAsia" w:ascii="Menlo" w:hAnsi="Menlo" w:eastAsia="微软雅黑" w:cs="微软雅黑"/>
+              </w:rPr>
+            </w:pPr>
+            <w:r>
+              <w:rPr>
+                <w:rFonts w:hint="eastAsia" w:ascii="Menlo" w:hAnsi="Menlo" w:eastAsia="微软雅黑" w:cs="微软雅黑"/>
+              </w:rPr>
               <w:t>地址</w:t>
             </w:r>
           </w:p>
@@ -3900,8 +5376,14 @@
           <w:p>
             <w:pPr>
               <w:spacing w:after="0" w:line="240" w:lineRule="auto"/>
-            </w:pPr>
-            <w:r>
+              <w:rPr>
+                <w:rFonts w:hint="eastAsia" w:ascii="Menlo" w:hAnsi="Menlo" w:eastAsia="微软雅黑" w:cs="微软雅黑"/>
+              </w:rPr>
+            </w:pPr>
+            <w:r>
+              <w:rPr>
+                <w:rFonts w:hint="eastAsia" w:ascii="Menlo" w:hAnsi="Menlo" w:eastAsia="微软雅黑" w:cs="微软雅黑"/>
+              </w:rPr>
               <w:t>目标寄存器地址</w:t>
             </w:r>
           </w:p>
@@ -3913,8 +5395,14 @@
           <w:p>
             <w:pPr>
               <w:spacing w:after="0" w:line="240" w:lineRule="auto"/>
-            </w:pPr>
-            <w:r>
+              <w:rPr>
+                <w:rFonts w:hint="eastAsia" w:ascii="Menlo" w:hAnsi="Menlo" w:eastAsia="微软雅黑" w:cs="微软雅黑"/>
+              </w:rPr>
+            </w:pPr>
+            <w:r>
+              <w:rPr>
+                <w:rFonts w:hint="eastAsia" w:ascii="Menlo" w:hAnsi="Menlo" w:eastAsia="微软雅黑" w:cs="微软雅黑"/>
+              </w:rPr>
               <w:t>60108</w:t>
             </w:r>
           </w:p>
@@ -3928,8 +5416,14 @@
           <w:p>
             <w:pPr>
               <w:spacing w:after="0" w:line="240" w:lineRule="auto"/>
-            </w:pPr>
-            <w:r>
+              <w:rPr>
+                <w:rFonts w:hint="eastAsia" w:ascii="Menlo" w:hAnsi="Menlo" w:eastAsia="微软雅黑" w:cs="微软雅黑"/>
+              </w:rPr>
+            </w:pPr>
+            <w:r>
+              <w:rPr>
+                <w:rFonts w:hint="eastAsia" w:ascii="Menlo" w:hAnsi="Menlo" w:eastAsia="微软雅黑" w:cs="微软雅黑"/>
+              </w:rPr>
               <w:t>值</w:t>
             </w:r>
           </w:p>
@@ -3941,8 +5435,14 @@
           <w:p>
             <w:pPr>
               <w:spacing w:after="0" w:line="240" w:lineRule="auto"/>
-            </w:pPr>
-            <w:r>
+              <w:rPr>
+                <w:rFonts w:hint="eastAsia" w:ascii="Menlo" w:hAnsi="Menlo" w:eastAsia="微软雅黑" w:cs="微软雅黑"/>
+              </w:rPr>
+            </w:pPr>
+            <w:r>
+              <w:rPr>
+                <w:rFonts w:hint="eastAsia" w:ascii="Menlo" w:hAnsi="Menlo" w:eastAsia="微软雅黑" w:cs="微软雅黑"/>
+              </w:rPr>
               <w:t>写入值 (0~65535)</w:t>
             </w:r>
           </w:p>
@@ -3954,8 +5454,14 @@
           <w:p>
             <w:pPr>
               <w:spacing w:after="0" w:line="240" w:lineRule="auto"/>
-            </w:pPr>
-            <w:r>
+              <w:rPr>
+                <w:rFonts w:hint="eastAsia" w:ascii="Menlo" w:hAnsi="Menlo" w:eastAsia="微软雅黑" w:cs="微软雅黑"/>
+              </w:rPr>
+            </w:pPr>
+            <w:r>
+              <w:rPr>
+                <w:rFonts w:hint="eastAsia" w:ascii="Menlo" w:hAnsi="Menlo" w:eastAsia="微软雅黑" w:cs="微软雅黑"/>
+              </w:rPr>
               <w:t>35</w:t>
             </w:r>
           </w:p>
@@ -3969,8 +5475,14 @@
           <w:p>
             <w:pPr>
               <w:spacing w:after="0" w:line="240" w:lineRule="auto"/>
-            </w:pPr>
-            <w:r>
+              <w:rPr>
+                <w:rFonts w:hint="eastAsia" w:ascii="Menlo" w:hAnsi="Menlo" w:eastAsia="微软雅黑" w:cs="微软雅黑"/>
+              </w:rPr>
+            </w:pPr>
+            <w:r>
+              <w:rPr>
+                <w:rFonts w:hint="eastAsia" w:ascii="Menlo" w:hAnsi="Menlo" w:eastAsia="微软雅黑" w:cs="微软雅黑"/>
+              </w:rPr>
               <w:t>写入 (FC 6)</w:t>
             </w:r>
           </w:p>
@@ -3982,8 +5494,14 @@
           <w:p>
             <w:pPr>
               <w:spacing w:after="0" w:line="240" w:lineRule="auto"/>
-            </w:pPr>
-            <w:r>
+              <w:rPr>
+                <w:rFonts w:hint="eastAsia" w:ascii="Menlo" w:hAnsi="Menlo" w:eastAsia="微软雅黑" w:cs="微软雅黑"/>
+              </w:rPr>
+            </w:pPr>
+            <w:r>
+              <w:rPr>
+                <w:rFonts w:hint="eastAsia" w:ascii="Menlo" w:hAnsi="Menlo" w:eastAsia="微软雅黑" w:cs="微软雅黑"/>
+              </w:rPr>
               <w:t>点击执行</w:t>
             </w:r>
           </w:p>
@@ -3995,8 +5513,14 @@
           <w:p>
             <w:pPr>
               <w:spacing w:after="0" w:line="240" w:lineRule="auto"/>
-            </w:pPr>
-            <w:r>
+              <w:rPr>
+                <w:rFonts w:hint="eastAsia" w:ascii="Menlo" w:hAnsi="Menlo" w:eastAsia="微软雅黑" w:cs="微软雅黑"/>
+              </w:rPr>
+            </w:pPr>
+            <w:r>
+              <w:rPr>
+                <w:rFonts w:hint="eastAsia" w:ascii="Menlo" w:hAnsi="Menlo" w:eastAsia="微软雅黑" w:cs="微软雅黑"/>
+              </w:rPr>
               <w:t>—</w:t>
             </w:r>
           </w:p>
@@ -4006,14 +5530,26 @@
     <w:p>
       <w:pPr>
         <w:pStyle w:val="148"/>
+        <w:rPr>
+          <w:rFonts w:hint="eastAsia" w:ascii="Menlo" w:hAnsi="Menlo" w:eastAsia="微软雅黑" w:cs="微软雅黑"/>
+        </w:rPr>
       </w:pPr>
       <w:r>
+        <w:rPr>
+          <w:rFonts w:hint="eastAsia" w:ascii="Menlo" w:hAnsi="Menlo" w:eastAsia="微软雅黑" w:cs="微软雅黑"/>
+        </w:rPr>
         <w:t>⚠️写寄存器风险：写入错误的值可能导致设备工作异常。请确认地址和值正确后再写入。</w:t>
       </w:r>
     </w:p>
     <w:p>
+      <w:pPr>
+        <w:rPr>
+          <w:rFonts w:hint="eastAsia" w:ascii="Menlo" w:hAnsi="Menlo" w:eastAsia="微软雅黑" w:cs="微软雅黑"/>
+        </w:rPr>
+      </w:pPr>
       <w:r>
         <w:rPr>
+          <w:rFonts w:hint="eastAsia" w:ascii="Menlo" w:hAnsi="Menlo" w:eastAsia="微软雅黑" w:cs="微软雅黑"/>
           <w:b/>
         </w:rPr>
         <w:t>⚠️写寄存器风险：写入错误的值可能导致设备工作异常。请确认地址和值正确后再写入。</w:t>
@@ -4022,20 +5558,38 @@
     <w:p>
       <w:pPr>
         <w:pStyle w:val="5"/>
+        <w:rPr>
+          <w:rFonts w:hint="eastAsia" w:ascii="Menlo" w:hAnsi="Menlo" w:eastAsia="微软雅黑" w:cs="微软雅黑"/>
+        </w:rPr>
       </w:pPr>
       <w:r>
+        <w:rPr>
+          <w:rFonts w:hint="eastAsia" w:ascii="Menlo" w:hAnsi="Menlo" w:eastAsia="微软雅黑" w:cs="微软雅黑"/>
+        </w:rPr>
         <w:t>3.5 调试日志</w:t>
       </w:r>
     </w:p>
     <w:p>
+      <w:pPr>
+        <w:rPr>
+          <w:rFonts w:hint="eastAsia" w:ascii="Menlo" w:hAnsi="Menlo" w:eastAsia="微软雅黑" w:cs="微软雅黑"/>
+        </w:rPr>
+      </w:pPr>
       <w:r>
         <w:rPr>
+          <w:rFonts w:hint="eastAsia" w:ascii="Menlo" w:hAnsi="Menlo" w:eastAsia="微软雅黑" w:cs="微软雅黑"/>
           <w:b/>
         </w:rPr>
         <w:t>页面底部的深色终端风格日志窗口，记录所有调试操作：</w:t>
       </w:r>
     </w:p>
-    <w:p/>
+    <w:p>
+      <w:pPr>
+        <w:rPr>
+          <w:rFonts w:hint="eastAsia" w:ascii="Menlo" w:hAnsi="Menlo" w:eastAsia="微软雅黑" w:cs="微软雅黑"/>
+        </w:rPr>
+      </w:pPr>
+    </w:p>
     <w:p>
       <w:pPr>
         <w:pStyle w:val="137"/>
@@ -4046,56 +5600,77 @@
           <w:right w:val="single" w:color="CCCCCC" w:sz="4" w:space="0"/>
         </w:pBdr>
         <w:shd w:val="clear" w:fill="F5F5F5"/>
+        <w:rPr>
+          <w:rFonts w:hint="eastAsia" w:ascii="Menlo" w:hAnsi="Menlo" w:eastAsia="微软雅黑" w:cs="微软雅黑"/>
+        </w:rPr>
       </w:pPr>
       <w:r>
         <w:rPr>
-          <w:rFonts w:ascii="Consolas" w:hAnsi="Consolas"/>
+          <w:rFonts w:hint="eastAsia" w:ascii="Menlo" w:hAnsi="Menlo" w:eastAsia="微软雅黑" w:cs="微软雅黑"/>
           <w:sz w:val="20"/>
         </w:rPr>
         <w:t>[18:30:22] [INFO] [connect] 连接成功 192.168.1.100:502</w:t>
       </w:r>
       <w:r>
+        <w:rPr>
+          <w:rFonts w:hint="eastAsia" w:ascii="Menlo" w:hAnsi="Menlo" w:eastAsia="微软雅黑" w:cs="微软雅黑"/>
+        </w:rPr>
         <w:br w:type="textWrapping"/>
       </w:r>
       <w:r>
         <w:rPr>
-          <w:rFonts w:ascii="Consolas" w:hAnsi="Consolas"/>
+          <w:rFonts w:hint="eastAsia" w:ascii="Menlo" w:hAnsi="Menlo" w:eastAsia="微软雅黑" w:cs="微软雅黑"/>
           <w:sz w:val="20"/>
         </w:rPr>
         <w:t>[18:30:23] [INFO] [read_device_info] 设备信息读取成功</w:t>
       </w:r>
       <w:r>
+        <w:rPr>
+          <w:rFonts w:hint="eastAsia" w:ascii="Menlo" w:hAnsi="Menlo" w:eastAsia="微软雅黑" w:cs="微软雅黑"/>
+        </w:rPr>
         <w:br w:type="textWrapping"/>
       </w:r>
       <w:r>
         <w:rPr>
-          <w:rFonts w:ascii="Consolas" w:hAnsi="Consolas"/>
+          <w:rFonts w:hint="eastAsia" w:ascii="Menlo" w:hAnsi="Menlo" w:eastAsia="微软雅黑" w:cs="微软雅黑"/>
           <w:sz w:val="20"/>
         </w:rPr>
         <w:t>[18:30:25] [INFO] [set_relay] 继电器 K1 → ON</w:t>
       </w:r>
       <w:r>
+        <w:rPr>
+          <w:rFonts w:hint="eastAsia" w:ascii="Menlo" w:hAnsi="Menlo" w:eastAsia="微软雅黑" w:cs="微软雅黑"/>
+        </w:rPr>
         <w:br w:type="textWrapping"/>
       </w:r>
       <w:r>
         <w:rPr>
-          <w:rFonts w:ascii="Consolas" w:hAnsi="Consolas"/>
+          <w:rFonts w:hint="eastAsia" w:ascii="Menlo" w:hAnsi="Menlo" w:eastAsia="微软雅黑" w:cs="微软雅黑"/>
           <w:sz w:val="20"/>
         </w:rPr>
         <w:t>[18:30:28] [INFO] [control_led] 灯板 (站号 1) 储位 5 → GREEN</w:t>
       </w:r>
       <w:r>
+        <w:rPr>
+          <w:rFonts w:hint="eastAsia" w:ascii="Menlo" w:hAnsi="Menlo" w:eastAsia="微软雅黑" w:cs="微软雅黑"/>
+        </w:rPr>
         <w:br w:type="textWrapping"/>
       </w:r>
       <w:r>
         <w:rPr>
-          <w:rFonts w:ascii="Consolas" w:hAnsi="Consolas"/>
+          <w:rFonts w:hint="eastAsia" w:ascii="Menlo" w:hAnsi="Menlo" w:eastAsia="微软雅黑" w:cs="微软雅黑"/>
           <w:sz w:val="20"/>
         </w:rPr>
         <w:t>[18:30:30] [ERROR] [read_board_slots] 灯板 (站号 66) 储位读取失败: ...</w:t>
       </w:r>
     </w:p>
-    <w:p/>
+    <w:p>
+      <w:pPr>
+        <w:rPr>
+          <w:rFonts w:hint="eastAsia" w:ascii="Menlo" w:hAnsi="Menlo" w:eastAsia="微软雅黑" w:cs="微软雅黑"/>
+        </w:rPr>
+      </w:pPr>
+    </w:p>
     <w:tbl>
       <w:tblPr>
         <w:tblStyle w:val="33"/>
@@ -4130,9 +5705,13 @@
           <w:p>
             <w:pPr>
               <w:spacing w:after="0" w:line="240" w:lineRule="auto"/>
-            </w:pPr>
-            <w:r>
-              <w:rPr>
+              <w:rPr>
+                <w:rFonts w:hint="eastAsia" w:ascii="Menlo" w:hAnsi="Menlo" w:eastAsia="微软雅黑" w:cs="微软雅黑"/>
+              </w:rPr>
+            </w:pPr>
+            <w:r>
+              <w:rPr>
+                <w:rFonts w:hint="eastAsia" w:ascii="Menlo" w:hAnsi="Menlo" w:eastAsia="微软雅黑" w:cs="微软雅黑"/>
                 <w:b/>
               </w:rPr>
               <w:t>功能</w:t>
@@ -4147,9 +5726,13 @@
           <w:p>
             <w:pPr>
               <w:spacing w:after="0" w:line="240" w:lineRule="auto"/>
-            </w:pPr>
-            <w:r>
-              <w:rPr>
+              <w:rPr>
+                <w:rFonts w:hint="eastAsia" w:ascii="Menlo" w:hAnsi="Menlo" w:eastAsia="微软雅黑" w:cs="微软雅黑"/>
+              </w:rPr>
+            </w:pPr>
+            <w:r>
+              <w:rPr>
+                <w:rFonts w:hint="eastAsia" w:ascii="Menlo" w:hAnsi="Menlo" w:eastAsia="微软雅黑" w:cs="微软雅黑"/>
                 <w:b/>
               </w:rPr>
               <w:t>说明</w:t>
@@ -4165,8 +5748,14 @@
           <w:p>
             <w:pPr>
               <w:spacing w:after="0" w:line="240" w:lineRule="auto"/>
-            </w:pPr>
-            <w:r>
+              <w:rPr>
+                <w:rFonts w:hint="eastAsia" w:ascii="Menlo" w:hAnsi="Menlo" w:eastAsia="微软雅黑" w:cs="微软雅黑"/>
+              </w:rPr>
+            </w:pPr>
+            <w:r>
+              <w:rPr>
+                <w:rFonts w:hint="eastAsia" w:ascii="Menlo" w:hAnsi="Menlo" w:eastAsia="微软雅黑" w:cs="微软雅黑"/>
+              </w:rPr>
               <w:t>级别过滤</w:t>
             </w:r>
           </w:p>
@@ -4178,8 +5767,14 @@
           <w:p>
             <w:pPr>
               <w:spacing w:after="0" w:line="240" w:lineRule="auto"/>
-            </w:pPr>
-            <w:r>
+              <w:rPr>
+                <w:rFonts w:hint="eastAsia" w:ascii="Menlo" w:hAnsi="Menlo" w:eastAsia="微软雅黑" w:cs="微软雅黑"/>
+              </w:rPr>
+            </w:pPr>
+            <w:r>
+              <w:rPr>
+                <w:rFonts w:hint="eastAsia" w:ascii="Menlo" w:hAnsi="Menlo" w:eastAsia="微软雅黑" w:cs="微软雅黑"/>
+              </w:rPr>
               <w:t>全部 / Info / Warn / Error</w:t>
             </w:r>
           </w:p>
@@ -4193,8 +5788,14 @@
           <w:p>
             <w:pPr>
               <w:spacing w:after="0" w:line="240" w:lineRule="auto"/>
-            </w:pPr>
-            <w:r>
+              <w:rPr>
+                <w:rFonts w:hint="eastAsia" w:ascii="Menlo" w:hAnsi="Menlo" w:eastAsia="微软雅黑" w:cs="微软雅黑"/>
+              </w:rPr>
+            </w:pPr>
+            <w:r>
+              <w:rPr>
+                <w:rFonts w:hint="eastAsia" w:ascii="Menlo" w:hAnsi="Menlo" w:eastAsia="微软雅黑" w:cs="微软雅黑"/>
+              </w:rPr>
               <w:t>自动滚</w:t>
             </w:r>
           </w:p>
@@ -4206,8 +5807,14 @@
           <w:p>
             <w:pPr>
               <w:spacing w:after="0" w:line="240" w:lineRule="auto"/>
-            </w:pPr>
-            <w:r>
+              <w:rPr>
+                <w:rFonts w:hint="eastAsia" w:ascii="Menlo" w:hAnsi="Menlo" w:eastAsia="微软雅黑" w:cs="微软雅黑"/>
+              </w:rPr>
+            </w:pPr>
+            <w:r>
+              <w:rPr>
+                <w:rFonts w:hint="eastAsia" w:ascii="Menlo" w:hAnsi="Menlo" w:eastAsia="微软雅黑" w:cs="微软雅黑"/>
+              </w:rPr>
               <w:t>开启后新日志自动滚动到底部</w:t>
             </w:r>
           </w:p>
@@ -4221,8 +5828,14 @@
           <w:p>
             <w:pPr>
               <w:spacing w:after="0" w:line="240" w:lineRule="auto"/>
-            </w:pPr>
-            <w:r>
+              <w:rPr>
+                <w:rFonts w:hint="eastAsia" w:ascii="Menlo" w:hAnsi="Menlo" w:eastAsia="微软雅黑" w:cs="微软雅黑"/>
+              </w:rPr>
+            </w:pPr>
+            <w:r>
+              <w:rPr>
+                <w:rFonts w:hint="eastAsia" w:ascii="Menlo" w:hAnsi="Menlo" w:eastAsia="微软雅黑" w:cs="微软雅黑"/>
+              </w:rPr>
               <w:t>清除</w:t>
             </w:r>
           </w:p>
@@ -4234,8 +5847,14 @@
           <w:p>
             <w:pPr>
               <w:spacing w:after="0" w:line="240" w:lineRule="auto"/>
-            </w:pPr>
-            <w:r>
+              <w:rPr>
+                <w:rFonts w:hint="eastAsia" w:ascii="Menlo" w:hAnsi="Menlo" w:eastAsia="微软雅黑" w:cs="微软雅黑"/>
+              </w:rPr>
+            </w:pPr>
+            <w:r>
+              <w:rPr>
+                <w:rFonts w:hint="eastAsia" w:ascii="Menlo" w:hAnsi="Menlo" w:eastAsia="微软雅黑" w:cs="微软雅黑"/>
+              </w:rPr>
               <w:t>清空当前日志缓存</w:t>
             </w:r>
           </w:p>
@@ -4249,8 +5868,14 @@
           <w:p>
             <w:pPr>
               <w:spacing w:after="0" w:line="240" w:lineRule="auto"/>
-            </w:pPr>
-            <w:r>
+              <w:rPr>
+                <w:rFonts w:hint="eastAsia" w:ascii="Menlo" w:hAnsi="Menlo" w:eastAsia="微软雅黑" w:cs="微软雅黑"/>
+              </w:rPr>
+            </w:pPr>
+            <w:r>
+              <w:rPr>
+                <w:rFonts w:hint="eastAsia" w:ascii="Menlo" w:hAnsi="Menlo" w:eastAsia="微软雅黑" w:cs="微软雅黑"/>
+              </w:rPr>
               <w:t>刷新</w:t>
             </w:r>
           </w:p>
@@ -4262,8 +5887,14 @@
           <w:p>
             <w:pPr>
               <w:spacing w:after="0" w:line="240" w:lineRule="auto"/>
-            </w:pPr>
-            <w:r>
+              <w:rPr>
+                <w:rFonts w:hint="eastAsia" w:ascii="Menlo" w:hAnsi="Menlo" w:eastAsia="微软雅黑" w:cs="微软雅黑"/>
+              </w:rPr>
+            </w:pPr>
+            <w:r>
+              <w:rPr>
+                <w:rFonts w:hint="eastAsia" w:ascii="Menlo" w:hAnsi="Menlo" w:eastAsia="微软雅黑" w:cs="微软雅黑"/>
+              </w:rPr>
               <w:t>手动拉取最新日志</w:t>
             </w:r>
           </w:p>
@@ -4277,8 +5908,14 @@
           <w:p>
             <w:pPr>
               <w:spacing w:after="0" w:line="240" w:lineRule="auto"/>
-            </w:pPr>
-            <w:r>
+              <w:rPr>
+                <w:rFonts w:hint="eastAsia" w:ascii="Menlo" w:hAnsi="Menlo" w:eastAsia="微软雅黑" w:cs="微软雅黑"/>
+              </w:rPr>
+            </w:pPr>
+            <w:r>
+              <w:rPr>
+                <w:rFonts w:hint="eastAsia" w:ascii="Menlo" w:hAnsi="Menlo" w:eastAsia="微软雅黑" w:cs="微软雅黑"/>
+              </w:rPr>
               <w:t>自动轮询</w:t>
             </w:r>
           </w:p>
@@ -4290,8 +5927,14 @@
           <w:p>
             <w:pPr>
               <w:spacing w:after="0" w:line="240" w:lineRule="auto"/>
-            </w:pPr>
-            <w:r>
+              <w:rPr>
+                <w:rFonts w:hint="eastAsia" w:ascii="Menlo" w:hAnsi="Menlo" w:eastAsia="微软雅黑" w:cs="微软雅黑"/>
+              </w:rPr>
+            </w:pPr>
+            <w:r>
+              <w:rPr>
+                <w:rFonts w:hint="eastAsia" w:ascii="Menlo" w:hAnsi="Menlo" w:eastAsia="微软雅黑" w:cs="微软雅黑"/>
+              </w:rPr>
               <w:t>连接状态下每 2 秒自动追加新日志</w:t>
             </w:r>
           </w:p>
@@ -4301,20 +5944,38 @@
     <w:p>
       <w:pPr>
         <w:pStyle w:val="4"/>
+        <w:rPr>
+          <w:rFonts w:hint="eastAsia" w:ascii="Menlo" w:hAnsi="Menlo" w:eastAsia="微软雅黑" w:cs="微软雅黑"/>
+        </w:rPr>
       </w:pPr>
       <w:r>
+        <w:rPr>
+          <w:rFonts w:hint="eastAsia" w:ascii="Menlo" w:hAnsi="Menlo" w:eastAsia="微软雅黑" w:cs="微软雅黑"/>
+        </w:rPr>
         <w:t>四、调试场景指南</w:t>
       </w:r>
     </w:p>
     <w:p>
       <w:pPr>
         <w:pStyle w:val="5"/>
+        <w:rPr>
+          <w:rFonts w:hint="eastAsia" w:ascii="Menlo" w:hAnsi="Menlo" w:eastAsia="微软雅黑" w:cs="微软雅黑"/>
+        </w:rPr>
       </w:pPr>
       <w:r>
+        <w:rPr>
+          <w:rFonts w:hint="eastAsia" w:ascii="Menlo" w:hAnsi="Menlo" w:eastAsia="微软雅黑" w:cs="微软雅黑"/>
+        </w:rPr>
         <w:t>场景 1：新灯板首次接入验证</w:t>
       </w:r>
     </w:p>
-    <w:p/>
+    <w:p>
+      <w:pPr>
+        <w:rPr>
+          <w:rFonts w:hint="eastAsia" w:ascii="Menlo" w:hAnsi="Menlo" w:eastAsia="微软雅黑" w:cs="微软雅黑"/>
+        </w:rPr>
+      </w:pPr>
+    </w:p>
     <w:p>
       <w:pPr>
         <w:pStyle w:val="137"/>
@@ -4325,57 +5986,72 @@
           <w:right w:val="single" w:color="CCCCCC" w:sz="4" w:space="0"/>
         </w:pBdr>
         <w:shd w:val="clear" w:fill="F5F5F5"/>
+        <w:rPr>
+          <w:rFonts w:hint="eastAsia" w:ascii="Menlo" w:hAnsi="Menlo" w:eastAsia="微软雅黑" w:cs="微软雅黑"/>
+        </w:rPr>
       </w:pPr>
       <w:r>
         <w:rPr>
-          <w:rFonts w:ascii="Consolas" w:hAnsi="Consolas"/>
+          <w:rFonts w:hint="eastAsia" w:ascii="Menlo" w:hAnsi="Menlo" w:eastAsia="微软雅黑" w:cs="微软雅黑"/>
           <w:sz w:val="20"/>
         </w:rPr>
-        <w:t>Step 1: 连接主控板 → 确认 🟢 已连接</w:t>
+        <w:t>Step 1: 连接主控板 → 确认已连接</w:t>
       </w:r>
       <w:r>
+        <w:rPr>
+          <w:rFonts w:hint="eastAsia" w:ascii="Menlo" w:hAnsi="Menlo" w:eastAsia="微软雅黑" w:cs="微软雅黑"/>
+        </w:rPr>
         <w:br w:type="textWrapping"/>
       </w:r>
       <w:r>
         <w:rPr>
-          <w:rFonts w:ascii="Consolas" w:hAnsi="Consolas"/>
+          <w:rFonts w:hint="eastAsia" w:ascii="Menlo" w:hAnsi="Menlo" w:eastAsia="微软雅黑" w:cs="微软雅黑"/>
           <w:sz w:val="20"/>
         </w:rPr>
         <w:t>Step 2: Ping 检测 → 确认 RTT 正常</w:t>
       </w:r>
       <w:r>
+        <w:rPr>
+          <w:rFonts w:hint="eastAsia" w:ascii="Menlo" w:hAnsi="Menlo" w:eastAsia="微软雅黑" w:cs="微软雅黑"/>
+        </w:rPr>
         <w:br w:type="textWrapping"/>
       </w:r>
       <w:r>
         <w:rPr>
-          <w:rFonts w:ascii="Consolas" w:hAnsi="Consolas"/>
+          <w:rFonts w:hint="eastAsia" w:ascii="Menlo" w:hAnsi="Menlo" w:eastAsia="微软雅黑" w:cs="微软雅黑"/>
           <w:sz w:val="20"/>
         </w:rPr>
         <w:t>Step 3: 查看设备信息 → 确认电压 12V+、无错误</w:t>
       </w:r>
       <w:r>
+        <w:rPr>
+          <w:rFonts w:hint="eastAsia" w:ascii="Menlo" w:hAnsi="Menlo" w:eastAsia="微软雅黑" w:cs="微软雅黑"/>
+        </w:rPr>
         <w:br w:type="textWrapping"/>
       </w:r>
       <w:r>
         <w:rPr>
-          <w:rFonts w:ascii="Consolas" w:hAnsi="Consolas"/>
+          <w:rFonts w:hint="eastAsia" w:ascii="Menlo" w:hAnsi="Menlo" w:eastAsia="微软雅黑" w:cs="微软雅黑"/>
           <w:sz w:val="20"/>
         </w:rPr>
         <w:t>Step 4: 选择 A/B 面 → 选择灯板</w:t>
       </w:r>
       <w:r>
+        <w:rPr>
+          <w:rFonts w:hint="eastAsia" w:ascii="Menlo" w:hAnsi="Menlo" w:eastAsia="微软雅黑" w:cs="微软雅黑"/>
+        </w:rPr>
         <w:br w:type="textWrapping"/>
       </w:r>
       <w:r>
         <w:rPr>
-          <w:rFonts w:ascii="Consolas" w:hAnsi="Consolas"/>
+          <w:rFonts w:hint="eastAsia" w:ascii="Menlo" w:hAnsi="Menlo" w:eastAsia="微软雅黑" w:cs="微软雅黑"/>
           <w:sz w:val="20"/>
         </w:rPr>
         <w:t>Step 5: 点击</w:t>
       </w:r>
       <w:r>
         <w:rPr>
-          <w:rFonts w:ascii="Consolas" w:hAnsi="Consolas"/>
+          <w:rFonts w:hint="eastAsia" w:ascii="Menlo" w:hAnsi="Menlo" w:eastAsia="微软雅黑" w:cs="微软雅黑"/>
           <w:color w:val="A31515"/>
           <w:sz w:val="20"/>
         </w:rPr>
@@ -4383,42 +6059,66 @@
       </w:r>
       <w:r>
         <w:rPr>
-          <w:rFonts w:ascii="Consolas" w:hAnsi="Consolas"/>
+          <w:rFonts w:hint="eastAsia" w:ascii="Menlo" w:hAnsi="Menlo" w:eastAsia="微软雅黑" w:cs="微软雅黑"/>
           <w:sz w:val="20"/>
         </w:rPr>
         <w:t xml:space="preserve"> → 肉眼确认每个 LED 正常</w:t>
       </w:r>
       <w:r>
+        <w:rPr>
+          <w:rFonts w:hint="eastAsia" w:ascii="Menlo" w:hAnsi="Menlo" w:eastAsia="微软雅黑" w:cs="微软雅黑"/>
+        </w:rPr>
         <w:br w:type="textWrapping"/>
       </w:r>
       <w:r>
         <w:rPr>
-          <w:rFonts w:ascii="Consolas" w:hAnsi="Consolas"/>
+          <w:rFonts w:hint="eastAsia" w:ascii="Menlo" w:hAnsi="Menlo" w:eastAsia="微软雅黑" w:cs="微软雅黑"/>
           <w:sz w:val="20"/>
         </w:rPr>
         <w:t>Step 6: 用手遮挡每个储位 → 观察网格状态从灰变绿</w:t>
       </w:r>
       <w:r>
+        <w:rPr>
+          <w:rFonts w:hint="eastAsia" w:ascii="Menlo" w:hAnsi="Menlo" w:eastAsia="微软雅黑" w:cs="微软雅黑"/>
+        </w:rPr>
         <w:br w:type="textWrapping"/>
       </w:r>
       <w:r>
         <w:rPr>
-          <w:rFonts w:ascii="Consolas" w:hAnsi="Consolas"/>
+          <w:rFonts w:hint="eastAsia" w:ascii="Menlo" w:hAnsi="Menlo" w:eastAsia="微软雅黑" w:cs="微软雅黑"/>
           <w:sz w:val="20"/>
         </w:rPr>
         <w:t>Step 7: 展开 AD 采样值 → 确认有遮挡时 AD 值明显变化</w:t>
       </w:r>
     </w:p>
-    <w:p/>
+    <w:p>
+      <w:pPr>
+        <w:rPr>
+          <w:rFonts w:hint="eastAsia" w:ascii="Menlo" w:hAnsi="Menlo" w:eastAsia="微软雅黑" w:cs="微软雅黑"/>
+        </w:rPr>
+      </w:pPr>
+    </w:p>
     <w:p>
       <w:pPr>
         <w:pStyle w:val="5"/>
+        <w:rPr>
+          <w:rFonts w:hint="eastAsia" w:ascii="Menlo" w:hAnsi="Menlo" w:eastAsia="微软雅黑" w:cs="微软雅黑"/>
+        </w:rPr>
       </w:pPr>
       <w:r>
+        <w:rPr>
+          <w:rFonts w:hint="eastAsia" w:ascii="Menlo" w:hAnsi="Menlo" w:eastAsia="微软雅黑" w:cs="微软雅黑"/>
+        </w:rPr>
         <w:t>场景 2：储位误报（空位显示有物料 / 有物料显示空位）</w:t>
       </w:r>
     </w:p>
-    <w:p/>
+    <w:p>
+      <w:pPr>
+        <w:rPr>
+          <w:rFonts w:hint="eastAsia" w:ascii="Menlo" w:hAnsi="Menlo" w:eastAsia="微软雅黑" w:cs="微软雅黑"/>
+        </w:rPr>
+      </w:pPr>
+    </w:p>
     <w:p>
       <w:pPr>
         <w:pStyle w:val="137"/>
@@ -4429,87 +6129,111 @@
           <w:right w:val="single" w:color="CCCCCC" w:sz="4" w:space="0"/>
         </w:pBdr>
         <w:shd w:val="clear" w:fill="F5F5F5"/>
+        <w:rPr>
+          <w:rFonts w:hint="eastAsia" w:ascii="Menlo" w:hAnsi="Menlo" w:eastAsia="微软雅黑" w:cs="微软雅黑"/>
+        </w:rPr>
       </w:pPr>
       <w:r>
         <w:rPr>
-          <w:rFonts w:ascii="Consolas" w:hAnsi="Consolas"/>
+          <w:rFonts w:hint="eastAsia" w:ascii="Menlo" w:hAnsi="Menlo" w:eastAsia="微软雅黑" w:cs="微软雅黑"/>
           <w:sz w:val="20"/>
         </w:rPr>
         <w:t>Step 1: 选择误报的灯板</w:t>
       </w:r>
       <w:r>
+        <w:rPr>
+          <w:rFonts w:hint="eastAsia" w:ascii="Menlo" w:hAnsi="Menlo" w:eastAsia="微软雅黑" w:cs="微软雅黑"/>
+        </w:rPr>
         <w:br w:type="textWrapping"/>
       </w:r>
       <w:r>
         <w:rPr>
-          <w:rFonts w:ascii="Consolas" w:hAnsi="Consolas"/>
+          <w:rFonts w:hint="eastAsia" w:ascii="Menlo" w:hAnsi="Menlo" w:eastAsia="微软雅黑" w:cs="微软雅黑"/>
           <w:sz w:val="20"/>
         </w:rPr>
         <w:t>Step 2: 查看 AD 采样值 → 确认无遮挡时 AD 值（应接近 0）</w:t>
       </w:r>
       <w:r>
+        <w:rPr>
+          <w:rFonts w:hint="eastAsia" w:ascii="Menlo" w:hAnsi="Menlo" w:eastAsia="微软雅黑" w:cs="微软雅黑"/>
+        </w:rPr>
         <w:br w:type="textWrapping"/>
       </w:r>
       <w:r>
         <w:rPr>
-          <w:rFonts w:ascii="Consolas" w:hAnsi="Consolas"/>
+          <w:rFonts w:hint="eastAsia" w:ascii="Menlo" w:hAnsi="Menlo" w:eastAsia="微软雅黑" w:cs="微软雅黑"/>
           <w:sz w:val="20"/>
         </w:rPr>
         <w:t>Step 3: 展开校准值 → 确认当前判定值</w:t>
       </w:r>
       <w:r>
+        <w:rPr>
+          <w:rFonts w:hint="eastAsia" w:ascii="Menlo" w:hAnsi="Menlo" w:eastAsia="微软雅黑" w:cs="微软雅黑"/>
+        </w:rPr>
         <w:br w:type="textWrapping"/>
       </w:r>
       <w:r>
         <w:rPr>
-          <w:rFonts w:ascii="Consolas" w:hAnsi="Consolas"/>
+          <w:rFonts w:hint="eastAsia" w:ascii="Menlo" w:hAnsi="Menlo" w:eastAsia="微软雅黑" w:cs="微软雅黑"/>
           <w:sz w:val="20"/>
         </w:rPr>
         <w:t>Step 4: 用手遮挡该储位 → 观察 AD 值变化幅度</w:t>
       </w:r>
       <w:r>
+        <w:rPr>
+          <w:rFonts w:hint="eastAsia" w:ascii="Menlo" w:hAnsi="Menlo" w:eastAsia="微软雅黑" w:cs="微软雅黑"/>
+        </w:rPr>
         <w:br w:type="textWrapping"/>
       </w:r>
       <w:r>
         <w:rPr>
-          <w:rFonts w:ascii="Consolas" w:hAnsi="Consolas"/>
+          <w:rFonts w:hint="eastAsia" w:ascii="Menlo" w:hAnsi="Menlo" w:eastAsia="微软雅黑" w:cs="微软雅黑"/>
           <w:sz w:val="20"/>
         </w:rPr>
         <w:t>Step 5: 根据实际情况调整判定值：</w:t>
       </w:r>
       <w:r>
+        <w:rPr>
+          <w:rFonts w:hint="eastAsia" w:ascii="Menlo" w:hAnsi="Menlo" w:eastAsia="微软雅黑" w:cs="微软雅黑"/>
+        </w:rPr>
         <w:br w:type="textWrapping"/>
       </w:r>
       <w:r>
         <w:rPr>
-          <w:rFonts w:ascii="Consolas" w:hAnsi="Consolas"/>
+          <w:rFonts w:hint="eastAsia" w:ascii="Menlo" w:hAnsi="Menlo" w:eastAsia="微软雅黑" w:cs="微软雅黑"/>
           <w:sz w:val="20"/>
         </w:rPr>
         <w:t xml:space="preserve">   - 太灵敏（空位显示有料）→ 增大判定值</w:t>
       </w:r>
       <w:r>
+        <w:rPr>
+          <w:rFonts w:hint="eastAsia" w:ascii="Menlo" w:hAnsi="Menlo" w:eastAsia="微软雅黑" w:cs="微软雅黑"/>
+        </w:rPr>
         <w:br w:type="textWrapping"/>
       </w:r>
       <w:r>
         <w:rPr>
-          <w:rFonts w:ascii="Consolas" w:hAnsi="Consolas"/>
+          <w:rFonts w:hint="eastAsia" w:ascii="Menlo" w:hAnsi="Menlo" w:eastAsia="微软雅黑" w:cs="微软雅黑"/>
           <w:sz w:val="20"/>
         </w:rPr>
         <w:t xml:space="preserve">   - 不灵敏（有料显示空位）→ 减小判定值</w:t>
       </w:r>
       <w:r>
+        <w:rPr>
+          <w:rFonts w:hint="eastAsia" w:ascii="Menlo" w:hAnsi="Menlo" w:eastAsia="微软雅黑" w:cs="微软雅黑"/>
+        </w:rPr>
         <w:br w:type="textWrapping"/>
       </w:r>
       <w:r>
         <w:rPr>
-          <w:rFonts w:ascii="Consolas" w:hAnsi="Consolas"/>
+          <w:rFonts w:hint="eastAsia" w:ascii="Menlo" w:hAnsi="Menlo" w:eastAsia="微软雅黑" w:cs="微软雅黑"/>
           <w:sz w:val="20"/>
         </w:rPr>
         <w:t>Step 6: 或点击</w:t>
       </w:r>
       <w:r>
         <w:rPr>
-          <w:rFonts w:ascii="Consolas" w:hAnsi="Consolas"/>
+          <w:rFonts w:hint="eastAsia" w:ascii="Menlo" w:hAnsi="Menlo" w:eastAsia="微软雅黑" w:cs="微软雅黑"/>
           <w:color w:val="A31515"/>
           <w:sz w:val="20"/>
         </w:rPr>
@@ -4517,22 +6241,40 @@
       </w:r>
       <w:r>
         <w:rPr>
-          <w:rFonts w:ascii="Consolas" w:hAnsi="Consolas"/>
+          <w:rFonts w:hint="eastAsia" w:ascii="Menlo" w:hAnsi="Menlo" w:eastAsia="微软雅黑" w:cs="微软雅黑"/>
           <w:sz w:val="20"/>
         </w:rPr>
         <w:t>让系统自动校准</w:t>
       </w:r>
     </w:p>
-    <w:p/>
+    <w:p>
+      <w:pPr>
+        <w:rPr>
+          <w:rFonts w:hint="eastAsia" w:ascii="Menlo" w:hAnsi="Menlo" w:eastAsia="微软雅黑" w:cs="微软雅黑"/>
+        </w:rPr>
+      </w:pPr>
+    </w:p>
     <w:p>
       <w:pPr>
         <w:pStyle w:val="5"/>
+        <w:rPr>
+          <w:rFonts w:hint="eastAsia" w:ascii="Menlo" w:hAnsi="Menlo" w:eastAsia="微软雅黑" w:cs="微软雅黑"/>
+        </w:rPr>
       </w:pPr>
       <w:r>
+        <w:rPr>
+          <w:rFonts w:hint="eastAsia" w:ascii="Menlo" w:hAnsi="Menlo" w:eastAsia="微软雅黑" w:cs="微软雅黑"/>
+        </w:rPr>
         <w:t>场景 3：某块灯板完全不工作</w:t>
       </w:r>
     </w:p>
-    <w:p/>
+    <w:p>
+      <w:pPr>
+        <w:rPr>
+          <w:rFonts w:hint="eastAsia" w:ascii="Menlo" w:hAnsi="Menlo" w:eastAsia="微软雅黑" w:cs="微软雅黑"/>
+        </w:rPr>
+      </w:pPr>
+    </w:p>
     <w:p>
       <w:pPr>
         <w:pStyle w:val="137"/>
@@ -4543,87 +6285,111 @@
           <w:right w:val="single" w:color="CCCCCC" w:sz="4" w:space="0"/>
         </w:pBdr>
         <w:shd w:val="clear" w:fill="F5F5F5"/>
+        <w:rPr>
+          <w:rFonts w:hint="eastAsia" w:ascii="Menlo" w:hAnsi="Menlo" w:eastAsia="微软雅黑" w:cs="微软雅黑"/>
+        </w:rPr>
       </w:pPr>
       <w:r>
         <w:rPr>
-          <w:rFonts w:ascii="Consolas" w:hAnsi="Consolas"/>
+          <w:rFonts w:hint="eastAsia" w:ascii="Menlo" w:hAnsi="Menlo" w:eastAsia="微软雅黑" w:cs="微软雅黑"/>
           <w:sz w:val="20"/>
         </w:rPr>
         <w:t>Step 1: 检查主控板 COM1/COM2 是否启用（设备信息卡片）</w:t>
       </w:r>
       <w:r>
+        <w:rPr>
+          <w:rFonts w:hint="eastAsia" w:ascii="Menlo" w:hAnsi="Menlo" w:eastAsia="微软雅黑" w:cs="微软雅黑"/>
+        </w:rPr>
         <w:br w:type="textWrapping"/>
       </w:r>
       <w:r>
         <w:rPr>
-          <w:rFonts w:ascii="Consolas" w:hAnsi="Consolas"/>
+          <w:rFonts w:hint="eastAsia" w:ascii="Menlo" w:hAnsi="Menlo" w:eastAsia="微软雅黑" w:cs="微软雅黑"/>
           <w:sz w:val="20"/>
         </w:rPr>
         <w:t>Step 2: 检查灯板电源线、RS485 接线是否牢固</w:t>
       </w:r>
       <w:r>
+        <w:rPr>
+          <w:rFonts w:hint="eastAsia" w:ascii="Menlo" w:hAnsi="Menlo" w:eastAsia="微软雅黑" w:cs="微软雅黑"/>
+        </w:rPr>
         <w:br w:type="textWrapping"/>
       </w:r>
       <w:r>
         <w:rPr>
-          <w:rFonts w:ascii="Consolas" w:hAnsi="Consolas"/>
+          <w:rFonts w:hint="eastAsia" w:ascii="Menlo" w:hAnsi="Menlo" w:eastAsia="微软雅黑" w:cs="微软雅黑"/>
           <w:sz w:val="20"/>
         </w:rPr>
         <w:t>Step 3: 检查灯板数码管显示：</w:t>
       </w:r>
       <w:r>
+        <w:rPr>
+          <w:rFonts w:hint="eastAsia" w:ascii="Menlo" w:hAnsi="Menlo" w:eastAsia="微软雅黑" w:cs="微软雅黑"/>
+        </w:rPr>
         <w:br w:type="textWrapping"/>
       </w:r>
       <w:r>
         <w:rPr>
-          <w:rFonts w:ascii="Consolas" w:hAnsi="Consolas"/>
+          <w:rFonts w:hint="eastAsia" w:ascii="Menlo" w:hAnsi="Menlo" w:eastAsia="微软雅黑" w:cs="微软雅黑"/>
           <w:sz w:val="20"/>
         </w:rPr>
         <w:t xml:space="preserve">   - E1 = 通信超时（RS485 接线问题）</w:t>
       </w:r>
       <w:r>
+        <w:rPr>
+          <w:rFonts w:hint="eastAsia" w:ascii="Menlo" w:hAnsi="Menlo" w:eastAsia="微软雅黑" w:cs="微软雅黑"/>
+        </w:rPr>
         <w:br w:type="textWrapping"/>
       </w:r>
       <w:r>
         <w:rPr>
-          <w:rFonts w:ascii="Consolas" w:hAnsi="Consolas"/>
+          <w:rFonts w:hint="eastAsia" w:ascii="Menlo" w:hAnsi="Menlo" w:eastAsia="微软雅黑" w:cs="微软雅黑"/>
           <w:sz w:val="20"/>
         </w:rPr>
         <w:t xml:space="preserve">   - P1~P9 = 校准异常</w:t>
       </w:r>
       <w:r>
+        <w:rPr>
+          <w:rFonts w:hint="eastAsia" w:ascii="Menlo" w:hAnsi="Menlo" w:eastAsia="微软雅黑" w:cs="微软雅黑"/>
+        </w:rPr>
         <w:br w:type="textWrapping"/>
       </w:r>
       <w:r>
         <w:rPr>
-          <w:rFonts w:ascii="Consolas" w:hAnsi="Consolas"/>
+          <w:rFonts w:hint="eastAsia" w:ascii="Menlo" w:hAnsi="Menlo" w:eastAsia="微软雅黑" w:cs="微软雅黑"/>
           <w:sz w:val="20"/>
         </w:rPr>
         <w:t xml:space="preserve">   - 正常应显示站号</w:t>
       </w:r>
       <w:r>
+        <w:rPr>
+          <w:rFonts w:hint="eastAsia" w:ascii="Menlo" w:hAnsi="Menlo" w:eastAsia="微软雅黑" w:cs="微软雅黑"/>
+        </w:rPr>
         <w:br w:type="textWrapping"/>
       </w:r>
       <w:r>
         <w:rPr>
-          <w:rFonts w:ascii="Consolas" w:hAnsi="Consolas"/>
+          <w:rFonts w:hint="eastAsia" w:ascii="Menlo" w:hAnsi="Menlo" w:eastAsia="微软雅黑" w:cs="微软雅黑"/>
           <w:sz w:val="20"/>
         </w:rPr>
         <w:t>Step 4: 在页面选择该灯板 → 如果读取失败，日志将显示错误原因</w:t>
       </w:r>
       <w:r>
+        <w:rPr>
+          <w:rFonts w:hint="eastAsia" w:ascii="Menlo" w:hAnsi="Menlo" w:eastAsia="微软雅黑" w:cs="微软雅黑"/>
+        </w:rPr>
         <w:br w:type="textWrapping"/>
       </w:r>
       <w:r>
         <w:rPr>
-          <w:rFonts w:ascii="Consolas" w:hAnsi="Consolas"/>
+          <w:rFonts w:hint="eastAsia" w:ascii="Menlo" w:hAnsi="Menlo" w:eastAsia="微软雅黑" w:cs="微软雅黑"/>
           <w:sz w:val="20"/>
         </w:rPr>
         <w:t>Step 5: 尝试点击</w:t>
       </w:r>
       <w:r>
         <w:rPr>
-          <w:rFonts w:ascii="Consolas" w:hAnsi="Consolas"/>
+          <w:rFonts w:hint="eastAsia" w:ascii="Menlo" w:hAnsi="Menlo" w:eastAsia="微软雅黑" w:cs="微软雅黑"/>
           <w:color w:val="A31515"/>
           <w:sz w:val="20"/>
         </w:rPr>
@@ -4631,32 +6397,53 @@
       </w:r>
       <w:r>
         <w:rPr>
-          <w:rFonts w:ascii="Consolas" w:hAnsi="Consolas"/>
+          <w:rFonts w:hint="eastAsia" w:ascii="Menlo" w:hAnsi="Menlo" w:eastAsia="微软雅黑" w:cs="微软雅黑"/>
           <w:sz w:val="20"/>
         </w:rPr>
         <w:t>按钮</w:t>
       </w:r>
       <w:r>
+        <w:rPr>
+          <w:rFonts w:hint="eastAsia" w:ascii="Menlo" w:hAnsi="Menlo" w:eastAsia="微软雅黑" w:cs="微软雅黑"/>
+        </w:rPr>
         <w:br w:type="textWrapping"/>
       </w:r>
       <w:r>
         <w:rPr>
-          <w:rFonts w:ascii="Consolas" w:hAnsi="Consolas"/>
+          <w:rFonts w:hint="eastAsia" w:ascii="Menlo" w:hAnsi="Menlo" w:eastAsia="微软雅黑" w:cs="微软雅黑"/>
           <w:sz w:val="20"/>
         </w:rPr>
         <w:t>Step 6: 如果仍不行，检查灯板拨码地址设置是否正确</w:t>
       </w:r>
     </w:p>
-    <w:p/>
+    <w:p>
+      <w:pPr>
+        <w:rPr>
+          <w:rFonts w:hint="eastAsia" w:ascii="Menlo" w:hAnsi="Menlo" w:eastAsia="微软雅黑" w:cs="微软雅黑"/>
+        </w:rPr>
+      </w:pPr>
+    </w:p>
     <w:p>
       <w:pPr>
         <w:pStyle w:val="5"/>
+        <w:rPr>
+          <w:rFonts w:hint="eastAsia" w:ascii="Menlo" w:hAnsi="Menlo" w:eastAsia="微软雅黑" w:cs="微软雅黑"/>
+        </w:rPr>
       </w:pPr>
       <w:r>
+        <w:rPr>
+          <w:rFonts w:hint="eastAsia" w:ascii="Menlo" w:hAnsi="Menlo" w:eastAsia="微软雅黑" w:cs="微软雅黑"/>
+        </w:rPr>
         <w:t>场景 4：主控板无法连接</w:t>
       </w:r>
     </w:p>
-    <w:p/>
+    <w:p>
+      <w:pPr>
+        <w:rPr>
+          <w:rFonts w:hint="eastAsia" w:ascii="Menlo" w:hAnsi="Menlo" w:eastAsia="微软雅黑" w:cs="微软雅黑"/>
+        </w:rPr>
+      </w:pPr>
+    </w:p>
     <w:p>
       <w:pPr>
         <w:pStyle w:val="137"/>
@@ -4667,91 +6454,127 @@
           <w:right w:val="single" w:color="CCCCCC" w:sz="4" w:space="0"/>
         </w:pBdr>
         <w:shd w:val="clear" w:fill="F5F5F5"/>
+        <w:rPr>
+          <w:rFonts w:hint="eastAsia" w:ascii="Menlo" w:hAnsi="Menlo" w:eastAsia="微软雅黑" w:cs="微软雅黑"/>
+        </w:rPr>
       </w:pPr>
       <w:r>
         <w:rPr>
-          <w:rFonts w:ascii="Consolas" w:hAnsi="Consolas"/>
+          <w:rFonts w:hint="eastAsia" w:ascii="Menlo" w:hAnsi="Menlo" w:eastAsia="微软雅黑" w:cs="微软雅黑"/>
           <w:sz w:val="20"/>
         </w:rPr>
         <w:t>Step 1: 确认主控板供电正常（12V，RUN 灯慢闪）</w:t>
       </w:r>
       <w:r>
+        <w:rPr>
+          <w:rFonts w:hint="eastAsia" w:ascii="Menlo" w:hAnsi="Menlo" w:eastAsia="微软雅黑" w:cs="微软雅黑"/>
+        </w:rPr>
         <w:br w:type="textWrapping"/>
       </w:r>
       <w:r>
         <w:rPr>
-          <w:rFonts w:ascii="Consolas" w:hAnsi="Consolas"/>
+          <w:rFonts w:hint="eastAsia" w:ascii="Menlo" w:hAnsi="Menlo" w:eastAsia="微软雅黑" w:cs="微软雅黑"/>
           <w:sz w:val="20"/>
         </w:rPr>
         <w:t>Step 2: 确认网线已连接（以太网模式）或 WiFi 已配对</w:t>
       </w:r>
       <w:r>
+        <w:rPr>
+          <w:rFonts w:hint="eastAsia" w:ascii="Menlo" w:hAnsi="Menlo" w:eastAsia="微软雅黑" w:cs="微软雅黑"/>
+        </w:rPr>
         <w:br w:type="textWrapping"/>
       </w:r>
       <w:r>
         <w:rPr>
-          <w:rFonts w:ascii="Consolas" w:hAnsi="Consolas"/>
+          <w:rFonts w:hint="eastAsia" w:ascii="Menlo" w:hAnsi="Menlo" w:eastAsia="微软雅黑" w:cs="微软雅黑"/>
           <w:sz w:val="20"/>
         </w:rPr>
         <w:t>Step 3: 确认拨码开关设置正确：</w:t>
       </w:r>
       <w:r>
+        <w:rPr>
+          <w:rFonts w:hint="eastAsia" w:ascii="Menlo" w:hAnsi="Menlo" w:eastAsia="微软雅黑" w:cs="微软雅黑"/>
+        </w:rPr>
         <w:br w:type="textWrapping"/>
       </w:r>
       <w:r>
         <w:rPr>
-          <w:rFonts w:ascii="Consolas" w:hAnsi="Consolas"/>
+          <w:rFonts w:hint="eastAsia" w:ascii="Menlo" w:hAnsi="Menlo" w:eastAsia="微软雅黑" w:cs="微软雅黑"/>
           <w:sz w:val="20"/>
         </w:rPr>
         <w:t xml:space="preserve">   - 配置模式：S1=OFF, S2=OFF → IP 192.168.1.100</w:t>
       </w:r>
       <w:r>
+        <w:rPr>
+          <w:rFonts w:hint="eastAsia" w:ascii="Menlo" w:hAnsi="Menlo" w:eastAsia="微软雅黑" w:cs="微软雅黑"/>
+        </w:rPr>
         <w:br w:type="textWrapping"/>
       </w:r>
       <w:r>
         <w:rPr>
-          <w:rFonts w:ascii="Consolas" w:hAnsi="Consolas"/>
+          <w:rFonts w:hint="eastAsia" w:ascii="Menlo" w:hAnsi="Menlo" w:eastAsia="微软雅黑" w:cs="微软雅黑"/>
           <w:sz w:val="20"/>
         </w:rPr>
         <w:t xml:space="preserve">   - 以太网模式：S1=ON, S2=OFF → DHCP</w:t>
       </w:r>
       <w:r>
+        <w:rPr>
+          <w:rFonts w:hint="eastAsia" w:ascii="Menlo" w:hAnsi="Menlo" w:eastAsia="微软雅黑" w:cs="微软雅黑"/>
+        </w:rPr>
         <w:br w:type="textWrapping"/>
       </w:r>
       <w:r>
         <w:rPr>
-          <w:rFonts w:ascii="Consolas" w:hAnsi="Consolas"/>
+          <w:rFonts w:hint="eastAsia" w:ascii="Menlo" w:hAnsi="Menlo" w:eastAsia="微软雅黑" w:cs="微软雅黑"/>
           <w:sz w:val="20"/>
         </w:rPr>
         <w:t xml:space="preserve">   - WiFi 模式：S1=OFF, S2=ON → IP 192.168.1.98</w:t>
       </w:r>
       <w:r>
+        <w:rPr>
+          <w:rFonts w:hint="eastAsia" w:ascii="Menlo" w:hAnsi="Menlo" w:eastAsia="微软雅黑" w:cs="微软雅黑"/>
+        </w:rPr>
         <w:br w:type="textWrapping"/>
       </w:r>
       <w:r>
         <w:rPr>
-          <w:rFonts w:ascii="Consolas" w:hAnsi="Consolas"/>
+          <w:rFonts w:hint="eastAsia" w:ascii="Menlo" w:hAnsi="Menlo" w:eastAsia="微软雅黑" w:cs="微软雅黑"/>
           <w:sz w:val="20"/>
         </w:rPr>
         <w:t>Step 4: 执行 ping 命令测试网络连通性</w:t>
       </w:r>
       <w:r>
+        <w:rPr>
+          <w:rFonts w:hint="eastAsia" w:ascii="Menlo" w:hAnsi="Menlo" w:eastAsia="微软雅黑" w:cs="微软雅黑"/>
+        </w:rPr>
         <w:br w:type="textWrapping"/>
       </w:r>
       <w:r>
         <w:rPr>
-          <w:rFonts w:ascii="Consolas" w:hAnsi="Consolas"/>
+          <w:rFonts w:hint="eastAsia" w:ascii="Menlo" w:hAnsi="Menlo" w:eastAsia="微软雅黑" w:cs="微软雅黑"/>
           <w:sz w:val="20"/>
         </w:rPr>
         <w:t>Step 5: 如果配置模式也无法连接，检查固件是否正常</w:t>
       </w:r>
     </w:p>
-    <w:p/>
+    <w:p>
+      <w:pPr>
+        <w:rPr>
+          <w:rFonts w:hint="eastAsia" w:ascii="Menlo" w:hAnsi="Menlo" w:eastAsia="微软雅黑" w:cs="微软雅黑"/>
+        </w:rPr>
+      </w:pPr>
+    </w:p>
     <w:p>
       <w:pPr>
         <w:pStyle w:val="4"/>
+        <w:rPr>
+          <w:rFonts w:hint="eastAsia" w:ascii="Menlo" w:hAnsi="Menlo" w:eastAsia="微软雅黑" w:cs="微软雅黑"/>
+        </w:rPr>
       </w:pPr>
       <w:r>
+        <w:rPr>
+          <w:rFonts w:hint="eastAsia" w:ascii="Menlo" w:hAnsi="Menlo" w:eastAsia="微软雅黑" w:cs="微软雅黑"/>
+        </w:rPr>
         <w:t>五、异常处理</w:t>
       </w:r>
     </w:p>
@@ -4782,6 +6605,9 @@
         <w:gridCol w:w="2880"/>
       </w:tblGrid>
       <w:tr>
+        <w:trPr>
+          <w:tblHeader/>
+        </w:trPr>
         <w:tc>
           <w:tcPr>
             <w:tcW w:w="2880" w:type="dxa"/>
@@ -4790,9 +6616,13 @@
           <w:p>
             <w:pPr>
               <w:spacing w:after="0" w:line="240" w:lineRule="auto"/>
-            </w:pPr>
-            <w:r>
-              <w:rPr>
+              <w:rPr>
+                <w:rFonts w:hint="eastAsia" w:ascii="Menlo" w:hAnsi="Menlo" w:eastAsia="微软雅黑" w:cs="微软雅黑"/>
+              </w:rPr>
+            </w:pPr>
+            <w:r>
+              <w:rPr>
+                <w:rFonts w:hint="eastAsia" w:ascii="Menlo" w:hAnsi="Menlo" w:eastAsia="微软雅黑" w:cs="微软雅黑"/>
                 <w:b/>
               </w:rPr>
               <w:t>现象</w:t>
@@ -4807,9 +6637,13 @@
           <w:p>
             <w:pPr>
               <w:spacing w:after="0" w:line="240" w:lineRule="auto"/>
-            </w:pPr>
-            <w:r>
-              <w:rPr>
+              <w:rPr>
+                <w:rFonts w:hint="eastAsia" w:ascii="Menlo" w:hAnsi="Menlo" w:eastAsia="微软雅黑" w:cs="微软雅黑"/>
+              </w:rPr>
+            </w:pPr>
+            <w:r>
+              <w:rPr>
+                <w:rFonts w:hint="eastAsia" w:ascii="Menlo" w:hAnsi="Menlo" w:eastAsia="微软雅黑" w:cs="微软雅黑"/>
                 <w:b/>
               </w:rPr>
               <w:t>可能原因</w:t>
@@ -4824,9 +6658,13 @@
           <w:p>
             <w:pPr>
               <w:spacing w:after="0" w:line="240" w:lineRule="auto"/>
-            </w:pPr>
-            <w:r>
-              <w:rPr>
+              <w:rPr>
+                <w:rFonts w:hint="eastAsia" w:ascii="Menlo" w:hAnsi="Menlo" w:eastAsia="微软雅黑" w:cs="微软雅黑"/>
+              </w:rPr>
+            </w:pPr>
+            <w:r>
+              <w:rPr>
+                <w:rFonts w:hint="eastAsia" w:ascii="Menlo" w:hAnsi="Menlo" w:eastAsia="微软雅黑" w:cs="微软雅黑"/>
                 <w:b/>
               </w:rPr>
               <w:t>处理方式</w:t>
@@ -4842,21 +6680,33 @@
           <w:p>
             <w:pPr>
               <w:spacing w:after="0" w:line="240" w:lineRule="auto"/>
-            </w:pPr>
-            <w:r>
-              <w:t>🟡 连接超时</w:t>
-            </w:r>
-          </w:p>
-        </w:tc>
-        <w:tc>
-          <w:tcPr>
-            <w:tcW w:w="2880" w:type="dxa"/>
-          </w:tcPr>
-          <w:p>
-            <w:pPr>
-              <w:spacing w:after="0" w:line="240" w:lineRule="auto"/>
-            </w:pPr>
-            <w:r>
+              <w:rPr>
+                <w:rFonts w:hint="eastAsia" w:ascii="Menlo" w:hAnsi="Menlo" w:eastAsia="微软雅黑" w:cs="微软雅黑"/>
+              </w:rPr>
+            </w:pPr>
+            <w:r>
+              <w:rPr>
+                <w:rFonts w:hint="eastAsia" w:ascii="Menlo" w:hAnsi="Menlo" w:eastAsia="微软雅黑" w:cs="微软雅黑"/>
+              </w:rPr>
+              <w:t>连接超时</w:t>
+            </w:r>
+          </w:p>
+        </w:tc>
+        <w:tc>
+          <w:tcPr>
+            <w:tcW w:w="2880" w:type="dxa"/>
+          </w:tcPr>
+          <w:p>
+            <w:pPr>
+              <w:spacing w:after="0" w:line="240" w:lineRule="auto"/>
+              <w:rPr>
+                <w:rFonts w:hint="eastAsia" w:ascii="Menlo" w:hAnsi="Menlo" w:eastAsia="微软雅黑" w:cs="微软雅黑"/>
+              </w:rPr>
+            </w:pPr>
+            <w:r>
+              <w:rPr>
+                <w:rFonts w:hint="eastAsia" w:ascii="Menlo" w:hAnsi="Menlo" w:eastAsia="微软雅黑" w:cs="微软雅黑"/>
+              </w:rPr>
               <w:t>IP/Port 错误、网线未接、主控板未供电</w:t>
             </w:r>
           </w:p>
@@ -4868,8 +6718,14 @@
           <w:p>
             <w:pPr>
               <w:spacing w:after="0" w:line="240" w:lineRule="auto"/>
-            </w:pPr>
-            <w:r>
+              <w:rPr>
+                <w:rFonts w:hint="eastAsia" w:ascii="Menlo" w:hAnsi="Menlo" w:eastAsia="微软雅黑" w:cs="微软雅黑"/>
+              </w:rPr>
+            </w:pPr>
+            <w:r>
+              <w:rPr>
+                <w:rFonts w:hint="eastAsia" w:ascii="Menlo" w:hAnsi="Menlo" w:eastAsia="微软雅黑" w:cs="微软雅黑"/>
+              </w:rPr>
               <w:t>检查网络连接，确认 IP 正确</w:t>
             </w:r>
           </w:p>
@@ -4883,21 +6739,33 @@
           <w:p>
             <w:pPr>
               <w:spacing w:after="0" w:line="240" w:lineRule="auto"/>
-            </w:pPr>
-            <w:r>
-              <w:t>🟡 灯板列表为空</w:t>
-            </w:r>
-          </w:p>
-        </w:tc>
-        <w:tc>
-          <w:tcPr>
-            <w:tcW w:w="2880" w:type="dxa"/>
-          </w:tcPr>
-          <w:p>
-            <w:pPr>
-              <w:spacing w:after="0" w:line="240" w:lineRule="auto"/>
-            </w:pPr>
-            <w:r>
+              <w:rPr>
+                <w:rFonts w:hint="eastAsia" w:ascii="Menlo" w:hAnsi="Menlo" w:eastAsia="微软雅黑" w:cs="微软雅黑"/>
+              </w:rPr>
+            </w:pPr>
+            <w:r>
+              <w:rPr>
+                <w:rFonts w:hint="eastAsia" w:ascii="Menlo" w:hAnsi="Menlo" w:eastAsia="微软雅黑" w:cs="微软雅黑"/>
+              </w:rPr>
+              <w:t>灯板列表为空</w:t>
+            </w:r>
+          </w:p>
+        </w:tc>
+        <w:tc>
+          <w:tcPr>
+            <w:tcW w:w="2880" w:type="dxa"/>
+          </w:tcPr>
+          <w:p>
+            <w:pPr>
+              <w:spacing w:after="0" w:line="240" w:lineRule="auto"/>
+              <w:rPr>
+                <w:rFonts w:hint="eastAsia" w:ascii="Menlo" w:hAnsi="Menlo" w:eastAsia="微软雅黑" w:cs="微软雅黑"/>
+              </w:rPr>
+            </w:pPr>
+            <w:r>
+              <w:rPr>
+                <w:rFonts w:hint="eastAsia" w:ascii="Menlo" w:hAnsi="Menlo" w:eastAsia="微软雅黑" w:cs="微软雅黑"/>
+              </w:rPr>
               <w:t>未配置灯板数量</w:t>
             </w:r>
           </w:p>
@@ -4909,8 +6777,14 @@
           <w:p>
             <w:pPr>
               <w:spacing w:after="0" w:line="240" w:lineRule="auto"/>
-            </w:pPr>
-            <w:r>
+              <w:rPr>
+                <w:rFonts w:hint="eastAsia" w:ascii="Menlo" w:hAnsi="Menlo" w:eastAsia="微软雅黑" w:cs="微软雅黑"/>
+              </w:rPr>
+            </w:pPr>
+            <w:r>
+              <w:rPr>
+                <w:rFonts w:hint="eastAsia" w:ascii="Menlo" w:hAnsi="Menlo" w:eastAsia="微软雅黑" w:cs="微软雅黑"/>
+              </w:rPr>
               <w:t>写寄存器60108(A) 和60109(B)</w:t>
             </w:r>
           </w:p>
@@ -4924,21 +6798,33 @@
           <w:p>
             <w:pPr>
               <w:spacing w:after="0" w:line="240" w:lineRule="auto"/>
-            </w:pPr>
-            <w:r>
-              <w:t>🔴 读取灯板信息失败</w:t>
-            </w:r>
-          </w:p>
-        </w:tc>
-        <w:tc>
-          <w:tcPr>
-            <w:tcW w:w="2880" w:type="dxa"/>
-          </w:tcPr>
-          <w:p>
-            <w:pPr>
-              <w:spacing w:after="0" w:line="240" w:lineRule="auto"/>
-            </w:pPr>
-            <w:r>
+              <w:rPr>
+                <w:rFonts w:hint="eastAsia" w:ascii="Menlo" w:hAnsi="Menlo" w:eastAsia="微软雅黑" w:cs="微软雅黑"/>
+              </w:rPr>
+            </w:pPr>
+            <w:r>
+              <w:rPr>
+                <w:rFonts w:hint="eastAsia" w:ascii="Menlo" w:hAnsi="Menlo" w:eastAsia="微软雅黑" w:cs="微软雅黑"/>
+              </w:rPr>
+              <w:t>读取灯板信息失败</w:t>
+            </w:r>
+          </w:p>
+        </w:tc>
+        <w:tc>
+          <w:tcPr>
+            <w:tcW w:w="2880" w:type="dxa"/>
+          </w:tcPr>
+          <w:p>
+            <w:pPr>
+              <w:spacing w:after="0" w:line="240" w:lineRule="auto"/>
+              <w:rPr>
+                <w:rFonts w:hint="eastAsia" w:ascii="Menlo" w:hAnsi="Menlo" w:eastAsia="微软雅黑" w:cs="微软雅黑"/>
+              </w:rPr>
+            </w:pPr>
+            <w:r>
+              <w:rPr>
+                <w:rFonts w:hint="eastAsia" w:ascii="Menlo" w:hAnsi="Menlo" w:eastAsia="微软雅黑" w:cs="微软雅黑"/>
+              </w:rPr>
               <w:t>灯板未供电、RS485 接线松动、站号冲突</w:t>
             </w:r>
           </w:p>
@@ -4950,8 +6836,14 @@
           <w:p>
             <w:pPr>
               <w:spacing w:after="0" w:line="240" w:lineRule="auto"/>
-            </w:pPr>
-            <w:r>
+              <w:rPr>
+                <w:rFonts w:hint="eastAsia" w:ascii="Menlo" w:hAnsi="Menlo" w:eastAsia="微软雅黑" w:cs="微软雅黑"/>
+              </w:rPr>
+            </w:pPr>
+            <w:r>
+              <w:rPr>
+                <w:rFonts w:hint="eastAsia" w:ascii="Menlo" w:hAnsi="Menlo" w:eastAsia="微软雅黑" w:cs="微软雅黑"/>
+              </w:rPr>
               <w:t>检查硬件接线和地址拨码</w:t>
             </w:r>
           </w:p>
@@ -4965,21 +6857,33 @@
           <w:p>
             <w:pPr>
               <w:spacing w:after="0" w:line="240" w:lineRule="auto"/>
-            </w:pPr>
-            <w:r>
-              <w:t>🔴 LED 控制无反应</w:t>
-            </w:r>
-          </w:p>
-        </w:tc>
-        <w:tc>
-          <w:tcPr>
-            <w:tcW w:w="2880" w:type="dxa"/>
-          </w:tcPr>
-          <w:p>
-            <w:pPr>
-              <w:spacing w:after="0" w:line="240" w:lineRule="auto"/>
-            </w:pPr>
-            <w:r>
+              <w:rPr>
+                <w:rFonts w:hint="eastAsia" w:ascii="Menlo" w:hAnsi="Menlo" w:eastAsia="微软雅黑" w:cs="微软雅黑"/>
+              </w:rPr>
+            </w:pPr>
+            <w:r>
+              <w:rPr>
+                <w:rFonts w:hint="eastAsia" w:ascii="Menlo" w:hAnsi="Menlo" w:eastAsia="微软雅黑" w:cs="微软雅黑"/>
+              </w:rPr>
+              <w:t>LED 控制无反应</w:t>
+            </w:r>
+          </w:p>
+        </w:tc>
+        <w:tc>
+          <w:tcPr>
+            <w:tcW w:w="2880" w:type="dxa"/>
+          </w:tcPr>
+          <w:p>
+            <w:pPr>
+              <w:spacing w:after="0" w:line="240" w:lineRule="auto"/>
+              <w:rPr>
+                <w:rFonts w:hint="eastAsia" w:ascii="Menlo" w:hAnsi="Menlo" w:eastAsia="微软雅黑" w:cs="微软雅黑"/>
+              </w:rPr>
+            </w:pPr>
+            <w:r>
+              <w:rPr>
+                <w:rFonts w:hint="eastAsia" w:ascii="Menlo" w:hAnsi="Menlo" w:eastAsia="微软雅黑" w:cs="微软雅黑"/>
+              </w:rPr>
               <w:t>LED 已损坏、协议错误</w:t>
             </w:r>
           </w:p>
@@ -4991,8 +6895,14 @@
           <w:p>
             <w:pPr>
               <w:spacing w:after="0" w:line="240" w:lineRule="auto"/>
-            </w:pPr>
-            <w:r>
+              <w:rPr>
+                <w:rFonts w:hint="eastAsia" w:ascii="Menlo" w:hAnsi="Menlo" w:eastAsia="微软雅黑" w:cs="微软雅黑"/>
+              </w:rPr>
+            </w:pPr>
+            <w:r>
+              <w:rPr>
+                <w:rFonts w:hint="eastAsia" w:ascii="Menlo" w:hAnsi="Menlo" w:eastAsia="微软雅黑" w:cs="微软雅黑"/>
+              </w:rPr>
               <w:t>运行"LED 测试序列"确认</w:t>
             </w:r>
           </w:p>
@@ -5006,21 +6916,33 @@
           <w:p>
             <w:pPr>
               <w:spacing w:after="0" w:line="240" w:lineRule="auto"/>
-            </w:pPr>
-            <w:r>
-              <w:t>🟡 AD 值全部为 0</w:t>
-            </w:r>
-          </w:p>
-        </w:tc>
-        <w:tc>
-          <w:tcPr>
-            <w:tcW w:w="2880" w:type="dxa"/>
-          </w:tcPr>
-          <w:p>
-            <w:pPr>
-              <w:spacing w:after="0" w:line="240" w:lineRule="auto"/>
-            </w:pPr>
-            <w:r>
+              <w:rPr>
+                <w:rFonts w:hint="eastAsia" w:ascii="Menlo" w:hAnsi="Menlo" w:eastAsia="微软雅黑" w:cs="微软雅黑"/>
+              </w:rPr>
+            </w:pPr>
+            <w:r>
+              <w:rPr>
+                <w:rFonts w:hint="eastAsia" w:ascii="Menlo" w:hAnsi="Menlo" w:eastAsia="微软雅黑" w:cs="微软雅黑"/>
+              </w:rPr>
+              <w:t>AD 值全部为 0</w:t>
+            </w:r>
+          </w:p>
+        </w:tc>
+        <w:tc>
+          <w:tcPr>
+            <w:tcW w:w="2880" w:type="dxa"/>
+          </w:tcPr>
+          <w:p>
+            <w:pPr>
+              <w:spacing w:after="0" w:line="240" w:lineRule="auto"/>
+              <w:rPr>
+                <w:rFonts w:hint="eastAsia" w:ascii="Menlo" w:hAnsi="Menlo" w:eastAsia="微软雅黑" w:cs="微软雅黑"/>
+              </w:rPr>
+            </w:pPr>
+            <w:r>
+              <w:rPr>
+                <w:rFonts w:hint="eastAsia" w:ascii="Menlo" w:hAnsi="Menlo" w:eastAsia="微软雅黑" w:cs="微软雅黑"/>
+              </w:rPr>
               <w:t>传感器未供电、灯板未工作</w:t>
             </w:r>
           </w:p>
@@ -5032,8 +6954,14 @@
           <w:p>
             <w:pPr>
               <w:spacing w:after="0" w:line="240" w:lineRule="auto"/>
-            </w:pPr>
-            <w:r>
+              <w:rPr>
+                <w:rFonts w:hint="eastAsia" w:ascii="Menlo" w:hAnsi="Menlo" w:eastAsia="微软雅黑" w:cs="微软雅黑"/>
+              </w:rPr>
+            </w:pPr>
+            <w:r>
+              <w:rPr>
+                <w:rFonts w:hint="eastAsia" w:ascii="Menlo" w:hAnsi="Menlo" w:eastAsia="微软雅黑" w:cs="微软雅黑"/>
+              </w:rPr>
               <w:t>检查灯板电源</w:t>
             </w:r>
           </w:p>
@@ -5047,21 +6975,33 @@
           <w:p>
             <w:pPr>
               <w:spacing w:after="0" w:line="240" w:lineRule="auto"/>
-            </w:pPr>
-            <w:r>
-              <w:t>🟡 储位状态不更新</w:t>
-            </w:r>
-          </w:p>
-        </w:tc>
-        <w:tc>
-          <w:tcPr>
-            <w:tcW w:w="2880" w:type="dxa"/>
-          </w:tcPr>
-          <w:p>
-            <w:pPr>
-              <w:spacing w:after="0" w:line="240" w:lineRule="auto"/>
-            </w:pPr>
-            <w:r>
+              <w:rPr>
+                <w:rFonts w:hint="eastAsia" w:ascii="Menlo" w:hAnsi="Menlo" w:eastAsia="微软雅黑" w:cs="微软雅黑"/>
+              </w:rPr>
+            </w:pPr>
+            <w:r>
+              <w:rPr>
+                <w:rFonts w:hint="eastAsia" w:ascii="Menlo" w:hAnsi="Menlo" w:eastAsia="微软雅黑" w:cs="微软雅黑"/>
+              </w:rPr>
+              <w:t>储位状态不更新</w:t>
+            </w:r>
+          </w:p>
+        </w:tc>
+        <w:tc>
+          <w:tcPr>
+            <w:tcW w:w="2880" w:type="dxa"/>
+          </w:tcPr>
+          <w:p>
+            <w:pPr>
+              <w:spacing w:after="0" w:line="240" w:lineRule="auto"/>
+              <w:rPr>
+                <w:rFonts w:hint="eastAsia" w:ascii="Menlo" w:hAnsi="Menlo" w:eastAsia="微软雅黑" w:cs="微软雅黑"/>
+              </w:rPr>
+            </w:pPr>
+            <w:r>
+              <w:rPr>
+                <w:rFonts w:hint="eastAsia" w:ascii="Menlo" w:hAnsi="Menlo" w:eastAsia="微软雅黑" w:cs="微软雅黑"/>
+              </w:rPr>
               <w:t>主控板未配置为"有感应物料架"</w:t>
             </w:r>
           </w:p>
@@ -5073,8 +7013,14 @@
           <w:p>
             <w:pPr>
               <w:spacing w:after="0" w:line="240" w:lineRule="auto"/>
-            </w:pPr>
-            <w:r>
+              <w:rPr>
+                <w:rFonts w:hint="eastAsia" w:ascii="Menlo" w:hAnsi="Menlo" w:eastAsia="微软雅黑" w:cs="微软雅黑"/>
+              </w:rPr>
+            </w:pPr>
+            <w:r>
+              <w:rPr>
+                <w:rFonts w:hint="eastAsia" w:ascii="Menlo" w:hAnsi="Menlo" w:eastAsia="微软雅黑" w:cs="微软雅黑"/>
+              </w:rPr>
               <w:t>检查60107寄存器值应为 1</w:t>
             </w:r>
           </w:p>
@@ -5088,21 +7034,33 @@
           <w:p>
             <w:pPr>
               <w:spacing w:after="0" w:line="240" w:lineRule="auto"/>
-            </w:pPr>
-            <w:r>
-              <w:t>🔴 数码管显示 E1</w:t>
-            </w:r>
-          </w:p>
-        </w:tc>
-        <w:tc>
-          <w:tcPr>
-            <w:tcW w:w="2880" w:type="dxa"/>
-          </w:tcPr>
-          <w:p>
-            <w:pPr>
-              <w:spacing w:after="0" w:line="240" w:lineRule="auto"/>
-            </w:pPr>
-            <w:r>
+              <w:rPr>
+                <w:rFonts w:hint="eastAsia" w:ascii="Menlo" w:hAnsi="Menlo" w:eastAsia="微软雅黑" w:cs="微软雅黑"/>
+              </w:rPr>
+            </w:pPr>
+            <w:r>
+              <w:rPr>
+                <w:rFonts w:hint="eastAsia" w:ascii="Menlo" w:hAnsi="Menlo" w:eastAsia="微软雅黑" w:cs="微软雅黑"/>
+              </w:rPr>
+              <w:t>数码管显示 E1</w:t>
+            </w:r>
+          </w:p>
+        </w:tc>
+        <w:tc>
+          <w:tcPr>
+            <w:tcW w:w="2880" w:type="dxa"/>
+          </w:tcPr>
+          <w:p>
+            <w:pPr>
+              <w:spacing w:after="0" w:line="240" w:lineRule="auto"/>
+              <w:rPr>
+                <w:rFonts w:hint="eastAsia" w:ascii="Menlo" w:hAnsi="Menlo" w:eastAsia="微软雅黑" w:cs="微软雅黑"/>
+              </w:rPr>
+            </w:pPr>
+            <w:r>
+              <w:rPr>
+                <w:rFonts w:hint="eastAsia" w:ascii="Menlo" w:hAnsi="Menlo" w:eastAsia="微软雅黑" w:cs="微软雅黑"/>
+              </w:rPr>
               <w:t>RS485 通信超时（60 秒无指令）</w:t>
             </w:r>
           </w:p>
@@ -5114,8 +7072,14 @@
           <w:p>
             <w:pPr>
               <w:spacing w:after="0" w:line="240" w:lineRule="auto"/>
-            </w:pPr>
-            <w:r>
+              <w:rPr>
+                <w:rFonts w:hint="eastAsia" w:ascii="Menlo" w:hAnsi="Menlo" w:eastAsia="微软雅黑" w:cs="微软雅黑"/>
+              </w:rPr>
+            </w:pPr>
+            <w:r>
+              <w:rPr>
+                <w:rFonts w:hint="eastAsia" w:ascii="Menlo" w:hAnsi="Menlo" w:eastAsia="微软雅黑" w:cs="微软雅黑"/>
+              </w:rPr>
               <w:t>检查 RS485 接线</w:t>
             </w:r>
           </w:p>
@@ -5129,21 +7093,33 @@
           <w:p>
             <w:pPr>
               <w:spacing w:after="0" w:line="240" w:lineRule="auto"/>
-            </w:pPr>
-            <w:r>
-              <w:t>🔴 数码管显示 Pn</w:t>
-            </w:r>
-          </w:p>
-        </w:tc>
-        <w:tc>
-          <w:tcPr>
-            <w:tcW w:w="2880" w:type="dxa"/>
-          </w:tcPr>
-          <w:p>
-            <w:pPr>
-              <w:spacing w:after="0" w:line="240" w:lineRule="auto"/>
-            </w:pPr>
-            <w:r>
+              <w:rPr>
+                <w:rFonts w:hint="eastAsia" w:ascii="Menlo" w:hAnsi="Menlo" w:eastAsia="微软雅黑" w:cs="微软雅黑"/>
+              </w:rPr>
+            </w:pPr>
+            <w:r>
+              <w:rPr>
+                <w:rFonts w:hint="eastAsia" w:ascii="Menlo" w:hAnsi="Menlo" w:eastAsia="微软雅黑" w:cs="微软雅黑"/>
+              </w:rPr>
+              <w:t>数码管显示 Pn</w:t>
+            </w:r>
+          </w:p>
+        </w:tc>
+        <w:tc>
+          <w:tcPr>
+            <w:tcW w:w="2880" w:type="dxa"/>
+          </w:tcPr>
+          <w:p>
+            <w:pPr>
+              <w:spacing w:after="0" w:line="240" w:lineRule="auto"/>
+              <w:rPr>
+                <w:rFonts w:hint="eastAsia" w:ascii="Menlo" w:hAnsi="Menlo" w:eastAsia="微软雅黑" w:cs="微软雅黑"/>
+              </w:rPr>
+            </w:pPr>
+            <w:r>
+              <w:rPr>
+                <w:rFonts w:hint="eastAsia" w:ascii="Menlo" w:hAnsi="Menlo" w:eastAsia="微软雅黑" w:cs="微软雅黑"/>
+              </w:rPr>
               <w:t>第 n 个储位校准异常</w:t>
             </w:r>
           </w:p>
@@ -5155,8 +7131,14 @@
           <w:p>
             <w:pPr>
               <w:spacing w:after="0" w:line="240" w:lineRule="auto"/>
-            </w:pPr>
-            <w:r>
+              <w:rPr>
+                <w:rFonts w:hint="eastAsia" w:ascii="Menlo" w:hAnsi="Menlo" w:eastAsia="微软雅黑" w:cs="微软雅黑"/>
+              </w:rPr>
+            </w:pPr>
+            <w:r>
+              <w:rPr>
+                <w:rFonts w:hint="eastAsia" w:ascii="Menlo" w:hAnsi="Menlo" w:eastAsia="微软雅黑" w:cs="微软雅黑"/>
+              </w:rPr>
               <w:t>重新校准该灯板</w:t>
             </w:r>
           </w:p>
@@ -5170,21 +7152,33 @@
           <w:p>
             <w:pPr>
               <w:spacing w:after="0" w:line="240" w:lineRule="auto"/>
-            </w:pPr>
-            <w:r>
-              <w:t>🔴 主控板 RUN 灯熄灭</w:t>
-            </w:r>
-          </w:p>
-        </w:tc>
-        <w:tc>
-          <w:tcPr>
-            <w:tcW w:w="2880" w:type="dxa"/>
-          </w:tcPr>
-          <w:p>
-            <w:pPr>
-              <w:spacing w:after="0" w:line="240" w:lineRule="auto"/>
-            </w:pPr>
-            <w:r>
+              <w:rPr>
+                <w:rFonts w:hint="eastAsia" w:ascii="Menlo" w:hAnsi="Menlo" w:eastAsia="微软雅黑" w:cs="微软雅黑"/>
+              </w:rPr>
+            </w:pPr>
+            <w:r>
+              <w:rPr>
+                <w:rFonts w:hint="eastAsia" w:ascii="Menlo" w:hAnsi="Menlo" w:eastAsia="微软雅黑" w:cs="微软雅黑"/>
+              </w:rPr>
+              <w:t>主控板 RUN 灯熄灭</w:t>
+            </w:r>
+          </w:p>
+        </w:tc>
+        <w:tc>
+          <w:tcPr>
+            <w:tcW w:w="2880" w:type="dxa"/>
+          </w:tcPr>
+          <w:p>
+            <w:pPr>
+              <w:spacing w:after="0" w:line="240" w:lineRule="auto"/>
+              <w:rPr>
+                <w:rFonts w:hint="eastAsia" w:ascii="Menlo" w:hAnsi="Menlo" w:eastAsia="微软雅黑" w:cs="微软雅黑"/>
+              </w:rPr>
+            </w:pPr>
+            <w:r>
+              <w:rPr>
+                <w:rFonts w:hint="eastAsia" w:ascii="Menlo" w:hAnsi="Menlo" w:eastAsia="微软雅黑" w:cs="微软雅黑"/>
+              </w:rPr>
               <w:t>固件更新中或异常</w:t>
             </w:r>
           </w:p>
@@ -5196,8 +7190,14 @@
           <w:p>
             <w:pPr>
               <w:spacing w:after="0" w:line="240" w:lineRule="auto"/>
-            </w:pPr>
-            <w:r>
+              <w:rPr>
+                <w:rFonts w:hint="eastAsia" w:ascii="Menlo" w:hAnsi="Menlo" w:eastAsia="微软雅黑" w:cs="微软雅黑"/>
+              </w:rPr>
+            </w:pPr>
+            <w:r>
+              <w:rPr>
+                <w:rFonts w:hint="eastAsia" w:ascii="Menlo" w:hAnsi="Menlo" w:eastAsia="微软雅黑" w:cs="微软雅黑"/>
+              </w:rPr>
               <w:t>检查供电，等待 10~20 秒自动恢复</w:t>
             </w:r>
           </w:p>
@@ -5211,21 +7211,33 @@
           <w:p>
             <w:pPr>
               <w:spacing w:after="0" w:line="240" w:lineRule="auto"/>
-            </w:pPr>
-            <w:r>
-              <w:t>🟡 继电器不动作</w:t>
-            </w:r>
-          </w:p>
-        </w:tc>
-        <w:tc>
-          <w:tcPr>
-            <w:tcW w:w="2880" w:type="dxa"/>
-          </w:tcPr>
-          <w:p>
-            <w:pPr>
-              <w:spacing w:after="0" w:line="240" w:lineRule="auto"/>
-            </w:pPr>
-            <w:r>
+              <w:rPr>
+                <w:rFonts w:hint="eastAsia" w:ascii="Menlo" w:hAnsi="Menlo" w:eastAsia="微软雅黑" w:cs="微软雅黑"/>
+              </w:rPr>
+            </w:pPr>
+            <w:r>
+              <w:rPr>
+                <w:rFonts w:hint="eastAsia" w:ascii="Menlo" w:hAnsi="Menlo" w:eastAsia="微软雅黑" w:cs="微软雅黑"/>
+              </w:rPr>
+              <w:t>继电器不动作</w:t>
+            </w:r>
+          </w:p>
+        </w:tc>
+        <w:tc>
+          <w:tcPr>
+            <w:tcW w:w="2880" w:type="dxa"/>
+          </w:tcPr>
+          <w:p>
+            <w:pPr>
+              <w:spacing w:after="0" w:line="240" w:lineRule="auto"/>
+              <w:rPr>
+                <w:rFonts w:hint="eastAsia" w:ascii="Menlo" w:hAnsi="Menlo" w:eastAsia="微软雅黑" w:cs="微软雅黑"/>
+              </w:rPr>
+            </w:pPr>
+            <w:r>
+              <w:rPr>
+                <w:rFonts w:hint="eastAsia" w:ascii="Menlo" w:hAnsi="Menlo" w:eastAsia="微软雅黑" w:cs="微软雅黑"/>
+              </w:rPr>
               <w:t>继电器损坏或未接线</w:t>
             </w:r>
           </w:p>
@@ -5237,8 +7249,14 @@
           <w:p>
             <w:pPr>
               <w:spacing w:after="0" w:line="240" w:lineRule="auto"/>
-            </w:pPr>
-            <w:r>
+              <w:rPr>
+                <w:rFonts w:hint="eastAsia" w:ascii="Menlo" w:hAnsi="Menlo" w:eastAsia="微软雅黑" w:cs="微软雅黑"/>
+              </w:rPr>
+            </w:pPr>
+            <w:r>
+              <w:rPr>
+                <w:rFonts w:hint="eastAsia" w:ascii="Menlo" w:hAnsi="Menlo" w:eastAsia="微软雅黑" w:cs="微软雅黑"/>
+              </w:rPr>
               <w:t>用万用表测量继电器输出端子</w:t>
             </w:r>
           </w:p>
@@ -5248,16 +7266,28 @@
     <w:p>
       <w:pPr>
         <w:pStyle w:val="4"/>
+        <w:rPr>
+          <w:rFonts w:hint="eastAsia" w:ascii="Menlo" w:hAnsi="Menlo" w:eastAsia="微软雅黑" w:cs="微软雅黑"/>
+        </w:rPr>
       </w:pPr>
       <w:r>
+        <w:rPr>
+          <w:rFonts w:hint="eastAsia" w:ascii="Menlo" w:hAnsi="Menlo" w:eastAsia="微软雅黑" w:cs="微软雅黑"/>
+        </w:rPr>
         <w:t>六、通信协议参考</w:t>
       </w:r>
     </w:p>
     <w:p>
       <w:pPr>
         <w:pStyle w:val="5"/>
+        <w:rPr>
+          <w:rFonts w:hint="eastAsia" w:ascii="Menlo" w:hAnsi="Menlo" w:eastAsia="微软雅黑" w:cs="微软雅黑"/>
+        </w:rPr>
       </w:pPr>
       <w:r>
+        <w:rPr>
+          <w:rFonts w:hint="eastAsia" w:ascii="Menlo" w:hAnsi="Menlo" w:eastAsia="微软雅黑" w:cs="微软雅黑"/>
+        </w:rPr>
         <w:t>Modbus 地址映射</w:t>
       </w:r>
     </w:p>
@@ -5296,9 +7326,13 @@
           <w:p>
             <w:pPr>
               <w:spacing w:after="0" w:line="240" w:lineRule="auto"/>
-            </w:pPr>
-            <w:r>
-              <w:rPr>
+              <w:rPr>
+                <w:rFonts w:hint="eastAsia" w:ascii="Menlo" w:hAnsi="Menlo" w:eastAsia="微软雅黑" w:cs="微软雅黑"/>
+              </w:rPr>
+            </w:pPr>
+            <w:r>
+              <w:rPr>
+                <w:rFonts w:hint="eastAsia" w:ascii="Menlo" w:hAnsi="Menlo" w:eastAsia="微软雅黑" w:cs="微软雅黑"/>
                 <w:b/>
               </w:rPr>
               <w:t>目标</w:t>
@@ -5313,9 +7347,13 @@
           <w:p>
             <w:pPr>
               <w:spacing w:after="0" w:line="240" w:lineRule="auto"/>
-            </w:pPr>
-            <w:r>
-              <w:rPr>
+              <w:rPr>
+                <w:rFonts w:hint="eastAsia" w:ascii="Menlo" w:hAnsi="Menlo" w:eastAsia="微软雅黑" w:cs="微软雅黑"/>
+              </w:rPr>
+            </w:pPr>
+            <w:r>
+              <w:rPr>
+                <w:rFonts w:hint="eastAsia" w:ascii="Menlo" w:hAnsi="Menlo" w:eastAsia="微软雅黑" w:cs="微软雅黑"/>
                 <w:b/>
               </w:rPr>
               <w:t>站号</w:t>
@@ -5330,9 +7368,13 @@
           <w:p>
             <w:pPr>
               <w:spacing w:after="0" w:line="240" w:lineRule="auto"/>
-            </w:pPr>
-            <w:r>
-              <w:rPr>
+              <w:rPr>
+                <w:rFonts w:hint="eastAsia" w:ascii="Menlo" w:hAnsi="Menlo" w:eastAsia="微软雅黑" w:cs="微软雅黑"/>
+              </w:rPr>
+            </w:pPr>
+            <w:r>
+              <w:rPr>
+                <w:rFonts w:hint="eastAsia" w:ascii="Menlo" w:hAnsi="Menlo" w:eastAsia="微软雅黑" w:cs="微软雅黑"/>
                 <w:b/>
               </w:rPr>
               <w:t>方式</w:t>
@@ -5348,8 +7390,14 @@
           <w:p>
             <w:pPr>
               <w:spacing w:after="0" w:line="240" w:lineRule="auto"/>
-            </w:pPr>
-            <w:r>
+              <w:rPr>
+                <w:rFonts w:hint="eastAsia" w:ascii="Menlo" w:hAnsi="Menlo" w:eastAsia="微软雅黑" w:cs="微软雅黑"/>
+              </w:rPr>
+            </w:pPr>
+            <w:r>
+              <w:rPr>
+                <w:rFonts w:hint="eastAsia" w:ascii="Menlo" w:hAnsi="Menlo" w:eastAsia="微软雅黑" w:cs="微软雅黑"/>
+              </w:rPr>
               <w:t>主控板自身</w:t>
             </w:r>
           </w:p>
@@ -5361,8 +7409,14 @@
           <w:p>
             <w:pPr>
               <w:spacing w:after="0" w:line="240" w:lineRule="auto"/>
-            </w:pPr>
-            <w:r>
+              <w:rPr>
+                <w:rFonts w:hint="eastAsia" w:ascii="Menlo" w:hAnsi="Menlo" w:eastAsia="微软雅黑" w:cs="微软雅黑"/>
+              </w:rPr>
+            </w:pPr>
+            <w:r>
+              <w:rPr>
+                <w:rFonts w:hint="eastAsia" w:ascii="Menlo" w:hAnsi="Menlo" w:eastAsia="微软雅黑" w:cs="微软雅黑"/>
+              </w:rPr>
               <w:t>200(0xC8)</w:t>
             </w:r>
           </w:p>
@@ -5374,8 +7428,14 @@
           <w:p>
             <w:pPr>
               <w:spacing w:after="0" w:line="240" w:lineRule="auto"/>
-            </w:pPr>
-            <w:r>
+              <w:rPr>
+                <w:rFonts w:hint="eastAsia" w:ascii="Menlo" w:hAnsi="Menlo" w:eastAsia="微软雅黑" w:cs="微软雅黑"/>
+              </w:rPr>
+            </w:pPr>
+            <w:r>
+              <w:rPr>
+                <w:rFonts w:hint="eastAsia" w:ascii="Menlo" w:hAnsi="Menlo" w:eastAsia="微软雅黑" w:cs="微软雅黑"/>
+              </w:rPr>
               <w:t>直连</w:t>
             </w:r>
           </w:p>
@@ -5389,8 +7449,14 @@
           <w:p>
             <w:pPr>
               <w:spacing w:after="0" w:line="240" w:lineRule="auto"/>
-            </w:pPr>
-            <w:r>
+              <w:rPr>
+                <w:rFonts w:hint="eastAsia" w:ascii="Menlo" w:hAnsi="Menlo" w:eastAsia="微软雅黑" w:cs="微软雅黑"/>
+              </w:rPr>
+            </w:pPr>
+            <w:r>
+              <w:rPr>
+                <w:rFonts w:hint="eastAsia" w:ascii="Menlo" w:hAnsi="Menlo" w:eastAsia="微软雅黑" w:cs="微软雅黑"/>
+              </w:rPr>
               <w:t>A面灯板 N</w:t>
             </w:r>
           </w:p>
@@ -5402,8 +7468,14 @@
           <w:p>
             <w:pPr>
               <w:spacing w:after="0" w:line="240" w:lineRule="auto"/>
-            </w:pPr>
-            <w:r>
+              <w:rPr>
+                <w:rFonts w:hint="eastAsia" w:ascii="Menlo" w:hAnsi="Menlo" w:eastAsia="微软雅黑" w:cs="微软雅黑"/>
+              </w:rPr>
+            </w:pPr>
+            <w:r>
+              <w:rPr>
+                <w:rFonts w:hint="eastAsia" w:ascii="Menlo" w:hAnsi="Menlo" w:eastAsia="微软雅黑" w:cs="微软雅黑"/>
+              </w:rPr>
               <w:t>N(1~63)</w:t>
             </w:r>
           </w:p>
@@ -5415,8 +7487,14 @@
           <w:p>
             <w:pPr>
               <w:spacing w:after="0" w:line="240" w:lineRule="auto"/>
-            </w:pPr>
-            <w:r>
+              <w:rPr>
+                <w:rFonts w:hint="eastAsia" w:ascii="Menlo" w:hAnsi="Menlo" w:eastAsia="微软雅黑" w:cs="微软雅黑"/>
+              </w:rPr>
+            </w:pPr>
+            <w:r>
+              <w:rPr>
+                <w:rFonts w:hint="eastAsia" w:ascii="Menlo" w:hAnsi="Menlo" w:eastAsia="微软雅黑" w:cs="微软雅黑"/>
+              </w:rPr>
               <w:t>主控板自动转发为 Modbus RTU</w:t>
             </w:r>
           </w:p>
@@ -5430,8 +7508,14 @@
           <w:p>
             <w:pPr>
               <w:spacing w:after="0" w:line="240" w:lineRule="auto"/>
-            </w:pPr>
-            <w:r>
+              <w:rPr>
+                <w:rFonts w:hint="eastAsia" w:ascii="Menlo" w:hAnsi="Menlo" w:eastAsia="微软雅黑" w:cs="微软雅黑"/>
+              </w:rPr>
+            </w:pPr>
+            <w:r>
+              <w:rPr>
+                <w:rFonts w:hint="eastAsia" w:ascii="Menlo" w:hAnsi="Menlo" w:eastAsia="微软雅黑" w:cs="微软雅黑"/>
+              </w:rPr>
               <w:t>B面灯板 N</w:t>
             </w:r>
           </w:p>
@@ -5443,8 +7527,14 @@
           <w:p>
             <w:pPr>
               <w:spacing w:after="0" w:line="240" w:lineRule="auto"/>
-            </w:pPr>
-            <w:r>
+              <w:rPr>
+                <w:rFonts w:hint="eastAsia" w:ascii="Menlo" w:hAnsi="Menlo" w:eastAsia="微软雅黑" w:cs="微软雅黑"/>
+              </w:rPr>
+            </w:pPr>
+            <w:r>
+              <w:rPr>
+                <w:rFonts w:hint="eastAsia" w:ascii="Menlo" w:hAnsi="Menlo" w:eastAsia="微软雅黑" w:cs="微软雅黑"/>
+              </w:rPr>
               <w:t>N+63(64~126)</w:t>
             </w:r>
           </w:p>
@@ -5456,8 +7546,14 @@
           <w:p>
             <w:pPr>
               <w:spacing w:after="0" w:line="240" w:lineRule="auto"/>
-            </w:pPr>
-            <w:r>
+              <w:rPr>
+                <w:rFonts w:hint="eastAsia" w:ascii="Menlo" w:hAnsi="Menlo" w:eastAsia="微软雅黑" w:cs="微软雅黑"/>
+              </w:rPr>
+            </w:pPr>
+            <w:r>
+              <w:rPr>
+                <w:rFonts w:hint="eastAsia" w:ascii="Menlo" w:hAnsi="Menlo" w:eastAsia="微软雅黑" w:cs="微软雅黑"/>
+              </w:rPr>
               <w:t>主控板自动转发为 Modbus RTU</w:t>
             </w:r>
           </w:p>
@@ -5467,8 +7563,14 @@
     <w:p>
       <w:pPr>
         <w:pStyle w:val="5"/>
+        <w:rPr>
+          <w:rFonts w:hint="eastAsia" w:ascii="Menlo" w:hAnsi="Menlo" w:eastAsia="微软雅黑" w:cs="微软雅黑"/>
+        </w:rPr>
       </w:pPr>
       <w:r>
+        <w:rPr>
+          <w:rFonts w:hint="eastAsia" w:ascii="Menlo" w:hAnsi="Menlo" w:eastAsia="微软雅黑" w:cs="微软雅黑"/>
+        </w:rPr>
         <w:t>常用功能码</w:t>
       </w:r>
     </w:p>
@@ -5507,9 +7609,13 @@
           <w:p>
             <w:pPr>
               <w:spacing w:after="0" w:line="240" w:lineRule="auto"/>
-            </w:pPr>
-            <w:r>
-              <w:rPr>
+              <w:rPr>
+                <w:rFonts w:hint="eastAsia" w:ascii="Menlo" w:hAnsi="Menlo" w:eastAsia="微软雅黑" w:cs="微软雅黑"/>
+              </w:rPr>
+            </w:pPr>
+            <w:r>
+              <w:rPr>
+                <w:rFonts w:hint="eastAsia" w:ascii="Menlo" w:hAnsi="Menlo" w:eastAsia="微软雅黑" w:cs="微软雅黑"/>
                 <w:b/>
               </w:rPr>
               <w:t>功能码</w:t>
@@ -5524,9 +7630,13 @@
           <w:p>
             <w:pPr>
               <w:spacing w:after="0" w:line="240" w:lineRule="auto"/>
-            </w:pPr>
-            <w:r>
-              <w:rPr>
+              <w:rPr>
+                <w:rFonts w:hint="eastAsia" w:ascii="Menlo" w:hAnsi="Menlo" w:eastAsia="微软雅黑" w:cs="微软雅黑"/>
+              </w:rPr>
+            </w:pPr>
+            <w:r>
+              <w:rPr>
+                <w:rFonts w:hint="eastAsia" w:ascii="Menlo" w:hAnsi="Menlo" w:eastAsia="微软雅黑" w:cs="微软雅黑"/>
                 <w:b/>
               </w:rPr>
               <w:t>含义</w:t>
@@ -5541,9 +7651,13 @@
           <w:p>
             <w:pPr>
               <w:spacing w:after="0" w:line="240" w:lineRule="auto"/>
-            </w:pPr>
-            <w:r>
-              <w:rPr>
+              <w:rPr>
+                <w:rFonts w:hint="eastAsia" w:ascii="Menlo" w:hAnsi="Menlo" w:eastAsia="微软雅黑" w:cs="微软雅黑"/>
+              </w:rPr>
+            </w:pPr>
+            <w:r>
+              <w:rPr>
+                <w:rFonts w:hint="eastAsia" w:ascii="Menlo" w:hAnsi="Menlo" w:eastAsia="微软雅黑" w:cs="微软雅黑"/>
                 <w:b/>
               </w:rPr>
               <w:t>用途</w:t>
@@ -5559,8 +7673,14 @@
           <w:p>
             <w:pPr>
               <w:spacing w:after="0" w:line="240" w:lineRule="auto"/>
-            </w:pPr>
-            <w:r>
+              <w:rPr>
+                <w:rFonts w:hint="eastAsia" w:ascii="Menlo" w:hAnsi="Menlo" w:eastAsia="微软雅黑" w:cs="微软雅黑"/>
+              </w:rPr>
+            </w:pPr>
+            <w:r>
+              <w:rPr>
+                <w:rFonts w:hint="eastAsia" w:ascii="Menlo" w:hAnsi="Menlo" w:eastAsia="微软雅黑" w:cs="微软雅黑"/>
+              </w:rPr>
               <w:t>FC 1</w:t>
             </w:r>
           </w:p>
@@ -5572,8 +7692,14 @@
           <w:p>
             <w:pPr>
               <w:spacing w:after="0" w:line="240" w:lineRule="auto"/>
-            </w:pPr>
-            <w:r>
+              <w:rPr>
+                <w:rFonts w:hint="eastAsia" w:ascii="Menlo" w:hAnsi="Menlo" w:eastAsia="微软雅黑" w:cs="微软雅黑"/>
+              </w:rPr>
+            </w:pPr>
+            <w:r>
+              <w:rPr>
+                <w:rFonts w:hint="eastAsia" w:ascii="Menlo" w:hAnsi="Menlo" w:eastAsia="微软雅黑" w:cs="微软雅黑"/>
+              </w:rPr>
               <w:t>读线圈</w:t>
             </w:r>
           </w:p>
@@ -5585,8 +7711,14 @@
           <w:p>
             <w:pPr>
               <w:spacing w:after="0" w:line="240" w:lineRule="auto"/>
-            </w:pPr>
-            <w:r>
+              <w:rPr>
+                <w:rFonts w:hint="eastAsia" w:ascii="Menlo" w:hAnsi="Menlo" w:eastAsia="微软雅黑" w:cs="微软雅黑"/>
+              </w:rPr>
+            </w:pPr>
+            <w:r>
+              <w:rPr>
+                <w:rFonts w:hint="eastAsia" w:ascii="Menlo" w:hAnsi="Menlo" w:eastAsia="微软雅黑" w:cs="微软雅黑"/>
+              </w:rPr>
               <w:t>读继电器状态</w:t>
             </w:r>
           </w:p>
@@ -5600,8 +7732,14 @@
           <w:p>
             <w:pPr>
               <w:spacing w:after="0" w:line="240" w:lineRule="auto"/>
-            </w:pPr>
-            <w:r>
+              <w:rPr>
+                <w:rFonts w:hint="eastAsia" w:ascii="Menlo" w:hAnsi="Menlo" w:eastAsia="微软雅黑" w:cs="微软雅黑"/>
+              </w:rPr>
+            </w:pPr>
+            <w:r>
+              <w:rPr>
+                <w:rFonts w:hint="eastAsia" w:ascii="Menlo" w:hAnsi="Menlo" w:eastAsia="微软雅黑" w:cs="微软雅黑"/>
+              </w:rPr>
               <w:t>FC 2</w:t>
             </w:r>
           </w:p>
@@ -5613,8 +7751,14 @@
           <w:p>
             <w:pPr>
               <w:spacing w:after="0" w:line="240" w:lineRule="auto"/>
-            </w:pPr>
-            <w:r>
+              <w:rPr>
+                <w:rFonts w:hint="eastAsia" w:ascii="Menlo" w:hAnsi="Menlo" w:eastAsia="微软雅黑" w:cs="微软雅黑"/>
+              </w:rPr>
+            </w:pPr>
+            <w:r>
+              <w:rPr>
+                <w:rFonts w:hint="eastAsia" w:ascii="Menlo" w:hAnsi="Menlo" w:eastAsia="微软雅黑" w:cs="微软雅黑"/>
+              </w:rPr>
               <w:t>读数字量输入</w:t>
             </w:r>
           </w:p>
@@ -5626,8 +7770,14 @@
           <w:p>
             <w:pPr>
               <w:spacing w:after="0" w:line="240" w:lineRule="auto"/>
-            </w:pPr>
-            <w:r>
+              <w:rPr>
+                <w:rFonts w:hint="eastAsia" w:ascii="Menlo" w:hAnsi="Menlo" w:eastAsia="微软雅黑" w:cs="微软雅黑"/>
+              </w:rPr>
+            </w:pPr>
+            <w:r>
+              <w:rPr>
+                <w:rFonts w:hint="eastAsia" w:ascii="Menlo" w:hAnsi="Menlo" w:eastAsia="微软雅黑" w:cs="微软雅黑"/>
+              </w:rPr>
               <w:t>读储位状态（A面 1000+, B面 2000+）</w:t>
             </w:r>
           </w:p>
@@ -5641,8 +7791,14 @@
           <w:p>
             <w:pPr>
               <w:spacing w:after="0" w:line="240" w:lineRule="auto"/>
-            </w:pPr>
-            <w:r>
+              <w:rPr>
+                <w:rFonts w:hint="eastAsia" w:ascii="Menlo" w:hAnsi="Menlo" w:eastAsia="微软雅黑" w:cs="微软雅黑"/>
+              </w:rPr>
+            </w:pPr>
+            <w:r>
+              <w:rPr>
+                <w:rFonts w:hint="eastAsia" w:ascii="Menlo" w:hAnsi="Menlo" w:eastAsia="微软雅黑" w:cs="微软雅黑"/>
+              </w:rPr>
               <w:t>FC 3</w:t>
             </w:r>
           </w:p>
@@ -5654,8 +7810,14 @@
           <w:p>
             <w:pPr>
               <w:spacing w:after="0" w:line="240" w:lineRule="auto"/>
-            </w:pPr>
-            <w:r>
+              <w:rPr>
+                <w:rFonts w:hint="eastAsia" w:ascii="Menlo" w:hAnsi="Menlo" w:eastAsia="微软雅黑" w:cs="微软雅黑"/>
+              </w:rPr>
+            </w:pPr>
+            <w:r>
+              <w:rPr>
+                <w:rFonts w:hint="eastAsia" w:ascii="Menlo" w:hAnsi="Menlo" w:eastAsia="微软雅黑" w:cs="微软雅黑"/>
+              </w:rPr>
               <w:t>读保持寄存器</w:t>
             </w:r>
           </w:p>
@@ -5667,8 +7829,14 @@
           <w:p>
             <w:pPr>
               <w:spacing w:after="0" w:line="240" w:lineRule="auto"/>
-            </w:pPr>
-            <w:r>
+              <w:rPr>
+                <w:rFonts w:hint="eastAsia" w:ascii="Menlo" w:hAnsi="Menlo" w:eastAsia="微软雅黑" w:cs="微软雅黑"/>
+              </w:rPr>
+            </w:pPr>
+            <w:r>
+              <w:rPr>
+                <w:rFonts w:hint="eastAsia" w:ascii="Menlo" w:hAnsi="Menlo" w:eastAsia="微软雅黑" w:cs="微软雅黑"/>
+              </w:rPr>
               <w:t>读配置寄存器 (60000+)</w:t>
             </w:r>
           </w:p>
@@ -5682,8 +7850,14 @@
           <w:p>
             <w:pPr>
               <w:spacing w:after="0" w:line="240" w:lineRule="auto"/>
-            </w:pPr>
-            <w:r>
+              <w:rPr>
+                <w:rFonts w:hint="eastAsia" w:ascii="Menlo" w:hAnsi="Menlo" w:eastAsia="微软雅黑" w:cs="微软雅黑"/>
+              </w:rPr>
+            </w:pPr>
+            <w:r>
+              <w:rPr>
+                <w:rFonts w:hint="eastAsia" w:ascii="Menlo" w:hAnsi="Menlo" w:eastAsia="微软雅黑" w:cs="微软雅黑"/>
+              </w:rPr>
               <w:t>FC 4</w:t>
             </w:r>
           </w:p>
@@ -5695,8 +7869,14 @@
           <w:p>
             <w:pPr>
               <w:spacing w:after="0" w:line="240" w:lineRule="auto"/>
-            </w:pPr>
-            <w:r>
+              <w:rPr>
+                <w:rFonts w:hint="eastAsia" w:ascii="Menlo" w:hAnsi="Menlo" w:eastAsia="微软雅黑" w:cs="微软雅黑"/>
+              </w:rPr>
+            </w:pPr>
+            <w:r>
+              <w:rPr>
+                <w:rFonts w:hint="eastAsia" w:ascii="Menlo" w:hAnsi="Menlo" w:eastAsia="微软雅黑" w:cs="微软雅黑"/>
+              </w:rPr>
               <w:t>读输入寄存器</w:t>
             </w:r>
           </w:p>
@@ -5708,8 +7888,14 @@
           <w:p>
             <w:pPr>
               <w:spacing w:after="0" w:line="240" w:lineRule="auto"/>
-            </w:pPr>
-            <w:r>
+              <w:rPr>
+                <w:rFonts w:hint="eastAsia" w:ascii="Menlo" w:hAnsi="Menlo" w:eastAsia="微软雅黑" w:cs="微软雅黑"/>
+              </w:rPr>
+            </w:pPr>
+            <w:r>
+              <w:rPr>
+                <w:rFonts w:hint="eastAsia" w:ascii="Menlo" w:hAnsi="Menlo" w:eastAsia="微软雅黑" w:cs="微软雅黑"/>
+              </w:rPr>
               <w:t>读灯板 AD/校准/判定值</w:t>
             </w:r>
           </w:p>
@@ -5723,8 +7909,14 @@
           <w:p>
             <w:pPr>
               <w:spacing w:after="0" w:line="240" w:lineRule="auto"/>
-            </w:pPr>
-            <w:r>
+              <w:rPr>
+                <w:rFonts w:hint="eastAsia" w:ascii="Menlo" w:hAnsi="Menlo" w:eastAsia="微软雅黑" w:cs="微软雅黑"/>
+              </w:rPr>
+            </w:pPr>
+            <w:r>
+              <w:rPr>
+                <w:rFonts w:hint="eastAsia" w:ascii="Menlo" w:hAnsi="Menlo" w:eastAsia="微软雅黑" w:cs="微软雅黑"/>
+              </w:rPr>
               <w:t>FC 5</w:t>
             </w:r>
           </w:p>
@@ -5736,8 +7928,14 @@
           <w:p>
             <w:pPr>
               <w:spacing w:after="0" w:line="240" w:lineRule="auto"/>
-            </w:pPr>
-            <w:r>
+              <w:rPr>
+                <w:rFonts w:hint="eastAsia" w:ascii="Menlo" w:hAnsi="Menlo" w:eastAsia="微软雅黑" w:cs="微软雅黑"/>
+              </w:rPr>
+            </w:pPr>
+            <w:r>
+              <w:rPr>
+                <w:rFonts w:hint="eastAsia" w:ascii="Menlo" w:hAnsi="Menlo" w:eastAsia="微软雅黑" w:cs="微软雅黑"/>
+              </w:rPr>
               <w:t>写单线圈</w:t>
             </w:r>
           </w:p>
@@ -5749,8 +7947,14 @@
           <w:p>
             <w:pPr>
               <w:spacing w:after="0" w:line="240" w:lineRule="auto"/>
-            </w:pPr>
-            <w:r>
+              <w:rPr>
+                <w:rFonts w:hint="eastAsia" w:ascii="Menlo" w:hAnsi="Menlo" w:eastAsia="微软雅黑" w:cs="微软雅黑"/>
+              </w:rPr>
+            </w:pPr>
+            <w:r>
+              <w:rPr>
+                <w:rFonts w:hint="eastAsia" w:ascii="Menlo" w:hAnsi="Menlo" w:eastAsia="微软雅黑" w:cs="微软雅黑"/>
+              </w:rPr>
               <w:t>控制单个继电器</w:t>
             </w:r>
           </w:p>
@@ -5764,8 +7968,14 @@
           <w:p>
             <w:pPr>
               <w:spacing w:after="0" w:line="240" w:lineRule="auto"/>
-            </w:pPr>
-            <w:r>
+              <w:rPr>
+                <w:rFonts w:hint="eastAsia" w:ascii="Menlo" w:hAnsi="Menlo" w:eastAsia="微软雅黑" w:cs="微软雅黑"/>
+              </w:rPr>
+            </w:pPr>
+            <w:r>
+              <w:rPr>
+                <w:rFonts w:hint="eastAsia" w:ascii="Menlo" w:hAnsi="Menlo" w:eastAsia="微软雅黑" w:cs="微软雅黑"/>
+              </w:rPr>
               <w:t>FC 6</w:t>
             </w:r>
           </w:p>
@@ -5777,8 +7987,14 @@
           <w:p>
             <w:pPr>
               <w:spacing w:after="0" w:line="240" w:lineRule="auto"/>
-            </w:pPr>
-            <w:r>
+              <w:rPr>
+                <w:rFonts w:hint="eastAsia" w:ascii="Menlo" w:hAnsi="Menlo" w:eastAsia="微软雅黑" w:cs="微软雅黑"/>
+              </w:rPr>
+            </w:pPr>
+            <w:r>
+              <w:rPr>
+                <w:rFonts w:hint="eastAsia" w:ascii="Menlo" w:hAnsi="Menlo" w:eastAsia="微软雅黑" w:cs="微软雅黑"/>
+              </w:rPr>
               <w:t>写单寄存器</w:t>
             </w:r>
           </w:p>
@@ -5790,8 +8006,14 @@
           <w:p>
             <w:pPr>
               <w:spacing w:after="0" w:line="240" w:lineRule="auto"/>
-            </w:pPr>
-            <w:r>
+              <w:rPr>
+                <w:rFonts w:hint="eastAsia" w:ascii="Menlo" w:hAnsi="Menlo" w:eastAsia="微软雅黑" w:cs="微软雅黑"/>
+              </w:rPr>
+            </w:pPr>
+            <w:r>
+              <w:rPr>
+                <w:rFonts w:hint="eastAsia" w:ascii="Menlo" w:hAnsi="Menlo" w:eastAsia="微软雅黑" w:cs="微软雅黑"/>
+              </w:rPr>
               <w:t>写单个配置寄存器</w:t>
             </w:r>
           </w:p>
@@ -5805,8 +8027,14 @@
           <w:p>
             <w:pPr>
               <w:spacing w:after="0" w:line="240" w:lineRule="auto"/>
-            </w:pPr>
-            <w:r>
+              <w:rPr>
+                <w:rFonts w:hint="eastAsia" w:ascii="Menlo" w:hAnsi="Menlo" w:eastAsia="微软雅黑" w:cs="微软雅黑"/>
+              </w:rPr>
+            </w:pPr>
+            <w:r>
+              <w:rPr>
+                <w:rFonts w:hint="eastAsia" w:ascii="Menlo" w:hAnsi="Menlo" w:eastAsia="微软雅黑" w:cs="微软雅黑"/>
+              </w:rPr>
               <w:t>FC 15</w:t>
             </w:r>
           </w:p>
@@ -5818,8 +8046,14 @@
           <w:p>
             <w:pPr>
               <w:spacing w:after="0" w:line="240" w:lineRule="auto"/>
-            </w:pPr>
-            <w:r>
+              <w:rPr>
+                <w:rFonts w:hint="eastAsia" w:ascii="Menlo" w:hAnsi="Menlo" w:eastAsia="微软雅黑" w:cs="微软雅黑"/>
+              </w:rPr>
+            </w:pPr>
+            <w:r>
+              <w:rPr>
+                <w:rFonts w:hint="eastAsia" w:ascii="Menlo" w:hAnsi="Menlo" w:eastAsia="微软雅黑" w:cs="微软雅黑"/>
+              </w:rPr>
               <w:t>写多线圈</w:t>
             </w:r>
           </w:p>
@@ -5831,8 +8065,14 @@
           <w:p>
             <w:pPr>
               <w:spacing w:after="0" w:line="240" w:lineRule="auto"/>
-            </w:pPr>
-            <w:r>
+              <w:rPr>
+                <w:rFonts w:hint="eastAsia" w:ascii="Menlo" w:hAnsi="Menlo" w:eastAsia="微软雅黑" w:cs="微软雅黑"/>
+              </w:rPr>
+            </w:pPr>
+            <w:r>
+              <w:rPr>
+                <w:rFonts w:hint="eastAsia" w:ascii="Menlo" w:hAnsi="Menlo" w:eastAsia="微软雅黑" w:cs="微软雅黑"/>
+              </w:rPr>
               <w:t>LED 批量控制（协议 2）</w:t>
             </w:r>
           </w:p>
@@ -5846,8 +8086,14 @@
           <w:p>
             <w:pPr>
               <w:spacing w:after="0" w:line="240" w:lineRule="auto"/>
-            </w:pPr>
-            <w:r>
+              <w:rPr>
+                <w:rFonts w:hint="eastAsia" w:ascii="Menlo" w:hAnsi="Menlo" w:eastAsia="微软雅黑" w:cs="微软雅黑"/>
+              </w:rPr>
+            </w:pPr>
+            <w:r>
+              <w:rPr>
+                <w:rFonts w:hint="eastAsia" w:ascii="Menlo" w:hAnsi="Menlo" w:eastAsia="微软雅黑" w:cs="微软雅黑"/>
+              </w:rPr>
               <w:t>FC 16</w:t>
             </w:r>
           </w:p>
@@ -5859,8 +8105,14 @@
           <w:p>
             <w:pPr>
               <w:spacing w:after="0" w:line="240" w:lineRule="auto"/>
-            </w:pPr>
-            <w:r>
+              <w:rPr>
+                <w:rFonts w:hint="eastAsia" w:ascii="Menlo" w:hAnsi="Menlo" w:eastAsia="微软雅黑" w:cs="微软雅黑"/>
+              </w:rPr>
+            </w:pPr>
+            <w:r>
+              <w:rPr>
+                <w:rFonts w:hint="eastAsia" w:ascii="Menlo" w:hAnsi="Menlo" w:eastAsia="微软雅黑" w:cs="微软雅黑"/>
+              </w:rPr>
               <w:t>写多寄存器</w:t>
             </w:r>
           </w:p>
@@ -5872,8 +8124,14 @@
           <w:p>
             <w:pPr>
               <w:spacing w:after="0" w:line="240" w:lineRule="auto"/>
-            </w:pPr>
-            <w:r>
+              <w:rPr>
+                <w:rFonts w:hint="eastAsia" w:ascii="Menlo" w:hAnsi="Menlo" w:eastAsia="微软雅黑" w:cs="微软雅黑"/>
+              </w:rPr>
+            </w:pPr>
+            <w:r>
+              <w:rPr>
+                <w:rFonts w:hint="eastAsia" w:ascii="Menlo" w:hAnsi="Menlo" w:eastAsia="微软雅黑" w:cs="微软雅黑"/>
+              </w:rPr>
               <w:t>批量写配置寄存器</w:t>
             </w:r>
           </w:p>
@@ -5883,13 +8141,27 @@
     <w:p>
       <w:pPr>
         <w:pStyle w:val="5"/>
+        <w:rPr>
+          <w:rFonts w:hint="eastAsia" w:ascii="Menlo" w:hAnsi="Menlo" w:eastAsia="微软雅黑" w:cs="微软雅黑"/>
+        </w:rPr>
       </w:pPr>
       <w:r>
+        <w:rPr>
+          <w:rFonts w:hint="eastAsia" w:ascii="Menlo" w:hAnsi="Menlo" w:eastAsia="微软雅黑" w:cs="微软雅黑"/>
+        </w:rPr>
         <w:t>灯板 LED 控制（协议 2）</w:t>
       </w:r>
     </w:p>
     <w:p>
+      <w:pPr>
+        <w:rPr>
+          <w:rFonts w:hint="eastAsia" w:ascii="Menlo" w:hAnsi="Menlo" w:eastAsia="微软雅黑" w:cs="微软雅黑"/>
+        </w:rPr>
+      </w:pPr>
       <w:r>
+        <w:rPr>
+          <w:rFonts w:hint="eastAsia" w:ascii="Menlo" w:hAnsi="Menlo" w:eastAsia="微软雅黑" w:cs="微软雅黑"/>
+        </w:rPr>
         <w:t>每路 LED 占用 4 个线圈地址：</w:t>
       </w:r>
     </w:p>
@@ -5928,9 +8200,13 @@
           <w:p>
             <w:pPr>
               <w:spacing w:after="0" w:line="240" w:lineRule="auto"/>
-            </w:pPr>
-            <w:r>
-              <w:rPr>
+              <w:rPr>
+                <w:rFonts w:hint="eastAsia" w:ascii="Menlo" w:hAnsi="Menlo" w:eastAsia="微软雅黑" w:cs="微软雅黑"/>
+              </w:rPr>
+            </w:pPr>
+            <w:r>
+              <w:rPr>
+                <w:rFonts w:hint="eastAsia" w:ascii="Menlo" w:hAnsi="Menlo" w:eastAsia="微软雅黑" w:cs="微软雅黑"/>
                 <w:b/>
               </w:rPr>
               <w:t>线圈</w:t>
@@ -5945,9 +8221,13 @@
           <w:p>
             <w:pPr>
               <w:spacing w:after="0" w:line="240" w:lineRule="auto"/>
-            </w:pPr>
-            <w:r>
-              <w:rPr>
+              <w:rPr>
+                <w:rFonts w:hint="eastAsia" w:ascii="Menlo" w:hAnsi="Menlo" w:eastAsia="微软雅黑" w:cs="微软雅黑"/>
+              </w:rPr>
+            </w:pPr>
+            <w:r>
+              <w:rPr>
+                <w:rFonts w:hint="eastAsia" w:ascii="Menlo" w:hAnsi="Menlo" w:eastAsia="微软雅黑" w:cs="微软雅黑"/>
                 <w:b/>
               </w:rPr>
               <w:t>地址公式</w:t>
@@ -5962,9 +8242,13 @@
           <w:p>
             <w:pPr>
               <w:spacing w:after="0" w:line="240" w:lineRule="auto"/>
-            </w:pPr>
-            <w:r>
-              <w:rPr>
+              <w:rPr>
+                <w:rFonts w:hint="eastAsia" w:ascii="Menlo" w:hAnsi="Menlo" w:eastAsia="微软雅黑" w:cs="微软雅黑"/>
+              </w:rPr>
+            </w:pPr>
+            <w:r>
+              <w:rPr>
+                <w:rFonts w:hint="eastAsia" w:ascii="Menlo" w:hAnsi="Menlo" w:eastAsia="微软雅黑" w:cs="微软雅黑"/>
                 <w:b/>
               </w:rPr>
               <w:t>说明</w:t>
@@ -5980,8 +8264,14 @@
           <w:p>
             <w:pPr>
               <w:spacing w:after="0" w:line="240" w:lineRule="auto"/>
-            </w:pPr>
-            <w:r>
+              <w:rPr>
+                <w:rFonts w:hint="eastAsia" w:ascii="Menlo" w:hAnsi="Menlo" w:eastAsia="微软雅黑" w:cs="微软雅黑"/>
+              </w:rPr>
+            </w:pPr>
+            <w:r>
+              <w:rPr>
+                <w:rFonts w:hint="eastAsia" w:ascii="Menlo" w:hAnsi="Menlo" w:eastAsia="微软雅黑" w:cs="微软雅黑"/>
+              </w:rPr>
               <w:t>绿灯</w:t>
             </w:r>
           </w:p>
@@ -5993,8 +8283,14 @@
           <w:p>
             <w:pPr>
               <w:spacing w:after="0" w:line="240" w:lineRule="auto"/>
-            </w:pPr>
-            <w:r>
+              <w:rPr>
+                <w:rFonts w:hint="eastAsia" w:ascii="Menlo" w:hAnsi="Menlo" w:eastAsia="微软雅黑" w:cs="微软雅黑"/>
+              </w:rPr>
+            </w:pPr>
+            <w:r>
+              <w:rPr>
+                <w:rFonts w:hint="eastAsia" w:ascii="Menlo" w:hAnsi="Menlo" w:eastAsia="微软雅黑" w:cs="微软雅黑"/>
+              </w:rPr>
               <w:t>10000 + 4×(n-1)</w:t>
             </w:r>
           </w:p>
@@ -6006,8 +8302,14 @@
           <w:p>
             <w:pPr>
               <w:spacing w:after="0" w:line="240" w:lineRule="auto"/>
-            </w:pPr>
-            <w:r>
+              <w:rPr>
+                <w:rFonts w:hint="eastAsia" w:ascii="Menlo" w:hAnsi="Menlo" w:eastAsia="微软雅黑" w:cs="微软雅黑"/>
+              </w:rPr>
+            </w:pPr>
+            <w:r>
+              <w:rPr>
+                <w:rFonts w:hint="eastAsia" w:ascii="Menlo" w:hAnsi="Menlo" w:eastAsia="微软雅黑" w:cs="微软雅黑"/>
+              </w:rPr>
               <w:t>1=亮</w:t>
             </w:r>
           </w:p>
@@ -6021,8 +8323,14 @@
           <w:p>
             <w:pPr>
               <w:spacing w:after="0" w:line="240" w:lineRule="auto"/>
-            </w:pPr>
-            <w:r>
+              <w:rPr>
+                <w:rFonts w:hint="eastAsia" w:ascii="Menlo" w:hAnsi="Menlo" w:eastAsia="微软雅黑" w:cs="微软雅黑"/>
+              </w:rPr>
+            </w:pPr>
+            <w:r>
+              <w:rPr>
+                <w:rFonts w:hint="eastAsia" w:ascii="Menlo" w:hAnsi="Menlo" w:eastAsia="微软雅黑" w:cs="微软雅黑"/>
+              </w:rPr>
               <w:t>红灯</w:t>
             </w:r>
           </w:p>
@@ -6034,8 +8342,14 @@
           <w:p>
             <w:pPr>
               <w:spacing w:after="0" w:line="240" w:lineRule="auto"/>
-            </w:pPr>
-            <w:r>
+              <w:rPr>
+                <w:rFonts w:hint="eastAsia" w:ascii="Menlo" w:hAnsi="Menlo" w:eastAsia="微软雅黑" w:cs="微软雅黑"/>
+              </w:rPr>
+            </w:pPr>
+            <w:r>
+              <w:rPr>
+                <w:rFonts w:hint="eastAsia" w:ascii="Menlo" w:hAnsi="Menlo" w:eastAsia="微软雅黑" w:cs="微软雅黑"/>
+              </w:rPr>
               <w:t>10000 + 4×(n-1) + 1</w:t>
             </w:r>
           </w:p>
@@ -6047,8 +8361,14 @@
           <w:p>
             <w:pPr>
               <w:spacing w:after="0" w:line="240" w:lineRule="auto"/>
-            </w:pPr>
-            <w:r>
+              <w:rPr>
+                <w:rFonts w:hint="eastAsia" w:ascii="Menlo" w:hAnsi="Menlo" w:eastAsia="微软雅黑" w:cs="微软雅黑"/>
+              </w:rPr>
+            </w:pPr>
+            <w:r>
+              <w:rPr>
+                <w:rFonts w:hint="eastAsia" w:ascii="Menlo" w:hAnsi="Menlo" w:eastAsia="微软雅黑" w:cs="微软雅黑"/>
+              </w:rPr>
               <w:t>1=亮</w:t>
             </w:r>
           </w:p>
@@ -6062,8 +8382,14 @@
           <w:p>
             <w:pPr>
               <w:spacing w:after="0" w:line="240" w:lineRule="auto"/>
-            </w:pPr>
-            <w:r>
+              <w:rPr>
+                <w:rFonts w:hint="eastAsia" w:ascii="Menlo" w:hAnsi="Menlo" w:eastAsia="微软雅黑" w:cs="微软雅黑"/>
+              </w:rPr>
+            </w:pPr>
+            <w:r>
+              <w:rPr>
+                <w:rFonts w:hint="eastAsia" w:ascii="Menlo" w:hAnsi="Menlo" w:eastAsia="微软雅黑" w:cs="微软雅黑"/>
+              </w:rPr>
               <w:t>蓝灯</w:t>
             </w:r>
           </w:p>
@@ -6075,8 +8401,14 @@
           <w:p>
             <w:pPr>
               <w:spacing w:after="0" w:line="240" w:lineRule="auto"/>
-            </w:pPr>
-            <w:r>
+              <w:rPr>
+                <w:rFonts w:hint="eastAsia" w:ascii="Menlo" w:hAnsi="Menlo" w:eastAsia="微软雅黑" w:cs="微软雅黑"/>
+              </w:rPr>
+            </w:pPr>
+            <w:r>
+              <w:rPr>
+                <w:rFonts w:hint="eastAsia" w:ascii="Menlo" w:hAnsi="Menlo" w:eastAsia="微软雅黑" w:cs="微软雅黑"/>
+              </w:rPr>
               <w:t>10000 + 4×(n-1) + 2</w:t>
             </w:r>
           </w:p>
@@ -6088,8 +8420,14 @@
           <w:p>
             <w:pPr>
               <w:spacing w:after="0" w:line="240" w:lineRule="auto"/>
-            </w:pPr>
-            <w:r>
+              <w:rPr>
+                <w:rFonts w:hint="eastAsia" w:ascii="Menlo" w:hAnsi="Menlo" w:eastAsia="微软雅黑" w:cs="微软雅黑"/>
+              </w:rPr>
+            </w:pPr>
+            <w:r>
+              <w:rPr>
+                <w:rFonts w:hint="eastAsia" w:ascii="Menlo" w:hAnsi="Menlo" w:eastAsia="微软雅黑" w:cs="微软雅黑"/>
+              </w:rPr>
               <w:t>1=亮</w:t>
             </w:r>
           </w:p>
@@ -6103,8 +8441,14 @@
           <w:p>
             <w:pPr>
               <w:spacing w:after="0" w:line="240" w:lineRule="auto"/>
-            </w:pPr>
-            <w:r>
+              <w:rPr>
+                <w:rFonts w:hint="eastAsia" w:ascii="Menlo" w:hAnsi="Menlo" w:eastAsia="微软雅黑" w:cs="微软雅黑"/>
+              </w:rPr>
+            </w:pPr>
+            <w:r>
+              <w:rPr>
+                <w:rFonts w:hint="eastAsia" w:ascii="Menlo" w:hAnsi="Menlo" w:eastAsia="微软雅黑" w:cs="微软雅黑"/>
+              </w:rPr>
               <w:t>控制位</w:t>
             </w:r>
           </w:p>
@@ -6116,8 +8460,14 @@
           <w:p>
             <w:pPr>
               <w:spacing w:after="0" w:line="240" w:lineRule="auto"/>
-            </w:pPr>
-            <w:r>
+              <w:rPr>
+                <w:rFonts w:hint="eastAsia" w:ascii="Menlo" w:hAnsi="Menlo" w:eastAsia="微软雅黑" w:cs="微软雅黑"/>
+              </w:rPr>
+            </w:pPr>
+            <w:r>
+              <w:rPr>
+                <w:rFonts w:hint="eastAsia" w:ascii="Menlo" w:hAnsi="Menlo" w:eastAsia="微软雅黑" w:cs="微软雅黑"/>
+              </w:rPr>
               <w:t>10000 + 4×(n-1) + 3</w:t>
             </w:r>
           </w:p>
@@ -6129,8 +8479,14 @@
           <w:p>
             <w:pPr>
               <w:spacing w:after="0" w:line="240" w:lineRule="auto"/>
-            </w:pPr>
-            <w:r>
+              <w:rPr>
+                <w:rFonts w:hint="eastAsia" w:ascii="Menlo" w:hAnsi="Menlo" w:eastAsia="微软雅黑" w:cs="微软雅黑"/>
+              </w:rPr>
+            </w:pPr>
+            <w:r>
+              <w:rPr>
+                <w:rFonts w:hint="eastAsia" w:ascii="Menlo" w:hAnsi="Menlo" w:eastAsia="微软雅黑" w:cs="微软雅黑"/>
+              </w:rPr>
               <w:t>1=本次修改生效</w:t>
             </w:r>
           </w:p>
@@ -6140,93 +8496,56 @@
     <w:p>
       <w:pPr>
         <w:pStyle w:val="4"/>
+        <w:rPr>
+          <w:rFonts w:hint="eastAsia" w:ascii="Menlo" w:hAnsi="Menlo" w:eastAsia="微软雅黑" w:cs="微软雅黑"/>
+        </w:rPr>
       </w:pPr>
-      <w:r>
-        <w:t>七、常见问题</w:t>
-      </w:r>
-    </w:p>
-    <w:p>
-      <w:r>
-        <w:rPr>
-          <w:b/>
-        </w:rPr>
-        <w:t>Q: 调试页面和生产系统的 LED 服务会冲突吗？A: 不会。调试器使用独立的 Modbus TCP 连接。生产系统的 LED 服务不受影响。</w:t>
-      </w:r>
-    </w:p>
-    <w:p>
-      <w:r>
-        <w:rPr>
-          <w:rFonts w:ascii="Courier New" w:hAnsi="Courier New"/>
-          <w:b/>
-        </w:rPr>
-        <w:t>Q: 连上后为什么灯板列表是空的？A: 主控板需要配置灯板数量。写寄存器60108= A面灯板数，60109= B面灯板数。配置后点击"保存配置"并"复位主控板"生效。</w:t>
-      </w:r>
-    </w:p>
-    <w:p>
-      <w:r>
-        <w:rPr>
-          <w:b/>
-        </w:rPr>
-        <w:t>Q: 点击"校准"后灯板没反应？A: 校准命令发送成功后，灯板需要几秒钟完成校准。可以查看 AD 采样值确认校准是否完成——校准后的 AD 值应该稳定。</w:t>
-      </w:r>
-    </w:p>
-    <w:p>
-      <w:r>
-        <w:rPr>
-          <w:b/>
-        </w:rPr>
-        <w:t>Q: 如何确认某块灯板的物理位置对应页面上的哪个储位？A: 使用"LED 测试序列"功能，灯板上的 LED 会依次点亮，逐个核对即可。</w:t>
-      </w:r>
-    </w:p>
-    <w:p>
-      <w:r>
-        <w:rPr>
-          <w:b/>
-        </w:rPr>
-        <w:t>Q: 日志窗口的内容能保存吗？A: 当前日志存储在内存中，页面刷新后日志会清空。如需保存，可手动复制日志内容。</w:t>
-      </w:r>
-    </w:p>
-    <w:p>
-      <w:r>
-        <w:rPr>
-          <w:b/>
-        </w:rPr>
-        <w:t>Q: 调试过程中断网了怎么办？A: 点击"连接"按钮重新连接。之前连接状态下加载的数据可能需要手动刷新。</w:t>
-      </w:r>
-    </w:p>
-    <w:p>
-      <w:r>
-        <w:rPr>
-          <w:rFonts w:ascii="Courier New" w:hAnsi="Courier New"/>
-          <w:b/>
-        </w:rPr>
-        <w:t>Q: 寄存器浏览器写入后没生效？A: 部分配置寄存器写入后需要执行"保存配置"（写60121 = 0x0001）并"复位主控板"（写60121 = 0x0005）才能生效。</w:t>
-      </w:r>
-    </w:p>
-    <w:p>
-      <w:r>
-        <w:br w:type="page"/>
-      </w:r>
     </w:p>
     <w:p>
       <w:pPr>
         <w:pStyle w:val="4"/>
+        <w:rPr>
+          <w:rFonts w:hint="eastAsia" w:ascii="Menlo" w:hAnsi="Menlo" w:eastAsia="微软雅黑" w:cs="微软雅黑"/>
+        </w:rPr>
       </w:pPr>
       <w:r>
+        <w:rPr>
+          <w:rFonts w:hint="eastAsia" w:ascii="Menlo" w:hAnsi="Menlo" w:eastAsia="微软雅黑" w:cs="微软雅黑"/>
+        </w:rPr>
         <w:t>附录：诊断流程图</w:t>
       </w:r>
     </w:p>
     <w:p>
       <w:pPr>
         <w:pStyle w:val="5"/>
+        <w:rPr>
+          <w:rFonts w:hint="eastAsia" w:ascii="Menlo" w:hAnsi="Menlo" w:eastAsia="微软雅黑" w:cs="微软雅黑"/>
+        </w:rPr>
       </w:pPr>
       <w:r>
+        <w:rPr>
+          <w:rFonts w:hint="eastAsia" w:ascii="Menlo" w:hAnsi="Menlo" w:eastAsia="微软雅黑" w:cs="微软雅黑"/>
+        </w:rPr>
         <w:t>灯板故障排查</w:t>
       </w:r>
     </w:p>
-    <w:p/>
     <w:p>
+      <w:pPr>
+        <w:rPr>
+          <w:rFonts w:hint="eastAsia" w:ascii="Menlo" w:hAnsi="Menlo" w:eastAsia="微软雅黑" w:cs="微软雅黑"/>
+        </w:rPr>
+      </w:pPr>
+    </w:p>
+    <w:p>
+      <w:pPr>
+        <w:rPr>
+          <w:rFonts w:hint="eastAsia" w:ascii="Menlo" w:hAnsi="Menlo" w:eastAsia="微软雅黑" w:cs="微软雅黑"/>
+        </w:rPr>
+      </w:pPr>
       <w:r>
+        <w:rPr>
+          <w:rFonts w:hint="eastAsia" w:ascii="Menlo" w:hAnsi="Menlo" w:eastAsia="微软雅黑" w:cs="微软雅黑"/>
+        </w:rPr>
         <w:drawing>
           <wp:inline distT="0" distB="0" distL="114300" distR="114300">
             <wp:extent cx="5483225" cy="6391910"/>
@@ -6245,7 +8564,7 @@
                     </pic:cNvPicPr>
                   </pic:nvPicPr>
                   <pic:blipFill>
-                    <a:blip r:embed="rId7"/>
+                    <a:blip r:embed="rId8"/>
                     <a:stretch>
                       <a:fillRect/>
                     </a:stretch>
@@ -6273,19 +8592,27 @@
     <w:p>
       <w:pPr>
         <w:pStyle w:val="5"/>
+        <w:rPr>
+          <w:rFonts w:hint="eastAsia" w:ascii="Menlo" w:hAnsi="Menlo" w:eastAsia="微软雅黑" w:cs="微软雅黑"/>
+        </w:rPr>
       </w:pPr>
       <w:r>
+        <w:rPr>
+          <w:rFonts w:hint="eastAsia" w:ascii="Menlo" w:hAnsi="Menlo" w:eastAsia="微软雅黑" w:cs="微软雅黑"/>
+        </w:rPr>
         <w:t>主控板故障排查</w:t>
       </w:r>
     </w:p>
     <w:p>
       <w:pPr>
         <w:rPr>
-          <w:rFonts w:hint="eastAsia" w:eastAsia="微软雅黑"/>
-          <w:lang w:eastAsia="zh-CN"/>
+          <w:rFonts w:hint="eastAsia" w:ascii="Menlo" w:hAnsi="Menlo" w:eastAsia="微软雅黑" w:cs="微软雅黑"/>
         </w:rPr>
       </w:pPr>
       <w:r>
+        <w:rPr>
+          <w:rFonts w:hint="eastAsia" w:ascii="Menlo" w:hAnsi="Menlo" w:eastAsia="微软雅黑" w:cs="微软雅黑"/>
+        </w:rPr>
         <w:drawing>
           <wp:inline distT="0" distB="0" distL="114300" distR="114300">
             <wp:extent cx="3376930" cy="7771130"/>
@@ -6304,7 +8631,7 @@
                     </pic:cNvPicPr>
                   </pic:nvPicPr>
                   <pic:blipFill>
-                    <a:blip r:embed="rId8"/>
+                    <a:blip r:embed="rId9"/>
                     <a:stretch>
                       <a:fillRect/>
                     </a:stretch>
@@ -6329,17 +8656,7 @@
         </w:drawing>
       </w:r>
     </w:p>
-    <w:p>
-      <w:r>
-        <w:t>详细协议定义请参考智能料架_通信协议规范。</w:t>
-      </w:r>
-      <w:r>
-        <w:br w:type="textWrapping"/>
-      </w:r>
-      <w:r>
-        <w:t>硬件规格请参考设备数据手册。</w:t>
-      </w:r>
-    </w:p>
+    <w:bookmarkEnd w:id="0"/>
     <w:sectPr>
       <w:pgSz w:w="12240" w:h="15840"/>
       <w:pgMar w:top="1440" w:right="1800" w:bottom="1440" w:left="1800" w:header="720" w:footer="720" w:gutter="0"/>
@@ -6545,7 +8862,7 @@
   <w:docDefaults>
     <w:rPrDefault>
       <w:rPr>
-        <w:rFonts w:asciiTheme="minorHAnsi" w:hAnsiTheme="minorHAnsi" w:eastAsiaTheme="minorEastAsia" w:cstheme="minorBidi"/>
+        <w:rFonts w:ascii="Times New Roman" w:hAnsi="Times New Roman" w:eastAsia="宋体" w:cs="Times New Roman"/>
       </w:rPr>
     </w:rPrDefault>
     <w:pPrDefault/>
@@ -19576,7 +21893,7 @@
 </file>
 
 <file path=customXml/item1.xml><?xml version="1.0" encoding="utf-8"?>
-<b:Sources xmlns="http://schemas.openxmlformats.org/officeDocument/2006/bibliography" xmlns:b="http://schemas.openxmlformats.org/officeDocument/2006/bibliography" SelectedStyle="/APA.XSL" StyleName="APA"/>
+<b:Sources xmlns:b="http://schemas.openxmlformats.org/officeDocument/2006/bibliography" xmlns="http://schemas.openxmlformats.org/officeDocument/2006/bibliography" SelectedStyle="/APA.XSL" StyleName="APA"/>
 </file>
 
 <file path=customXml/itemProps1.xml><?xml version="1.0" encoding="utf-8"?>
